--- a/Vaidoto/Notes.DOCX
+++ b/Vaidoto/Notes.DOCX
@@ -1,6 +1,6 @@
 
 <file path=word/document.xml><?xml version="1.0" encoding="utf-8"?>
-<w:document xmlns:wpc="http://schemas.microsoft.com/office/word/2010/wordprocessingCanvas" xmlns:cx="http://schemas.microsoft.com/office/drawing/2014/chartex" xmlns:cx1="http://schemas.microsoft.com/office/drawing/2015/9/8/chartex" xmlns:cx2="http://schemas.microsoft.com/office/drawing/2015/10/21/chartex" xmlns:cx3="http://schemas.microsoft.com/office/drawing/2016/5/9/chartex" xmlns:cx4="http://schemas.microsoft.com/office/drawing/2016/5/10/chartex" xmlns:cx5="http://schemas.microsoft.com/office/drawing/2016/5/11/chartex" xmlns:cx6="http://schemas.microsoft.com/office/drawing/2016/5/12/chartex" xmlns:cx7="http://schemas.microsoft.com/office/drawing/2016/5/13/chartex" xmlns:cx8="http://schemas.microsoft.com/office/drawing/2016/5/14/chartex" xmlns:mc="http://schemas.openxmlformats.org/markup-compatibility/2006" xmlns:aink="http://schemas.microsoft.com/office/drawing/2016/ink" xmlns:am3d="http://schemas.microsoft.com/office/drawing/2017/model3d" xmlns:o="urn:schemas-microsoft-com:office:office" xmlns:oel="http://schemas.microsoft.com/office/2019/extlst" xmlns:r="http://schemas.openxmlformats.org/officeDocument/2006/relationships" xmlns:m="http://schemas.openxmlformats.org/officeDocument/2006/math" xmlns:v="urn:schemas-microsoft-com:vml" xmlns:wp14="http://schemas.microsoft.com/office/word/2010/wordprocessingDrawing" xmlns:wp="http://schemas.openxmlformats.org/drawingml/2006/wordprocessingDrawing" xmlns:w10="urn:schemas-microsoft-com:office:word" xmlns:w="http://schemas.openxmlformats.org/wordprocessingml/2006/main" xmlns:w14="http://schemas.microsoft.com/office/word/2010/wordml" xmlns:w15="http://schemas.microsoft.com/office/word/2012/wordml" xmlns:w16cex="http://schemas.microsoft.com/office/word/2018/wordml/cex" xmlns:w16cid="http://schemas.microsoft.com/office/word/2016/wordml/cid" xmlns:w16="http://schemas.microsoft.com/office/word/2018/wordml" xmlns:w16du="http://schemas.microsoft.com/office/word/2023/wordml/word16du" xmlns:w16sdtdh="http://schemas.microsoft.com/office/word/2020/wordml/sdtdatahash" xmlns:w16sdtfl="http://schemas.microsoft.com/office/word/2024/wordml/sdtformatlock" xmlns:w16se="http://schemas.microsoft.com/office/word/2015/wordml/symex" xmlns:wpg="http://schemas.microsoft.com/office/word/2010/wordprocessingGroup" xmlns:wpi="http://schemas.microsoft.com/office/word/2010/wordprocessingInk" xmlns:wne="http://schemas.microsoft.com/office/word/2006/wordml" xmlns:wps="http://schemas.microsoft.com/office/word/2010/wordprocessingShape" mc:Ignorable="w14 w15 w16se w16cid w16 w16cex w16sdtdh w16sdtfl w16du wp14">
+<w:document xmlns:wpc="http://schemas.microsoft.com/office/word/2010/wordprocessingCanvas" xmlns:cx="http://schemas.microsoft.com/office/drawing/2014/chartex" xmlns:cx1="http://schemas.microsoft.com/office/drawing/2015/9/8/chartex" xmlns:cx2="http://schemas.microsoft.com/office/drawing/2015/10/21/chartex" xmlns:cx3="http://schemas.microsoft.com/office/drawing/2016/5/9/chartex" xmlns:cx4="http://schemas.microsoft.com/office/drawing/2016/5/10/chartex" xmlns:cx5="http://schemas.microsoft.com/office/drawing/2016/5/11/chartex" xmlns:cx6="http://schemas.microsoft.com/office/drawing/2016/5/12/chartex" xmlns:cx7="http://schemas.microsoft.com/office/drawing/2016/5/13/chartex" xmlns:cx8="http://schemas.microsoft.com/office/drawing/2016/5/14/chartex" xmlns:mc="http://schemas.openxmlformats.org/markup-compatibility/2006" xmlns:aink="http://schemas.microsoft.com/office/drawing/2016/ink" xmlns:am3d="http://schemas.microsoft.com/office/drawing/2017/model3d" xmlns:o="urn:schemas-microsoft-com:office:office" xmlns:r="http://schemas.openxmlformats.org/officeDocument/2006/relationships" xmlns:m="http://schemas.openxmlformats.org/officeDocument/2006/math" xmlns:v="urn:schemas-microsoft-com:vml" xmlns:wp14="http://schemas.microsoft.com/office/word/2010/wordprocessingDrawing" xmlns:wp="http://schemas.openxmlformats.org/drawingml/2006/wordprocessingDrawing" xmlns:w10="urn:schemas-microsoft-com:office:word" xmlns:w="http://schemas.openxmlformats.org/wordprocessingml/2006/main" xmlns:w14="http://schemas.microsoft.com/office/word/2010/wordml" xmlns:w15="http://schemas.microsoft.com/office/word/2012/wordml" xmlns:w16cex="http://schemas.microsoft.com/office/word/2018/wordml/cex" xmlns:w16cid="http://schemas.microsoft.com/office/word/2016/wordml/cid" xmlns:w16="http://schemas.microsoft.com/office/word/2018/wordml" xmlns:w16sdtdh="http://schemas.microsoft.com/office/word/2020/wordml/sdtdatahash" xmlns:w16se="http://schemas.microsoft.com/office/word/2015/wordml/symex" xmlns:wpg="http://schemas.microsoft.com/office/word/2010/wordprocessingGroup" xmlns:wpi="http://schemas.microsoft.com/office/word/2010/wordprocessingInk" xmlns:wne="http://schemas.microsoft.com/office/word/2006/wordml" xmlns:wps="http://schemas.microsoft.com/office/word/2010/wordprocessingShape" mc:Ignorable="w14 w15 w16se w16cid w16 w16cex w16sdtdh wp14">
   <w:body>
     <w:p>
       <w:pPr>
@@ -377,6 +377,130 @@
         <w:t>it is possibly too complicated for my needs. As I will have fixed amount of unchangeable items, which the player either have or not. I decided to try to have a simple script with a list of booleans to track what the player has at the moment.</w:t>
       </w:r>
     </w:p>
+    <w:p/>
+    <w:p>
+      <w:pPr>
+        <w:rPr>
+          <w:lang w:val="en-US"/>
+        </w:rPr>
+      </w:pPr>
+      <w:r>
+        <w:rPr>
+          <w:lang w:val="en-US"/>
+        </w:rPr>
+        <w:t>List of items</w:t>
+      </w:r>
+    </w:p>
+    <w:p>
+      <w:pPr>
+        <w:pStyle w:val="ListParagraph"/>
+        <w:numPr>
+          <w:ilvl w:val="0"/>
+          <w:numId w:val="2"/>
+        </w:numPr>
+        <w:rPr>
+          <w:lang w:val="en-US"/>
+        </w:rPr>
+      </w:pPr>
+      <w:r>
+        <w:rPr>
+          <w:lang w:val="en-US"/>
+        </w:rPr>
+        <w:t>Axe</w:t>
+      </w:r>
+    </w:p>
+    <w:p>
+      <w:pPr>
+        <w:pStyle w:val="ListParagraph"/>
+        <w:numPr>
+          <w:ilvl w:val="0"/>
+          <w:numId w:val="2"/>
+        </w:numPr>
+        <w:rPr>
+          <w:lang w:val="en-US"/>
+        </w:rPr>
+      </w:pPr>
+      <w:r>
+        <w:rPr>
+          <w:lang w:val="en-US"/>
+        </w:rPr>
+        <w:t>Tinder Box</w:t>
+      </w:r>
+    </w:p>
+    <w:p>
+      <w:pPr>
+        <w:pStyle w:val="ListParagraph"/>
+        <w:numPr>
+          <w:ilvl w:val="0"/>
+          <w:numId w:val="2"/>
+        </w:numPr>
+        <w:rPr>
+          <w:lang w:val="en-US"/>
+        </w:rPr>
+      </w:pPr>
+      <w:r>
+        <w:rPr>
+          <w:lang w:val="en-US"/>
+        </w:rPr>
+        <w:t>Shovel</w:t>
+      </w:r>
+    </w:p>
+    <w:p>
+      <w:pPr>
+        <w:pStyle w:val="ListParagraph"/>
+        <w:numPr>
+          <w:ilvl w:val="0"/>
+          <w:numId w:val="2"/>
+        </w:numPr>
+        <w:rPr>
+          <w:lang w:val="en-US"/>
+        </w:rPr>
+      </w:pPr>
+      <w:r>
+        <w:rPr>
+          <w:lang w:val="en-US"/>
+        </w:rPr>
+        <w:t>Rope</w:t>
+      </w:r>
+    </w:p>
+    <w:p>
+      <w:pPr>
+        <w:pStyle w:val="ListParagraph"/>
+        <w:numPr>
+          <w:ilvl w:val="0"/>
+          <w:numId w:val="2"/>
+        </w:numPr>
+        <w:rPr>
+          <w:lang w:val="en-US"/>
+        </w:rPr>
+      </w:pPr>
+      <w:r>
+        <w:rPr>
+          <w:lang w:val="en-US"/>
+        </w:rPr>
+        <w:t>Crowbar</w:t>
+      </w:r>
+    </w:p>
+    <w:p>
+      <w:pPr>
+        <w:rPr>
+          <w:lang w:val="en-US"/>
+        </w:rPr>
+      </w:pPr>
+    </w:p>
+    <w:p>
+      <w:pPr>
+        <w:rPr>
+          <w:lang w:val="en-US"/>
+        </w:rPr>
+      </w:pPr>
+      <w:r>
+        <w:rPr>
+          <w:lang w:val="en-US"/>
+        </w:rPr>
+        <w:t>For faster start of flashing some rooms, I copied them from Synty demo scene. Now will try to edit it for my need.</w:t>
+      </w:r>
+    </w:p>
     <w:p>
       <w:r>
         <w:t>TODO</w:t>
@@ -475,6 +599,7 @@
         </w:numPr>
       </w:pPr>
       <w:r>
+        <w:lastRenderedPageBreak/>
         <w:t>Crystals in the tunnel (elsewhere) for light.</w:t>
       </w:r>
     </w:p>
@@ -489,8 +614,121 @@
 </file>
 
 <file path=word/numbering.xml><?xml version="1.0" encoding="utf-8"?>
-<w:numbering xmlns:wpc="http://schemas.microsoft.com/office/word/2010/wordprocessingCanvas" xmlns:cx="http://schemas.microsoft.com/office/drawing/2014/chartex" xmlns:cx1="http://schemas.microsoft.com/office/drawing/2015/9/8/chartex" xmlns:cx2="http://schemas.microsoft.com/office/drawing/2015/10/21/chartex" xmlns:cx3="http://schemas.microsoft.com/office/drawing/2016/5/9/chartex" xmlns:cx4="http://schemas.microsoft.com/office/drawing/2016/5/10/chartex" xmlns:cx5="http://schemas.microsoft.com/office/drawing/2016/5/11/chartex" xmlns:cx6="http://schemas.microsoft.com/office/drawing/2016/5/12/chartex" xmlns:cx7="http://schemas.microsoft.com/office/drawing/2016/5/13/chartex" xmlns:cx8="http://schemas.microsoft.com/office/drawing/2016/5/14/chartex" xmlns:mc="http://schemas.openxmlformats.org/markup-compatibility/2006" xmlns:aink="http://schemas.microsoft.com/office/drawing/2016/ink" xmlns:am3d="http://schemas.microsoft.com/office/drawing/2017/model3d" xmlns:o="urn:schemas-microsoft-com:office:office" xmlns:oel="http://schemas.microsoft.com/office/2019/extlst" xmlns:r="http://schemas.openxmlformats.org/officeDocument/2006/relationships" xmlns:m="http://schemas.openxmlformats.org/officeDocument/2006/math" xmlns:v="urn:schemas-microsoft-com:vml" xmlns:wp14="http://schemas.microsoft.com/office/word/2010/wordprocessingDrawing" xmlns:wp="http://schemas.openxmlformats.org/drawingml/2006/wordprocessingDrawing" xmlns:w10="urn:schemas-microsoft-com:office:word" xmlns:w="http://schemas.openxmlformats.org/wordprocessingml/2006/main" xmlns:w14="http://schemas.microsoft.com/office/word/2010/wordml" xmlns:w15="http://schemas.microsoft.com/office/word/2012/wordml" xmlns:w16cex="http://schemas.microsoft.com/office/word/2018/wordml/cex" xmlns:w16cid="http://schemas.microsoft.com/office/word/2016/wordml/cid" xmlns:w16="http://schemas.microsoft.com/office/word/2018/wordml" xmlns:w16du="http://schemas.microsoft.com/office/word/2023/wordml/word16du" xmlns:w16sdtdh="http://schemas.microsoft.com/office/word/2020/wordml/sdtdatahash" xmlns:w16sdtfl="http://schemas.microsoft.com/office/word/2024/wordml/sdtformatlock" xmlns:w16se="http://schemas.microsoft.com/office/word/2015/wordml/symex" xmlns:wpg="http://schemas.microsoft.com/office/word/2010/wordprocessingGroup" xmlns:wpi="http://schemas.microsoft.com/office/word/2010/wordprocessingInk" xmlns:wne="http://schemas.microsoft.com/office/word/2006/wordml" xmlns:wps="http://schemas.microsoft.com/office/word/2010/wordprocessingShape" mc:Ignorable="w14 w15 w16se w16cid w16 w16cex w16sdtdh w16sdtfl w16du wp14">
+<w:numbering xmlns:wpc="http://schemas.microsoft.com/office/word/2010/wordprocessingCanvas" xmlns:cx="http://schemas.microsoft.com/office/drawing/2014/chartex" xmlns:cx1="http://schemas.microsoft.com/office/drawing/2015/9/8/chartex" xmlns:cx2="http://schemas.microsoft.com/office/drawing/2015/10/21/chartex" xmlns:cx3="http://schemas.microsoft.com/office/drawing/2016/5/9/chartex" xmlns:cx4="http://schemas.microsoft.com/office/drawing/2016/5/10/chartex" xmlns:cx5="http://schemas.microsoft.com/office/drawing/2016/5/11/chartex" xmlns:cx6="http://schemas.microsoft.com/office/drawing/2016/5/12/chartex" xmlns:cx7="http://schemas.microsoft.com/office/drawing/2016/5/13/chartex" xmlns:cx8="http://schemas.microsoft.com/office/drawing/2016/5/14/chartex" xmlns:mc="http://schemas.openxmlformats.org/markup-compatibility/2006" xmlns:aink="http://schemas.microsoft.com/office/drawing/2016/ink" xmlns:am3d="http://schemas.microsoft.com/office/drawing/2017/model3d" xmlns:o="urn:schemas-microsoft-com:office:office" xmlns:r="http://schemas.openxmlformats.org/officeDocument/2006/relationships" xmlns:m="http://schemas.openxmlformats.org/officeDocument/2006/math" xmlns:v="urn:schemas-microsoft-com:vml" xmlns:wp14="http://schemas.microsoft.com/office/word/2010/wordprocessingDrawing" xmlns:wp="http://schemas.openxmlformats.org/drawingml/2006/wordprocessingDrawing" xmlns:w10="urn:schemas-microsoft-com:office:word" xmlns:w="http://schemas.openxmlformats.org/wordprocessingml/2006/main" xmlns:w14="http://schemas.microsoft.com/office/word/2010/wordml" xmlns:w15="http://schemas.microsoft.com/office/word/2012/wordml" xmlns:w16cex="http://schemas.microsoft.com/office/word/2018/wordml/cex" xmlns:w16cid="http://schemas.microsoft.com/office/word/2016/wordml/cid" xmlns:w16="http://schemas.microsoft.com/office/word/2018/wordml" xmlns:w16sdtdh="http://schemas.microsoft.com/office/word/2020/wordml/sdtdatahash" xmlns:w16se="http://schemas.microsoft.com/office/word/2015/wordml/symex" xmlns:wpg="http://schemas.microsoft.com/office/word/2010/wordprocessingGroup" xmlns:wpi="http://schemas.microsoft.com/office/word/2010/wordprocessingInk" xmlns:wne="http://schemas.microsoft.com/office/word/2006/wordml" xmlns:wps="http://schemas.microsoft.com/office/word/2010/wordprocessingShape" mc:Ignorable="w14 w15 w16se w16cid w16 w16cex w16sdtdh wp14">
   <w:abstractNum w:abstractNumId="0" w15:restartNumberingAfterBreak="0">
+    <w:nsid w:val="0E8C3620"/>
+    <w:multiLevelType w:val="hybridMultilevel"/>
+    <w:tmpl w:val="767AC08C"/>
+    <w:lvl w:ilvl="0" w:tplc="04140001">
+      <w:start w:val="1"/>
+      <w:numFmt w:val="bullet"/>
+      <w:lvlText w:val=""/>
+      <w:lvlJc w:val="left"/>
+      <w:pPr>
+        <w:ind w:left="720" w:hanging="360"/>
+      </w:pPr>
+      <w:rPr>
+        <w:rFonts w:ascii="Symbol" w:hAnsi="Symbol" w:hint="default"/>
+      </w:rPr>
+    </w:lvl>
+    <w:lvl w:ilvl="1" w:tplc="04140003" w:tentative="1">
+      <w:start w:val="1"/>
+      <w:numFmt w:val="bullet"/>
+      <w:lvlText w:val="o"/>
+      <w:lvlJc w:val="left"/>
+      <w:pPr>
+        <w:ind w:left="1440" w:hanging="360"/>
+      </w:pPr>
+      <w:rPr>
+        <w:rFonts w:ascii="Courier New" w:hAnsi="Courier New" w:cs="Courier New" w:hint="default"/>
+      </w:rPr>
+    </w:lvl>
+    <w:lvl w:ilvl="2" w:tplc="04140005" w:tentative="1">
+      <w:start w:val="1"/>
+      <w:numFmt w:val="bullet"/>
+      <w:lvlText w:val=""/>
+      <w:lvlJc w:val="left"/>
+      <w:pPr>
+        <w:ind w:left="2160" w:hanging="360"/>
+      </w:pPr>
+      <w:rPr>
+        <w:rFonts w:ascii="Wingdings" w:hAnsi="Wingdings" w:hint="default"/>
+      </w:rPr>
+    </w:lvl>
+    <w:lvl w:ilvl="3" w:tplc="04140001" w:tentative="1">
+      <w:start w:val="1"/>
+      <w:numFmt w:val="bullet"/>
+      <w:lvlText w:val=""/>
+      <w:lvlJc w:val="left"/>
+      <w:pPr>
+        <w:ind w:left="2880" w:hanging="360"/>
+      </w:pPr>
+      <w:rPr>
+        <w:rFonts w:ascii="Symbol" w:hAnsi="Symbol" w:hint="default"/>
+      </w:rPr>
+    </w:lvl>
+    <w:lvl w:ilvl="4" w:tplc="04140003" w:tentative="1">
+      <w:start w:val="1"/>
+      <w:numFmt w:val="bullet"/>
+      <w:lvlText w:val="o"/>
+      <w:lvlJc w:val="left"/>
+      <w:pPr>
+        <w:ind w:left="3600" w:hanging="360"/>
+      </w:pPr>
+      <w:rPr>
+        <w:rFonts w:ascii="Courier New" w:hAnsi="Courier New" w:cs="Courier New" w:hint="default"/>
+      </w:rPr>
+    </w:lvl>
+    <w:lvl w:ilvl="5" w:tplc="04140005" w:tentative="1">
+      <w:start w:val="1"/>
+      <w:numFmt w:val="bullet"/>
+      <w:lvlText w:val=""/>
+      <w:lvlJc w:val="left"/>
+      <w:pPr>
+        <w:ind w:left="4320" w:hanging="360"/>
+      </w:pPr>
+      <w:rPr>
+        <w:rFonts w:ascii="Wingdings" w:hAnsi="Wingdings" w:hint="default"/>
+      </w:rPr>
+    </w:lvl>
+    <w:lvl w:ilvl="6" w:tplc="04140001" w:tentative="1">
+      <w:start w:val="1"/>
+      <w:numFmt w:val="bullet"/>
+      <w:lvlText w:val=""/>
+      <w:lvlJc w:val="left"/>
+      <w:pPr>
+        <w:ind w:left="5040" w:hanging="360"/>
+      </w:pPr>
+      <w:rPr>
+        <w:rFonts w:ascii="Symbol" w:hAnsi="Symbol" w:hint="default"/>
+      </w:rPr>
+    </w:lvl>
+    <w:lvl w:ilvl="7" w:tplc="04140003" w:tentative="1">
+      <w:start w:val="1"/>
+      <w:numFmt w:val="bullet"/>
+      <w:lvlText w:val="o"/>
+      <w:lvlJc w:val="left"/>
+      <w:pPr>
+        <w:ind w:left="5760" w:hanging="360"/>
+      </w:pPr>
+      <w:rPr>
+        <w:rFonts w:ascii="Courier New" w:hAnsi="Courier New" w:cs="Courier New" w:hint="default"/>
+      </w:rPr>
+    </w:lvl>
+    <w:lvl w:ilvl="8" w:tplc="04140005" w:tentative="1">
+      <w:start w:val="1"/>
+      <w:numFmt w:val="bullet"/>
+      <w:lvlText w:val=""/>
+      <w:lvlJc w:val="left"/>
+      <w:pPr>
+        <w:ind w:left="6480" w:hanging="360"/>
+      </w:pPr>
+      <w:rPr>
+        <w:rFonts w:ascii="Wingdings" w:hAnsi="Wingdings" w:hint="default"/>
+      </w:rPr>
+    </w:lvl>
+  </w:abstractNum>
+  <w:abstractNum w:abstractNumId="1" w15:restartNumberingAfterBreak="0">
     <w:nsid w:val="4C180834"/>
     <w:multiLevelType w:val="hybridMultilevel"/>
     <w:tmpl w:val="A2CC1F18"/>
@@ -603,14 +841,17 @@
       </w:rPr>
     </w:lvl>
   </w:abstractNum>
-  <w:num w:numId="1" w16cid:durableId="78524517">
+  <w:num w:numId="1">
+    <w:abstractNumId w:val="1"/>
+  </w:num>
+  <w:num w:numId="2">
     <w:abstractNumId w:val="0"/>
   </w:num>
 </w:numbering>
 </file>
 
 <file path=word/styles.xml><?xml version="1.0" encoding="utf-8"?>
-<w:styles xmlns:mc="http://schemas.openxmlformats.org/markup-compatibility/2006" xmlns:r="http://schemas.openxmlformats.org/officeDocument/2006/relationships" xmlns:w="http://schemas.openxmlformats.org/wordprocessingml/2006/main" xmlns:w14="http://schemas.microsoft.com/office/word/2010/wordml" xmlns:w15="http://schemas.microsoft.com/office/word/2012/wordml" xmlns:w16cex="http://schemas.microsoft.com/office/word/2018/wordml/cex" xmlns:w16cid="http://schemas.microsoft.com/office/word/2016/wordml/cid" xmlns:w16="http://schemas.microsoft.com/office/word/2018/wordml" xmlns:w16du="http://schemas.microsoft.com/office/word/2023/wordml/word16du" xmlns:w16sdtdh="http://schemas.microsoft.com/office/word/2020/wordml/sdtdatahash" xmlns:w16sdtfl="http://schemas.microsoft.com/office/word/2024/wordml/sdtformatlock" xmlns:w16se="http://schemas.microsoft.com/office/word/2015/wordml/symex" mc:Ignorable="w14 w15 w16se w16cid w16 w16cex w16sdtdh w16sdtfl w16du">
+<w:styles xmlns:mc="http://schemas.openxmlformats.org/markup-compatibility/2006" xmlns:r="http://schemas.openxmlformats.org/officeDocument/2006/relationships" xmlns:w="http://schemas.openxmlformats.org/wordprocessingml/2006/main" xmlns:w14="http://schemas.microsoft.com/office/word/2010/wordml" xmlns:w15="http://schemas.microsoft.com/office/word/2012/wordml" xmlns:w16cex="http://schemas.microsoft.com/office/word/2018/wordml/cex" xmlns:w16cid="http://schemas.microsoft.com/office/word/2016/wordml/cid" xmlns:w16="http://schemas.microsoft.com/office/word/2018/wordml" xmlns:w16sdtdh="http://schemas.microsoft.com/office/word/2020/wordml/sdtdatahash" xmlns:w16se="http://schemas.microsoft.com/office/word/2015/wordml/symex" mc:Ignorable="w14 w15 w16se w16cid w16 w16cex w16sdtdh">
   <w:docDefaults>
     <w:rPrDefault>
       <w:rPr>
@@ -1211,6 +1452,7 @@
   <w:style w:type="character" w:default="1" w:styleId="DefaultParagraphFont">
     <w:name w:val="Default Paragraph Font"/>
     <w:uiPriority w:val="1"/>
+    <w:semiHidden/>
     <w:unhideWhenUsed/>
   </w:style>
   <w:style w:type="table" w:default="1" w:styleId="TableNormal">

--- a/Vaidoto/Notes.DOCX
+++ b/Vaidoto/Notes.DOCX
@@ -502,6 +502,19 @@
       </w:r>
     </w:p>
     <w:p>
+      <w:pPr>
+        <w:rPr>
+          <w:lang w:val="en-US"/>
+        </w:rPr>
+      </w:pPr>
+      <w:r>
+        <w:rPr>
+          <w:lang w:val="en-US"/>
+        </w:rPr>
+        <w:t>I need some targeting system. So a player could hover over items to pick it up or interact.</w:t>
+      </w:r>
+    </w:p>
+    <w:p>
       <w:r>
         <w:t>TODO</w:t>
       </w:r>
@@ -575,6 +588,7 @@
         </w:numPr>
       </w:pPr>
       <w:r>
+        <w:lastRenderedPageBreak/>
         <w:t>Slots for runes</w:t>
       </w:r>
     </w:p>
@@ -599,7 +613,6 @@
         </w:numPr>
       </w:pPr>
       <w:r>
-        <w:lastRenderedPageBreak/>
         <w:t>Crystals in the tunnel (elsewhere) for light.</w:t>
       </w:r>
     </w:p>

--- a/Vaidoto/Notes.DOCX
+++ b/Vaidoto/Notes.DOCX
@@ -507,11 +507,256 @@
           <w:lang w:val="en-US"/>
         </w:rPr>
       </w:pPr>
+    </w:p>
+    <w:p>
+      <w:pPr>
+        <w:rPr>
+          <w:lang w:val="en-US"/>
+        </w:rPr>
+      </w:pPr>
       <w:r>
         <w:rPr>
           <w:lang w:val="en-US"/>
         </w:rPr>
         <w:t>I need some targeting system. So a player could hover over items to pick it up or interact.</w:t>
+      </w:r>
+      <w:r>
+        <w:rPr>
+          <w:lang w:val="en-US"/>
+        </w:rPr>
+        <w:t xml:space="preserve"> I decided to try </w:t>
+      </w:r>
+      <w:r>
+        <w:rPr>
+          <w:b/>
+          <w:bCs/>
+          <w:lang w:val="en-US"/>
+        </w:rPr>
+        <w:t>Object Insights Highlighter</w:t>
+      </w:r>
+      <w:r>
+        <w:rPr>
+          <w:b/>
+          <w:bCs/>
+          <w:lang w:val="en-US"/>
+        </w:rPr>
+        <w:t xml:space="preserve"> </w:t>
+      </w:r>
+      <w:r>
+        <w:rPr>
+          <w:lang w:val="en-US"/>
+        </w:rPr>
+        <w:t>from Unity Assets store which I wanted to try for very long time.</w:t>
+      </w:r>
+    </w:p>
+    <w:p>
+      <w:pPr>
+        <w:rPr>
+          <w:lang w:val="en-US"/>
+        </w:rPr>
+      </w:pPr>
+      <w:r>
+        <w:rPr>
+          <w:lang w:val="en-US"/>
+        </w:rPr>
+        <w:lastRenderedPageBreak/>
+        <w:t>Looks like it doesn’t work just “straight out of the box”, need to find if I missed any scripts.</w:t>
+      </w:r>
+      <w:r>
+        <w:rPr>
+          <w:noProof/>
+          <w:lang w:val="en-US"/>
+        </w:rPr>
+        <w:drawing>
+          <wp:inline distT="0" distB="0" distL="0" distR="0" wp14:anchorId="19EB5904" wp14:editId="00D26848">
+            <wp:extent cx="5762625" cy="2628900"/>
+            <wp:effectExtent l="0" t="0" r="9525" b="0"/>
+            <wp:docPr id="1" name="Picture 1"/>
+            <wp:cNvGraphicFramePr>
+              <a:graphicFrameLocks xmlns:a="http://schemas.openxmlformats.org/drawingml/2006/main" noChangeAspect="1"/>
+            </wp:cNvGraphicFramePr>
+            <a:graphic xmlns:a="http://schemas.openxmlformats.org/drawingml/2006/main">
+              <a:graphicData uri="http://schemas.openxmlformats.org/drawingml/2006/picture">
+                <pic:pic xmlns:pic="http://schemas.openxmlformats.org/drawingml/2006/picture">
+                  <pic:nvPicPr>
+                    <pic:cNvPr id="0" name="Picture 1"/>
+                    <pic:cNvPicPr>
+                      <a:picLocks noChangeAspect="1" noChangeArrowheads="1"/>
+                    </pic:cNvPicPr>
+                  </pic:nvPicPr>
+                  <pic:blipFill>
+                    <a:blip r:embed="rId11">
+                      <a:extLst>
+                        <a:ext uri="{28A0092B-C50C-407E-A947-70E740481C1C}">
+                          <a14:useLocalDpi xmlns:a14="http://schemas.microsoft.com/office/drawing/2010/main" val="0"/>
+                        </a:ext>
+                      </a:extLst>
+                    </a:blip>
+                    <a:srcRect/>
+                    <a:stretch>
+                      <a:fillRect/>
+                    </a:stretch>
+                  </pic:blipFill>
+                  <pic:spPr bwMode="auto">
+                    <a:xfrm>
+                      <a:off x="0" y="0"/>
+                      <a:ext cx="5762625" cy="2628900"/>
+                    </a:xfrm>
+                    <a:prstGeom prst="rect">
+                      <a:avLst/>
+                    </a:prstGeom>
+                    <a:noFill/>
+                    <a:ln>
+                      <a:noFill/>
+                    </a:ln>
+                  </pic:spPr>
+                </pic:pic>
+              </a:graphicData>
+            </a:graphic>
+          </wp:inline>
+        </w:drawing>
+      </w:r>
+    </w:p>
+    <w:p>
+      <w:pPr>
+        <w:rPr>
+          <w:lang w:val="en-US"/>
+        </w:rPr>
+      </w:pPr>
+      <w:r>
+        <w:rPr>
+          <w:lang w:val="en-US"/>
+        </w:rPr>
+        <w:t>Yes, there was a script with raycast for camera. It still doesn’t work for interactive object detail popup.</w:t>
+      </w:r>
+      <w:r>
+        <w:rPr>
+          <w:lang w:val="en-US"/>
+        </w:rPr>
+        <w:t xml:space="preserve"> I missed to assign a button from drop down menu. Now everything works. And hopefully I have working raycast for other kind of interactions.</w:t>
+      </w:r>
+      <w:r>
+        <w:rPr>
+          <w:lang w:val="en-US"/>
+        </w:rPr>
+        <w:br/>
+      </w:r>
+      <w:r>
+        <w:rPr>
+          <w:noProof/>
+          <w:lang w:val="en-US"/>
+        </w:rPr>
+        <w:drawing>
+          <wp:inline distT="0" distB="0" distL="0" distR="0" wp14:anchorId="31068743" wp14:editId="526AF101">
+            <wp:extent cx="5743575" cy="2114550"/>
+            <wp:effectExtent l="0" t="0" r="9525" b="0"/>
+            <wp:docPr id="2" name="Picture 2"/>
+            <wp:cNvGraphicFramePr>
+              <a:graphicFrameLocks xmlns:a="http://schemas.openxmlformats.org/drawingml/2006/main" noChangeAspect="1"/>
+            </wp:cNvGraphicFramePr>
+            <a:graphic xmlns:a="http://schemas.openxmlformats.org/drawingml/2006/main">
+              <a:graphicData uri="http://schemas.openxmlformats.org/drawingml/2006/picture">
+                <pic:pic xmlns:pic="http://schemas.openxmlformats.org/drawingml/2006/picture">
+                  <pic:nvPicPr>
+                    <pic:cNvPr id="0" name="Picture 2"/>
+                    <pic:cNvPicPr>
+                      <a:picLocks noChangeAspect="1" noChangeArrowheads="1"/>
+                    </pic:cNvPicPr>
+                  </pic:nvPicPr>
+                  <pic:blipFill>
+                    <a:blip r:embed="rId12">
+                      <a:extLst>
+                        <a:ext uri="{28A0092B-C50C-407E-A947-70E740481C1C}">
+                          <a14:useLocalDpi xmlns:a14="http://schemas.microsoft.com/office/drawing/2010/main" val="0"/>
+                        </a:ext>
+                      </a:extLst>
+                    </a:blip>
+                    <a:srcRect/>
+                    <a:stretch>
+                      <a:fillRect/>
+                    </a:stretch>
+                  </pic:blipFill>
+                  <pic:spPr bwMode="auto">
+                    <a:xfrm>
+                      <a:off x="0" y="0"/>
+                      <a:ext cx="5743575" cy="2114550"/>
+                    </a:xfrm>
+                    <a:prstGeom prst="rect">
+                      <a:avLst/>
+                    </a:prstGeom>
+                    <a:noFill/>
+                    <a:ln>
+                      <a:noFill/>
+                    </a:ln>
+                  </pic:spPr>
+                </pic:pic>
+              </a:graphicData>
+            </a:graphic>
+          </wp:inline>
+        </w:drawing>
+      </w:r>
+    </w:p>
+    <w:p>
+      <w:pPr>
+        <w:rPr>
+          <w:lang w:val="en-US"/>
+        </w:rPr>
+      </w:pPr>
+    </w:p>
+    <w:p>
+      <w:pPr>
+        <w:rPr>
+          <w:lang w:val="en-US"/>
+        </w:rPr>
+      </w:pPr>
+      <w:r>
+        <w:rPr>
+          <w:lang w:val="en-US"/>
+        </w:rPr>
+        <w:t>I need some teleportation system, preferably with choice of swapping destinations.</w:t>
+      </w:r>
+      <w:r>
+        <w:rPr>
+          <w:lang w:val="en-US"/>
+        </w:rPr>
+        <w:t xml:space="preserve"> After long search I found a tutorial </w:t>
+      </w:r>
+      <w:r>
+        <w:rPr>
+          <w:b/>
+          <w:bCs/>
+          <w:lang w:val="en-US"/>
+        </w:rPr>
+        <w:t>Creating a Portal System in Unity</w:t>
+      </w:r>
+      <w:r>
+        <w:rPr>
+          <w:b/>
+          <w:bCs/>
+          <w:lang w:val="en-US"/>
+        </w:rPr>
+        <w:t xml:space="preserve"> </w:t>
+      </w:r>
+      <w:r>
+        <w:rPr>
+          <w:lang w:val="en-US"/>
+        </w:rPr>
+        <w:t>(</w:t>
+      </w:r>
+      <w:hyperlink r:id="rId13" w:history="1">
+        <w:r>
+          <w:rPr>
+            <w:rStyle w:val="Hyperlink"/>
+            <w:lang w:val="en-US"/>
+          </w:rPr>
+          <w:t>https://medium.com/@tmaurodot/creating-a-portal-system-in-unity-f25954537c00</w:t>
+        </w:r>
+      </w:hyperlink>
+      <w:r>
+        <w:rPr>
+          <w:lang w:val="en-US"/>
+        </w:rPr>
+        <w:t>). It is not ideal as the portal looks like an unmoving image. But will sort it out later if I have time.</w:t>
       </w:r>
     </w:p>
     <w:p>
@@ -588,7 +833,6 @@
         </w:numPr>
       </w:pPr>
       <w:r>
-        <w:lastRenderedPageBreak/>
         <w:t>Slots for runes</w:t>
       </w:r>
     </w:p>
@@ -601,6 +845,7 @@
         </w:numPr>
       </w:pPr>
       <w:r>
+        <w:lastRenderedPageBreak/>
         <w:t>Inventory system (some kind)</w:t>
       </w:r>
     </w:p>
@@ -1465,7 +1710,6 @@
   <w:style w:type="character" w:default="1" w:styleId="DefaultParagraphFont">
     <w:name w:val="Default Paragraph Font"/>
     <w:uiPriority w:val="1"/>
-    <w:semiHidden/>
     <w:unhideWhenUsed/>
   </w:style>
   <w:style w:type="table" w:default="1" w:styleId="TableNormal">

--- a/Vaidoto/Notes.DOCX
+++ b/Vaidoto/Notes.DOCX
@@ -498,7 +498,21 @@
         <w:rPr>
           <w:lang w:val="en-US"/>
         </w:rPr>
-        <w:t>For faster start of flashing some rooms, I copied them from Synty demo scene. Now will try to edit it for my need.</w:t>
+        <w:t xml:space="preserve">For faster start of flashing some rooms, I copied them from </w:t>
+      </w:r>
+      <w:proofErr w:type="spellStart"/>
+      <w:r>
+        <w:rPr>
+          <w:lang w:val="en-US"/>
+        </w:rPr>
+        <w:t>Synty</w:t>
+      </w:r>
+      <w:proofErr w:type="spellEnd"/>
+      <w:r>
+        <w:rPr>
+          <w:lang w:val="en-US"/>
+        </w:rPr>
+        <w:t xml:space="preserve"> demo scene. Now will try to edit it for my need.</w:t>
       </w:r>
     </w:p>
     <w:p>
@@ -760,6 +774,139 @@
       </w:r>
     </w:p>
     <w:p>
+      <w:pPr>
+        <w:rPr>
+          <w:lang w:val="en-US"/>
+        </w:rPr>
+      </w:pPr>
+      <w:r>
+        <w:rPr>
+          <w:lang w:val="en-US"/>
+        </w:rPr>
+        <w:t>Tutorials to look at if I have time:</w:t>
+      </w:r>
+      <w:r>
+        <w:rPr>
+          <w:lang w:val="en-US"/>
+        </w:rPr>
+        <w:br/>
+      </w:r>
+      <w:hyperlink r:id="rId14" w:history="1">
+        <w:r>
+          <w:rPr>
+            <w:rStyle w:val="Hyperlink"/>
+            <w:lang w:val="en-US"/>
+          </w:rPr>
+          <w:t>https://www.youtube.com/watch?v=cWpFZbjtSQg</w:t>
+        </w:r>
+      </w:hyperlink>
+    </w:p>
+    <w:p>
+      <w:pPr>
+        <w:rPr>
+          <w:lang w:val="en-US"/>
+        </w:rPr>
+      </w:pPr>
+    </w:p>
+    <w:p>
+      <w:pPr>
+        <w:rPr>
+          <w:lang w:val="en-US"/>
+        </w:rPr>
+      </w:pPr>
+      <w:r>
+        <w:rPr>
+          <w:lang w:val="en-US"/>
+        </w:rPr>
+        <w:t>I need to make rune slots interactable for player to be able to insert the runes.</w:t>
+      </w:r>
+    </w:p>
+    <w:p>
+      <w:pPr>
+        <w:rPr>
+          <w:noProof/>
+        </w:rPr>
+      </w:pPr>
+      <w:r>
+        <w:rPr>
+          <w:lang w:val="en-US"/>
+        </w:rPr>
+        <w:lastRenderedPageBreak/>
+        <w:t>Managed to turn off rune object adding few lines to Object Insights scripts. Now need to mark it in players Inventory</w:t>
+      </w:r>
+      <w:r>
+        <w:rPr>
+          <w:lang w:val="en-US"/>
+        </w:rPr>
+        <w:t xml:space="preserve"> and display in player’s HUD</w:t>
+      </w:r>
+      <w:r>
+        <w:rPr>
+          <w:lang w:val="en-US"/>
+        </w:rPr>
+        <w:t>.</w:t>
+      </w:r>
+      <w:r>
+        <w:rPr>
+          <w:lang w:val="en-US"/>
+        </w:rPr>
+        <w:br/>
+      </w:r>
+      <w:r>
+        <w:rPr>
+          <w:noProof/>
+        </w:rPr>
+        <w:t xml:space="preserve"> </w:t>
+      </w:r>
+      <w:r>
+        <w:rPr>
+          <w:lang w:val="en-US"/>
+        </w:rPr>
+        <w:drawing>
+          <wp:inline distT="0" distB="0" distL="0" distR="0" wp14:anchorId="6EE735D7" wp14:editId="37096155">
+            <wp:extent cx="3305636" cy="981212"/>
+            <wp:effectExtent l="0" t="0" r="0" b="9525"/>
+            <wp:docPr id="3" name="Picture 3"/>
+            <wp:cNvGraphicFramePr>
+              <a:graphicFrameLocks xmlns:a="http://schemas.openxmlformats.org/drawingml/2006/main" noChangeAspect="1"/>
+            </wp:cNvGraphicFramePr>
+            <a:graphic xmlns:a="http://schemas.openxmlformats.org/drawingml/2006/main">
+              <a:graphicData uri="http://schemas.openxmlformats.org/drawingml/2006/picture">
+                <pic:pic xmlns:pic="http://schemas.openxmlformats.org/drawingml/2006/picture">
+                  <pic:nvPicPr>
+                    <pic:cNvPr id="1" name=""/>
+                    <pic:cNvPicPr/>
+                  </pic:nvPicPr>
+                  <pic:blipFill>
+                    <a:blip r:embed="rId15"/>
+                    <a:stretch>
+                      <a:fillRect/>
+                    </a:stretch>
+                  </pic:blipFill>
+                  <pic:spPr>
+                    <a:xfrm>
+                      <a:off x="0" y="0"/>
+                      <a:ext cx="3305636" cy="981212"/>
+                    </a:xfrm>
+                    <a:prstGeom prst="rect">
+                      <a:avLst/>
+                    </a:prstGeom>
+                  </pic:spPr>
+                </pic:pic>
+              </a:graphicData>
+            </a:graphic>
+          </wp:inline>
+        </w:drawing>
+      </w:r>
+    </w:p>
+    <w:p>
+      <w:pPr>
+        <w:rPr>
+          <w:lang w:val="en-US"/>
+        </w:rPr>
+      </w:pPr>
+    </w:p>
+    <w:p>
       <w:r>
         <w:t>TODO</w:t>
       </w:r>
@@ -845,8 +992,7 @@
         </w:numPr>
       </w:pPr>
       <w:r>
-        <w:lastRenderedPageBreak/>
-        <w:t>Inventory system (some kind)</w:t>
+        <w:t>Crystals in the tunnel (elsewhere) for light.</w:t>
       </w:r>
     </w:p>
     <w:p>
@@ -858,7 +1004,7 @@
         </w:numPr>
       </w:pPr>
       <w:r>
-        <w:t>Crystals in the tunnel (elsewhere) for light.</w:t>
+        <w:t>+ Inventory system (some kind)</w:t>
       </w:r>
     </w:p>
     <w:sectPr>
@@ -1710,6 +1856,7 @@
   <w:style w:type="character" w:default="1" w:styleId="DefaultParagraphFont">
     <w:name w:val="Default Paragraph Font"/>
     <w:uiPriority w:val="1"/>
+    <w:semiHidden/>
     <w:unhideWhenUsed/>
   </w:style>
   <w:style w:type="table" w:default="1" w:styleId="TableNormal">

--- a/Vaidoto/Notes.DOCX
+++ b/Vaidoto/Notes.DOCX
@@ -1,6 +1,6 @@
 
 <file path=word/document.xml><?xml version="1.0" encoding="utf-8"?>
-<w:document xmlns:wpc="http://schemas.microsoft.com/office/word/2010/wordprocessingCanvas" xmlns:cx="http://schemas.microsoft.com/office/drawing/2014/chartex" xmlns:cx1="http://schemas.microsoft.com/office/drawing/2015/9/8/chartex" xmlns:cx2="http://schemas.microsoft.com/office/drawing/2015/10/21/chartex" xmlns:cx3="http://schemas.microsoft.com/office/drawing/2016/5/9/chartex" xmlns:cx4="http://schemas.microsoft.com/office/drawing/2016/5/10/chartex" xmlns:cx5="http://schemas.microsoft.com/office/drawing/2016/5/11/chartex" xmlns:cx6="http://schemas.microsoft.com/office/drawing/2016/5/12/chartex" xmlns:cx7="http://schemas.microsoft.com/office/drawing/2016/5/13/chartex" xmlns:cx8="http://schemas.microsoft.com/office/drawing/2016/5/14/chartex" xmlns:mc="http://schemas.openxmlformats.org/markup-compatibility/2006" xmlns:aink="http://schemas.microsoft.com/office/drawing/2016/ink" xmlns:am3d="http://schemas.microsoft.com/office/drawing/2017/model3d" xmlns:o="urn:schemas-microsoft-com:office:office" xmlns:r="http://schemas.openxmlformats.org/officeDocument/2006/relationships" xmlns:m="http://schemas.openxmlformats.org/officeDocument/2006/math" xmlns:v="urn:schemas-microsoft-com:vml" xmlns:wp14="http://schemas.microsoft.com/office/word/2010/wordprocessingDrawing" xmlns:wp="http://schemas.openxmlformats.org/drawingml/2006/wordprocessingDrawing" xmlns:w10="urn:schemas-microsoft-com:office:word" xmlns:w="http://schemas.openxmlformats.org/wordprocessingml/2006/main" xmlns:w14="http://schemas.microsoft.com/office/word/2010/wordml" xmlns:w15="http://schemas.microsoft.com/office/word/2012/wordml" xmlns:w16cex="http://schemas.microsoft.com/office/word/2018/wordml/cex" xmlns:w16cid="http://schemas.microsoft.com/office/word/2016/wordml/cid" xmlns:w16="http://schemas.microsoft.com/office/word/2018/wordml" xmlns:w16sdtdh="http://schemas.microsoft.com/office/word/2020/wordml/sdtdatahash" xmlns:w16se="http://schemas.microsoft.com/office/word/2015/wordml/symex" xmlns:wpg="http://schemas.microsoft.com/office/word/2010/wordprocessingGroup" xmlns:wpi="http://schemas.microsoft.com/office/word/2010/wordprocessingInk" xmlns:wne="http://schemas.microsoft.com/office/word/2006/wordml" xmlns:wps="http://schemas.microsoft.com/office/word/2010/wordprocessingShape" mc:Ignorable="w14 w15 w16se w16cid w16 w16cex w16sdtdh wp14">
+<w:document xmlns:wpc="http://schemas.microsoft.com/office/word/2010/wordprocessingCanvas" xmlns:cx="http://schemas.microsoft.com/office/drawing/2014/chartex" xmlns:cx1="http://schemas.microsoft.com/office/drawing/2015/9/8/chartex" xmlns:cx2="http://schemas.microsoft.com/office/drawing/2015/10/21/chartex" xmlns:cx3="http://schemas.microsoft.com/office/drawing/2016/5/9/chartex" xmlns:cx4="http://schemas.microsoft.com/office/drawing/2016/5/10/chartex" xmlns:cx5="http://schemas.microsoft.com/office/drawing/2016/5/11/chartex" xmlns:cx6="http://schemas.microsoft.com/office/drawing/2016/5/12/chartex" xmlns:cx7="http://schemas.microsoft.com/office/drawing/2016/5/13/chartex" xmlns:cx8="http://schemas.microsoft.com/office/drawing/2016/5/14/chartex" xmlns:mc="http://schemas.openxmlformats.org/markup-compatibility/2006" xmlns:aink="http://schemas.microsoft.com/office/drawing/2016/ink" xmlns:am3d="http://schemas.microsoft.com/office/drawing/2017/model3d" xmlns:o="urn:schemas-microsoft-com:office:office" xmlns:oel="http://schemas.microsoft.com/office/2019/extlst" xmlns:r="http://schemas.openxmlformats.org/officeDocument/2006/relationships" xmlns:m="http://schemas.openxmlformats.org/officeDocument/2006/math" xmlns:v="urn:schemas-microsoft-com:vml" xmlns:wp14="http://schemas.microsoft.com/office/word/2010/wordprocessingDrawing" xmlns:wp="http://schemas.openxmlformats.org/drawingml/2006/wordprocessingDrawing" xmlns:w10="urn:schemas-microsoft-com:office:word" xmlns:w="http://schemas.openxmlformats.org/wordprocessingml/2006/main" xmlns:w14="http://schemas.microsoft.com/office/word/2010/wordml" xmlns:w15="http://schemas.microsoft.com/office/word/2012/wordml" xmlns:w16cex="http://schemas.microsoft.com/office/word/2018/wordml/cex" xmlns:w16cid="http://schemas.microsoft.com/office/word/2016/wordml/cid" xmlns:w16="http://schemas.microsoft.com/office/word/2018/wordml" xmlns:w16du="http://schemas.microsoft.com/office/word/2023/wordml/word16du" xmlns:w16sdtdh="http://schemas.microsoft.com/office/word/2020/wordml/sdtdatahash" xmlns:w16sdtfl="http://schemas.microsoft.com/office/word/2024/wordml/sdtformatlock" xmlns:w16se="http://schemas.microsoft.com/office/word/2015/wordml/symex" xmlns:wpg="http://schemas.microsoft.com/office/word/2010/wordprocessingGroup" xmlns:wpi="http://schemas.microsoft.com/office/word/2010/wordprocessingInk" xmlns:wne="http://schemas.microsoft.com/office/word/2006/wordml" xmlns:wps="http://schemas.microsoft.com/office/word/2010/wordprocessingShape" mc:Ignorable="w14 w15 w16se w16cid w16 w16cex w16sdtdh w16sdtfl w16du wp14">
   <w:body>
     <w:p>
       <w:pPr>
@@ -66,7 +66,7 @@
           <w:noProof/>
         </w:rPr>
         <w:drawing>
-          <wp:inline distT="0" distB="0" distL="0" distR="0" wp14:anchorId="2AF914CF" wp14:editId="43587220">
+          <wp:inline distT="0" distB="0" distL="0" distR="0" wp14:anchorId="2AF914CF" wp14:editId="6BD897E9">
             <wp:extent cx="5753100" cy="4229100"/>
             <wp:effectExtent l="0" t="0" r="0" b="0"/>
             <wp:docPr id="1038826422" name="Picture 2"/>
@@ -498,21 +498,7 @@
         <w:rPr>
           <w:lang w:val="en-US"/>
         </w:rPr>
-        <w:t xml:space="preserve">For faster start of flashing some rooms, I copied them from </w:t>
-      </w:r>
-      <w:proofErr w:type="spellStart"/>
-      <w:r>
-        <w:rPr>
-          <w:lang w:val="en-US"/>
-        </w:rPr>
-        <w:t>Synty</w:t>
-      </w:r>
-      <w:proofErr w:type="spellEnd"/>
-      <w:r>
-        <w:rPr>
-          <w:lang w:val="en-US"/>
-        </w:rPr>
-        <w:t xml:space="preserve"> demo scene. Now will try to edit it for my need.</w:t>
+        <w:t>For faster start of flashing some rooms, I copied them from Synty demo scene. Now will try to edit it for my need.</w:t>
       </w:r>
     </w:p>
     <w:p>
@@ -860,6 +846,7 @@
       </w:r>
       <w:r>
         <w:rPr>
+          <w:noProof/>
           <w:lang w:val="en-US"/>
         </w:rPr>
         <w:drawing>
@@ -902,6 +889,19 @@
     <w:p>
       <w:pPr>
         <w:rPr>
+          <w:noProof/>
+        </w:rPr>
+      </w:pPr>
+      <w:r>
+        <w:rPr>
+          <w:noProof/>
+        </w:rPr>
+        <w:t>Runes marks in the Player inventory and appear in the HUD, can be used at the slot if picked. On slotting runes inventory sores a list of rune/teleport activation order. And teleport on interaction creates first item from that list.</w:t>
+      </w:r>
+    </w:p>
+    <w:p>
+      <w:pPr>
+        <w:rPr>
           <w:lang w:val="en-US"/>
         </w:rPr>
       </w:pPr>
@@ -1018,7 +1018,7 @@
 </file>
 
 <file path=word/numbering.xml><?xml version="1.0" encoding="utf-8"?>
-<w:numbering xmlns:wpc="http://schemas.microsoft.com/office/word/2010/wordprocessingCanvas" xmlns:cx="http://schemas.microsoft.com/office/drawing/2014/chartex" xmlns:cx1="http://schemas.microsoft.com/office/drawing/2015/9/8/chartex" xmlns:cx2="http://schemas.microsoft.com/office/drawing/2015/10/21/chartex" xmlns:cx3="http://schemas.microsoft.com/office/drawing/2016/5/9/chartex" xmlns:cx4="http://schemas.microsoft.com/office/drawing/2016/5/10/chartex" xmlns:cx5="http://schemas.microsoft.com/office/drawing/2016/5/11/chartex" xmlns:cx6="http://schemas.microsoft.com/office/drawing/2016/5/12/chartex" xmlns:cx7="http://schemas.microsoft.com/office/drawing/2016/5/13/chartex" xmlns:cx8="http://schemas.microsoft.com/office/drawing/2016/5/14/chartex" xmlns:mc="http://schemas.openxmlformats.org/markup-compatibility/2006" xmlns:aink="http://schemas.microsoft.com/office/drawing/2016/ink" xmlns:am3d="http://schemas.microsoft.com/office/drawing/2017/model3d" xmlns:o="urn:schemas-microsoft-com:office:office" xmlns:r="http://schemas.openxmlformats.org/officeDocument/2006/relationships" xmlns:m="http://schemas.openxmlformats.org/officeDocument/2006/math" xmlns:v="urn:schemas-microsoft-com:vml" xmlns:wp14="http://schemas.microsoft.com/office/word/2010/wordprocessingDrawing" xmlns:wp="http://schemas.openxmlformats.org/drawingml/2006/wordprocessingDrawing" xmlns:w10="urn:schemas-microsoft-com:office:word" xmlns:w="http://schemas.openxmlformats.org/wordprocessingml/2006/main" xmlns:w14="http://schemas.microsoft.com/office/word/2010/wordml" xmlns:w15="http://schemas.microsoft.com/office/word/2012/wordml" xmlns:w16cex="http://schemas.microsoft.com/office/word/2018/wordml/cex" xmlns:w16cid="http://schemas.microsoft.com/office/word/2016/wordml/cid" xmlns:w16="http://schemas.microsoft.com/office/word/2018/wordml" xmlns:w16sdtdh="http://schemas.microsoft.com/office/word/2020/wordml/sdtdatahash" xmlns:w16se="http://schemas.microsoft.com/office/word/2015/wordml/symex" xmlns:wpg="http://schemas.microsoft.com/office/word/2010/wordprocessingGroup" xmlns:wpi="http://schemas.microsoft.com/office/word/2010/wordprocessingInk" xmlns:wne="http://schemas.microsoft.com/office/word/2006/wordml" xmlns:wps="http://schemas.microsoft.com/office/word/2010/wordprocessingShape" mc:Ignorable="w14 w15 w16se w16cid w16 w16cex w16sdtdh wp14">
+<w:numbering xmlns:wpc="http://schemas.microsoft.com/office/word/2010/wordprocessingCanvas" xmlns:cx="http://schemas.microsoft.com/office/drawing/2014/chartex" xmlns:cx1="http://schemas.microsoft.com/office/drawing/2015/9/8/chartex" xmlns:cx2="http://schemas.microsoft.com/office/drawing/2015/10/21/chartex" xmlns:cx3="http://schemas.microsoft.com/office/drawing/2016/5/9/chartex" xmlns:cx4="http://schemas.microsoft.com/office/drawing/2016/5/10/chartex" xmlns:cx5="http://schemas.microsoft.com/office/drawing/2016/5/11/chartex" xmlns:cx6="http://schemas.microsoft.com/office/drawing/2016/5/12/chartex" xmlns:cx7="http://schemas.microsoft.com/office/drawing/2016/5/13/chartex" xmlns:cx8="http://schemas.microsoft.com/office/drawing/2016/5/14/chartex" xmlns:mc="http://schemas.openxmlformats.org/markup-compatibility/2006" xmlns:aink="http://schemas.microsoft.com/office/drawing/2016/ink" xmlns:am3d="http://schemas.microsoft.com/office/drawing/2017/model3d" xmlns:o="urn:schemas-microsoft-com:office:office" xmlns:oel="http://schemas.microsoft.com/office/2019/extlst" xmlns:r="http://schemas.openxmlformats.org/officeDocument/2006/relationships" xmlns:m="http://schemas.openxmlformats.org/officeDocument/2006/math" xmlns:v="urn:schemas-microsoft-com:vml" xmlns:wp14="http://schemas.microsoft.com/office/word/2010/wordprocessingDrawing" xmlns:wp="http://schemas.openxmlformats.org/drawingml/2006/wordprocessingDrawing" xmlns:w10="urn:schemas-microsoft-com:office:word" xmlns:w="http://schemas.openxmlformats.org/wordprocessingml/2006/main" xmlns:w14="http://schemas.microsoft.com/office/word/2010/wordml" xmlns:w15="http://schemas.microsoft.com/office/word/2012/wordml" xmlns:w16cex="http://schemas.microsoft.com/office/word/2018/wordml/cex" xmlns:w16cid="http://schemas.microsoft.com/office/word/2016/wordml/cid" xmlns:w16="http://schemas.microsoft.com/office/word/2018/wordml" xmlns:w16du="http://schemas.microsoft.com/office/word/2023/wordml/word16du" xmlns:w16sdtdh="http://schemas.microsoft.com/office/word/2020/wordml/sdtdatahash" xmlns:w16sdtfl="http://schemas.microsoft.com/office/word/2024/wordml/sdtformatlock" xmlns:w16se="http://schemas.microsoft.com/office/word/2015/wordml/symex" xmlns:wpg="http://schemas.microsoft.com/office/word/2010/wordprocessingGroup" xmlns:wpi="http://schemas.microsoft.com/office/word/2010/wordprocessingInk" xmlns:wne="http://schemas.microsoft.com/office/word/2006/wordml" xmlns:wps="http://schemas.microsoft.com/office/word/2010/wordprocessingShape" mc:Ignorable="w14 w15 w16se w16cid w16 w16cex w16sdtdh w16sdtfl w16du wp14">
   <w:abstractNum w:abstractNumId="0" w15:restartNumberingAfterBreak="0">
     <w:nsid w:val="0E8C3620"/>
     <w:multiLevelType w:val="hybridMultilevel"/>
@@ -1245,17 +1245,17 @@
       </w:rPr>
     </w:lvl>
   </w:abstractNum>
-  <w:num w:numId="1">
+  <w:num w:numId="1" w16cid:durableId="40986259">
     <w:abstractNumId w:val="1"/>
   </w:num>
-  <w:num w:numId="2">
+  <w:num w:numId="2" w16cid:durableId="1836872496">
     <w:abstractNumId w:val="0"/>
   </w:num>
 </w:numbering>
 </file>
 
 <file path=word/styles.xml><?xml version="1.0" encoding="utf-8"?>
-<w:styles xmlns:mc="http://schemas.openxmlformats.org/markup-compatibility/2006" xmlns:r="http://schemas.openxmlformats.org/officeDocument/2006/relationships" xmlns:w="http://schemas.openxmlformats.org/wordprocessingml/2006/main" xmlns:w14="http://schemas.microsoft.com/office/word/2010/wordml" xmlns:w15="http://schemas.microsoft.com/office/word/2012/wordml" xmlns:w16cex="http://schemas.microsoft.com/office/word/2018/wordml/cex" xmlns:w16cid="http://schemas.microsoft.com/office/word/2016/wordml/cid" xmlns:w16="http://schemas.microsoft.com/office/word/2018/wordml" xmlns:w16sdtdh="http://schemas.microsoft.com/office/word/2020/wordml/sdtdatahash" xmlns:w16se="http://schemas.microsoft.com/office/word/2015/wordml/symex" mc:Ignorable="w14 w15 w16se w16cid w16 w16cex w16sdtdh">
+<w:styles xmlns:mc="http://schemas.openxmlformats.org/markup-compatibility/2006" xmlns:r="http://schemas.openxmlformats.org/officeDocument/2006/relationships" xmlns:w="http://schemas.openxmlformats.org/wordprocessingml/2006/main" xmlns:w14="http://schemas.microsoft.com/office/word/2010/wordml" xmlns:w15="http://schemas.microsoft.com/office/word/2012/wordml" xmlns:w16cex="http://schemas.microsoft.com/office/word/2018/wordml/cex" xmlns:w16cid="http://schemas.microsoft.com/office/word/2016/wordml/cid" xmlns:w16="http://schemas.microsoft.com/office/word/2018/wordml" xmlns:w16du="http://schemas.microsoft.com/office/word/2023/wordml/word16du" xmlns:w16sdtdh="http://schemas.microsoft.com/office/word/2020/wordml/sdtdatahash" xmlns:w16sdtfl="http://schemas.microsoft.com/office/word/2024/wordml/sdtformatlock" xmlns:w16se="http://schemas.microsoft.com/office/word/2015/wordml/symex" mc:Ignorable="w14 w15 w16se w16cid w16 w16cex w16sdtdh w16sdtfl w16du">
   <w:docDefaults>
     <w:rPrDefault>
       <w:rPr>

--- a/Vaidoto/Notes.DOCX
+++ b/Vaidoto/Notes.DOCX
@@ -5,27 +5,13 @@
     <w:p>
       <w:pPr>
         <w:pStyle w:val="Heading2"/>
-        <w:rPr>
-          <w:lang w:val="en-US"/>
-        </w:rPr>
-      </w:pPr>
-      <w:r>
-        <w:rPr>
-          <w:lang w:val="en-US"/>
-        </w:rPr>
+      </w:pPr>
+      <w:r>
         <w:t>Making Character Controller</w:t>
       </w:r>
     </w:p>
     <w:p>
-      <w:pPr>
-        <w:rPr>
-          <w:lang w:val="en-US"/>
-        </w:rPr>
-      </w:pPr>
-      <w:r>
-        <w:rPr>
-          <w:lang w:val="en-US"/>
-        </w:rPr>
+      <w:r>
         <w:t xml:space="preserve">First I tried to copy controller solution from </w:t>
       </w:r>
     </w:p>
@@ -62,11 +48,8 @@
     </w:p>
     <w:p>
       <w:r>
-        <w:rPr>
-          <w:noProof/>
-        </w:rPr>
         <w:drawing>
-          <wp:inline distT="0" distB="0" distL="0" distR="0" wp14:anchorId="2AF914CF" wp14:editId="6BD897E9">
+          <wp:inline distT="0" distB="0" distL="0" distR="0" wp14:anchorId="2AF914CF" wp14:editId="71390B02">
             <wp:extent cx="5753100" cy="4229100"/>
             <wp:effectExtent l="0" t="0" r="0" b="0"/>
             <wp:docPr id="1038826422" name="Picture 2"/>
@@ -123,9 +106,6 @@
     </w:p>
     <w:p>
       <w:r>
-        <w:rPr>
-          <w:noProof/>
-        </w:rPr>
         <w:drawing>
           <wp:inline distT="0" distB="0" distL="0" distR="0" wp14:anchorId="2C10F1A4" wp14:editId="54C6B286">
             <wp:extent cx="5753735" cy="422910"/>
@@ -208,9 +188,6 @@
     </w:p>
     <w:p>
       <w:r>
-        <w:rPr>
-          <w:noProof/>
-        </w:rPr>
         <w:drawing>
           <wp:inline distT="0" distB="0" distL="0" distR="0" wp14:anchorId="3E02D91D" wp14:editId="55720985">
             <wp:extent cx="5753735" cy="5400040"/>
@@ -277,9 +254,6 @@
     </w:p>
     <w:p>
       <w:r>
-        <w:rPr>
-          <w:noProof/>
-        </w:rPr>
         <w:drawing>
           <wp:inline distT="0" distB="0" distL="0" distR="0" wp14:anchorId="67EDECC9" wp14:editId="4F96C462">
             <wp:extent cx="5753735" cy="2105025"/>
@@ -344,14 +318,7 @@
           <w:b/>
           <w:bCs/>
         </w:rPr>
-        <w:t>How to make an inventory system in Unity</w:t>
-      </w:r>
-      <w:r>
-        <w:rPr>
-          <w:b/>
-          <w:bCs/>
-        </w:rPr>
-        <w:t xml:space="preserve"> (</w:t>
+        <w:t>How to make an inventory system in Unity (</w:t>
       </w:r>
       <w:hyperlink r:id="rId10" w:history="1">
         <w:r>
@@ -371,23 +338,12 @@
         <w:t>)</w:t>
       </w:r>
       <w:r>
-        <w:t xml:space="preserve">, but soon realised that </w:t>
-      </w:r>
-      <w:r>
-        <w:t>it is possibly too complicated for my needs. As I will have fixed amount of unchangeable items, which the player either have or not. I decided to try to have a simple script with a list of booleans to track what the player has at the moment.</w:t>
+        <w:t>, but soon realised that it is possibly too complicated for my needs. As I will have fixed amount of unchangeable items, which the player either have or not. I decided to try to have a simple script with a list of booleans to track what the player has at the moment.</w:t>
       </w:r>
     </w:p>
     <w:p/>
     <w:p>
-      <w:pPr>
-        <w:rPr>
-          <w:lang w:val="en-US"/>
-        </w:rPr>
-      </w:pPr>
-      <w:r>
-        <w:rPr>
-          <w:lang w:val="en-US"/>
-        </w:rPr>
+      <w:r>
         <w:t>List of items</w:t>
       </w:r>
     </w:p>
@@ -398,14 +354,8 @@
           <w:ilvl w:val="0"/>
           <w:numId w:val="2"/>
         </w:numPr>
-        <w:rPr>
-          <w:lang w:val="en-US"/>
-        </w:rPr>
-      </w:pPr>
-      <w:r>
-        <w:rPr>
-          <w:lang w:val="en-US"/>
-        </w:rPr>
+      </w:pPr>
+      <w:r>
         <w:t>Axe</w:t>
       </w:r>
     </w:p>
@@ -416,14 +366,8 @@
           <w:ilvl w:val="0"/>
           <w:numId w:val="2"/>
         </w:numPr>
-        <w:rPr>
-          <w:lang w:val="en-US"/>
-        </w:rPr>
-      </w:pPr>
-      <w:r>
-        <w:rPr>
-          <w:lang w:val="en-US"/>
-        </w:rPr>
+      </w:pPr>
+      <w:r>
         <w:t>Tinder Box</w:t>
       </w:r>
     </w:p>
@@ -434,14 +378,8 @@
           <w:ilvl w:val="0"/>
           <w:numId w:val="2"/>
         </w:numPr>
-        <w:rPr>
-          <w:lang w:val="en-US"/>
-        </w:rPr>
-      </w:pPr>
-      <w:r>
-        <w:rPr>
-          <w:lang w:val="en-US"/>
-        </w:rPr>
+      </w:pPr>
+      <w:r>
         <w:t>Shovel</w:t>
       </w:r>
     </w:p>
@@ -452,14 +390,8 @@
           <w:ilvl w:val="0"/>
           <w:numId w:val="2"/>
         </w:numPr>
-        <w:rPr>
-          <w:lang w:val="en-US"/>
-        </w:rPr>
-      </w:pPr>
-      <w:r>
-        <w:rPr>
-          <w:lang w:val="en-US"/>
-        </w:rPr>
+      </w:pPr>
+      <w:r>
         <w:t>Rope</w:t>
       </w:r>
     </w:p>
@@ -470,103 +402,42 @@
           <w:ilvl w:val="0"/>
           <w:numId w:val="2"/>
         </w:numPr>
-        <w:rPr>
-          <w:lang w:val="en-US"/>
-        </w:rPr>
-      </w:pPr>
-      <w:r>
-        <w:rPr>
-          <w:lang w:val="en-US"/>
-        </w:rPr>
+      </w:pPr>
+      <w:r>
         <w:t>Crowbar</w:t>
       </w:r>
     </w:p>
-    <w:p>
-      <w:pPr>
-        <w:rPr>
-          <w:lang w:val="en-US"/>
-        </w:rPr>
-      </w:pPr>
-    </w:p>
-    <w:p>
-      <w:pPr>
-        <w:rPr>
-          <w:lang w:val="en-US"/>
-        </w:rPr>
-      </w:pPr>
-      <w:r>
-        <w:rPr>
-          <w:lang w:val="en-US"/>
-        </w:rPr>
+    <w:p/>
+    <w:p>
+      <w:r>
         <w:t>For faster start of flashing some rooms, I copied them from Synty demo scene. Now will try to edit it for my need.</w:t>
       </w:r>
     </w:p>
-    <w:p>
-      <w:pPr>
-        <w:rPr>
-          <w:lang w:val="en-US"/>
-        </w:rPr>
-      </w:pPr>
-    </w:p>
-    <w:p>
-      <w:pPr>
-        <w:rPr>
-          <w:lang w:val="en-US"/>
-        </w:rPr>
-      </w:pPr>
-      <w:r>
-        <w:rPr>
-          <w:lang w:val="en-US"/>
-        </w:rPr>
+    <w:p/>
+    <w:p>
+      <w:r>
         <w:t>I need some targeting system. So a player could hover over items to pick it up or interact.</w:t>
       </w:r>
       <w:r>
-        <w:rPr>
-          <w:lang w:val="en-US"/>
-        </w:rPr>
         <w:t xml:space="preserve"> I decided to try </w:t>
       </w:r>
       <w:r>
         <w:rPr>
           <w:b/>
           <w:bCs/>
-          <w:lang w:val="en-US"/>
         </w:rPr>
-        <w:t>Object Insights Highlighter</w:t>
-      </w:r>
-      <w:r>
-        <w:rPr>
-          <w:b/>
-          <w:bCs/>
-          <w:lang w:val="en-US"/>
-        </w:rPr>
-        <w:t xml:space="preserve"> </w:t>
-      </w:r>
-      <w:r>
-        <w:rPr>
-          <w:lang w:val="en-US"/>
-        </w:rPr>
+        <w:t xml:space="preserve">Object Insights Highlighter </w:t>
+      </w:r>
+      <w:r>
         <w:t>from Unity Assets store which I wanted to try for very long time.</w:t>
       </w:r>
     </w:p>
     <w:p>
-      <w:pPr>
-        <w:rPr>
-          <w:lang w:val="en-US"/>
-        </w:rPr>
-      </w:pPr>
-      <w:r>
-        <w:rPr>
-          <w:lang w:val="en-US"/>
-        </w:rPr>
+      <w:r>
         <w:lastRenderedPageBreak/>
         <w:t>Looks like it doesn’t work just “straight out of the box”, need to find if I missed any scripts.</w:t>
       </w:r>
       <w:r>
-        <w:rPr>
-          <w:noProof/>
-          <w:lang w:val="en-US"/>
-        </w:rPr>
         <w:drawing>
           <wp:inline distT="0" distB="0" distL="0" distR="0" wp14:anchorId="19EB5904" wp14:editId="00D26848">
             <wp:extent cx="5762625" cy="2628900"/>
@@ -618,34 +489,16 @@
       </w:r>
     </w:p>
     <w:p>
-      <w:pPr>
-        <w:rPr>
-          <w:lang w:val="en-US"/>
-        </w:rPr>
-      </w:pPr>
-      <w:r>
-        <w:rPr>
-          <w:lang w:val="en-US"/>
-        </w:rPr>
+      <w:r>
         <w:t>Yes, there was a script with raycast for camera. It still doesn’t work for interactive object detail popup.</w:t>
       </w:r>
       <w:r>
-        <w:rPr>
-          <w:lang w:val="en-US"/>
-        </w:rPr>
         <w:t xml:space="preserve"> I missed to assign a button from drop down menu. Now everything works. And hopefully I have working raycast for other kind of interactions.</w:t>
       </w:r>
       <w:r>
-        <w:rPr>
-          <w:lang w:val="en-US"/>
-        </w:rPr>
         <w:br/>
       </w:r>
       <w:r>
-        <w:rPr>
-          <w:noProof/>
-          <w:lang w:val="en-US"/>
-        </w:rPr>
         <w:drawing>
           <wp:inline distT="0" distB="0" distL="0" distR="0" wp14:anchorId="31068743" wp14:editId="526AF101">
             <wp:extent cx="5743575" cy="2114550"/>
@@ -696,159 +549,74 @@
         </w:drawing>
       </w:r>
     </w:p>
-    <w:p>
-      <w:pPr>
-        <w:rPr>
-          <w:lang w:val="en-US"/>
-        </w:rPr>
-      </w:pPr>
-    </w:p>
-    <w:p>
-      <w:pPr>
-        <w:rPr>
-          <w:lang w:val="en-US"/>
-        </w:rPr>
-      </w:pPr>
-      <w:r>
-        <w:rPr>
-          <w:lang w:val="en-US"/>
-        </w:rPr>
+    <w:p/>
+    <w:p>
+      <w:r>
         <w:t>I need some teleportation system, preferably with choice of swapping destinations.</w:t>
       </w:r>
       <w:r>
-        <w:rPr>
-          <w:lang w:val="en-US"/>
-        </w:rPr>
         <w:t xml:space="preserve"> After long search I found a tutorial </w:t>
       </w:r>
       <w:r>
         <w:rPr>
           <w:b/>
           <w:bCs/>
-          <w:lang w:val="en-US"/>
         </w:rPr>
-        <w:t>Creating a Portal System in Unity</w:t>
-      </w:r>
-      <w:r>
-        <w:rPr>
-          <w:b/>
-          <w:bCs/>
-          <w:lang w:val="en-US"/>
-        </w:rPr>
-        <w:t xml:space="preserve"> </w:t>
-      </w:r>
-      <w:r>
-        <w:rPr>
-          <w:lang w:val="en-US"/>
-        </w:rPr>
+        <w:t xml:space="preserve">Creating a Portal System in Unity </w:t>
+      </w:r>
+      <w:r>
         <w:t>(</w:t>
       </w:r>
       <w:hyperlink r:id="rId13" w:history="1">
         <w:r>
           <w:rPr>
             <w:rStyle w:val="Hyperlink"/>
-            <w:lang w:val="en-US"/>
           </w:rPr>
           <w:t>https://medium.com/@tmaurodot/creating-a-portal-system-in-unity-f25954537c00</w:t>
         </w:r>
       </w:hyperlink>
       <w:r>
-        <w:rPr>
-          <w:lang w:val="en-US"/>
-        </w:rPr>
         <w:t>). It is not ideal as the portal looks like an unmoving image. But will sort it out later if I have time.</w:t>
       </w:r>
     </w:p>
     <w:p>
-      <w:pPr>
-        <w:rPr>
-          <w:lang w:val="en-US"/>
-        </w:rPr>
-      </w:pPr>
-      <w:r>
-        <w:rPr>
-          <w:lang w:val="en-US"/>
-        </w:rPr>
+      <w:r>
         <w:t>Tutorials to look at if I have time:</w:t>
       </w:r>
       <w:r>
-        <w:rPr>
-          <w:lang w:val="en-US"/>
-        </w:rPr>
         <w:br/>
       </w:r>
       <w:hyperlink r:id="rId14" w:history="1">
         <w:r>
           <w:rPr>
             <w:rStyle w:val="Hyperlink"/>
-            <w:lang w:val="en-US"/>
           </w:rPr>
           <w:t>https://www.youtube.com/watch?v=cWpFZbjtSQg</w:t>
         </w:r>
       </w:hyperlink>
     </w:p>
-    <w:p>
-      <w:pPr>
-        <w:rPr>
-          <w:lang w:val="en-US"/>
-        </w:rPr>
-      </w:pPr>
-    </w:p>
-    <w:p>
-      <w:pPr>
-        <w:rPr>
-          <w:lang w:val="en-US"/>
-        </w:rPr>
-      </w:pPr>
-      <w:r>
-        <w:rPr>
-          <w:lang w:val="en-US"/>
-        </w:rPr>
+    <w:p/>
+    <w:p>
+      <w:r>
         <w:t>I need to make rune slots interactable for player to be able to insert the runes.</w:t>
       </w:r>
     </w:p>
     <w:p>
-      <w:pPr>
-        <w:rPr>
-          <w:noProof/>
-        </w:rPr>
-      </w:pPr>
-      <w:r>
-        <w:rPr>
-          <w:lang w:val="en-US"/>
-        </w:rPr>
+      <w:r>
         <w:lastRenderedPageBreak/>
         <w:t>Managed to turn off rune object adding few lines to Object Insights scripts. Now need to mark it in players Inventory</w:t>
       </w:r>
       <w:r>
-        <w:rPr>
-          <w:lang w:val="en-US"/>
-        </w:rPr>
         <w:t xml:space="preserve"> and display in player’s HUD</w:t>
       </w:r>
       <w:r>
-        <w:rPr>
-          <w:lang w:val="en-US"/>
-        </w:rPr>
         <w:t>.</w:t>
       </w:r>
       <w:r>
-        <w:rPr>
-          <w:lang w:val="en-US"/>
-        </w:rPr>
         <w:br/>
-      </w:r>
-      <w:r>
-        <w:rPr>
-          <w:noProof/>
-        </w:rPr>
         <w:t xml:space="preserve"> </w:t>
       </w:r>
       <w:r>
-        <w:rPr>
-          <w:noProof/>
-          <w:lang w:val="en-US"/>
-        </w:rPr>
         <w:drawing>
           <wp:inline distT="0" distB="0" distL="0" distR="0" wp14:anchorId="6EE735D7" wp14:editId="37096155">
             <wp:extent cx="3305636" cy="981212"/>
@@ -887,25 +655,159 @@
       </w:r>
     </w:p>
     <w:p>
-      <w:pPr>
-        <w:rPr>
-          <w:noProof/>
-        </w:rPr>
-      </w:pPr>
-      <w:r>
-        <w:rPr>
-          <w:noProof/>
-        </w:rPr>
+      <w:r>
         <w:t>Runes marks in the Player inventory and appear in the HUD, can be used at the slot if picked. On slotting runes inventory sores a list of rune/teleport activation order. And teleport on interaction creates first item from that list.</w:t>
       </w:r>
     </w:p>
     <w:p>
-      <w:pPr>
-        <w:rPr>
-          <w:lang w:val="en-US"/>
-        </w:rPr>
-      </w:pPr>
-    </w:p>
+      <w:r>
+        <w:t>If there is no teleport location in the list, teleport is created back to starting location and Judgement() script is activated. This script changes starting location slightly and will be used to choose game ending.</w:t>
+      </w:r>
+      <w:r>
+        <w:br/>
+      </w:r>
+      <w:r>
+        <w:drawing>
+          <wp:inline distT="0" distB="0" distL="0" distR="0" wp14:anchorId="5B635040" wp14:editId="7F1F2B80">
+            <wp:extent cx="5762625" cy="4391025"/>
+            <wp:effectExtent l="0" t="0" r="9525" b="9525"/>
+            <wp:docPr id="1850721488" name="Picture 2"/>
+            <wp:cNvGraphicFramePr>
+              <a:graphicFrameLocks xmlns:a="http://schemas.openxmlformats.org/drawingml/2006/main" noChangeAspect="1"/>
+            </wp:cNvGraphicFramePr>
+            <a:graphic xmlns:a="http://schemas.openxmlformats.org/drawingml/2006/main">
+              <a:graphicData uri="http://schemas.openxmlformats.org/drawingml/2006/picture">
+                <pic:pic xmlns:pic="http://schemas.openxmlformats.org/drawingml/2006/picture">
+                  <pic:nvPicPr>
+                    <pic:cNvPr id="0" name="Picture 2"/>
+                    <pic:cNvPicPr>
+                      <a:picLocks noChangeAspect="1" noChangeArrowheads="1"/>
+                    </pic:cNvPicPr>
+                  </pic:nvPicPr>
+                  <pic:blipFill>
+                    <a:blip r:embed="rId16">
+                      <a:extLst>
+                        <a:ext uri="{28A0092B-C50C-407E-A947-70E740481C1C}">
+                          <a14:useLocalDpi xmlns:a14="http://schemas.microsoft.com/office/drawing/2010/main" val="0"/>
+                        </a:ext>
+                      </a:extLst>
+                    </a:blip>
+                    <a:srcRect/>
+                    <a:stretch>
+                      <a:fillRect/>
+                    </a:stretch>
+                  </pic:blipFill>
+                  <pic:spPr bwMode="auto">
+                    <a:xfrm>
+                      <a:off x="0" y="0"/>
+                      <a:ext cx="5762625" cy="4391025"/>
+                    </a:xfrm>
+                    <a:prstGeom prst="rect">
+                      <a:avLst/>
+                    </a:prstGeom>
+                    <a:noFill/>
+                    <a:ln>
+                      <a:noFill/>
+                    </a:ln>
+                  </pic:spPr>
+                </pic:pic>
+              </a:graphicData>
+            </a:graphic>
+          </wp:inline>
+        </w:drawing>
+      </w:r>
+    </w:p>
+    <w:p>
+      <w:r>
+        <w:t xml:space="preserve">After making portal images for all portals to rotate compared to player location and few testing I noticed that only first portal image rotates. Took me some time to wrap my head about that </w:t>
+      </w:r>
+      <w:r>
+        <w:t>“look to player from” point has to change depending which teleport is activated and that corresponding camera have to be assigned this point.</w:t>
+      </w:r>
+      <w:r>
+        <w:drawing>
+          <wp:inline distT="0" distB="0" distL="0" distR="0" wp14:anchorId="31F60FEF" wp14:editId="6675177F">
+            <wp:extent cx="5753735" cy="129540"/>
+            <wp:effectExtent l="0" t="0" r="0" b="3810"/>
+            <wp:docPr id="219824520" name="Picture 3"/>
+            <wp:cNvGraphicFramePr>
+              <a:graphicFrameLocks xmlns:a="http://schemas.openxmlformats.org/drawingml/2006/main" noChangeAspect="1"/>
+            </wp:cNvGraphicFramePr>
+            <a:graphic xmlns:a="http://schemas.openxmlformats.org/drawingml/2006/main">
+              <a:graphicData uri="http://schemas.openxmlformats.org/drawingml/2006/picture">
+                <pic:pic xmlns:pic="http://schemas.openxmlformats.org/drawingml/2006/picture">
+                  <pic:nvPicPr>
+                    <pic:cNvPr id="0" name="Picture 3"/>
+                    <pic:cNvPicPr>
+                      <a:picLocks noChangeAspect="1" noChangeArrowheads="1"/>
+                    </pic:cNvPicPr>
+                  </pic:nvPicPr>
+                  <pic:blipFill>
+                    <a:blip r:embed="rId17">
+                      <a:extLst>
+                        <a:ext uri="{28A0092B-C50C-407E-A947-70E740481C1C}">
+                          <a14:useLocalDpi xmlns:a14="http://schemas.microsoft.com/office/drawing/2010/main" val="0"/>
+                        </a:ext>
+                      </a:extLst>
+                    </a:blip>
+                    <a:srcRect/>
+                    <a:stretch>
+                      <a:fillRect/>
+                    </a:stretch>
+                  </pic:blipFill>
+                  <pic:spPr bwMode="auto">
+                    <a:xfrm>
+                      <a:off x="0" y="0"/>
+                      <a:ext cx="5753735" cy="129540"/>
+                    </a:xfrm>
+                    <a:prstGeom prst="rect">
+                      <a:avLst/>
+                    </a:prstGeom>
+                    <a:noFill/>
+                    <a:ln>
+                      <a:noFill/>
+                    </a:ln>
+                  </pic:spPr>
+                </pic:pic>
+              </a:graphicData>
+            </a:graphic>
+          </wp:inline>
+        </w:drawing>
+      </w:r>
+    </w:p>
+    <w:p>
+      <w:r>
+        <w:t>FMOD</w:t>
+      </w:r>
+    </w:p>
+    <w:p>
+      <w:r>
+        <w:lastRenderedPageBreak/>
+        <w:t>On first tries to implement sounds with FMOD started to get errors of “no platform chosen” and “bank file not found”</w:t>
+      </w:r>
+      <w:r>
+        <w:t>. After</w:t>
+      </w:r>
+      <w:r>
+        <w:t xml:space="preserve"> for a while</w:t>
+      </w:r>
+      <w:r>
+        <w:t xml:space="preserve"> unsuccesfully trying to fix issues decided to completely delete FMOD and integrate it again. Used FMOD Integration Tutorial (</w:t>
+      </w:r>
+      <w:hyperlink r:id="rId18" w:history="1">
+        <w:r>
+          <w:rPr>
+            <w:rStyle w:val="Hyperlink"/>
+          </w:rPr>
+          <w:t>https://www.fmod.com/docs/2.03/unity/integration-tutorial.html</w:t>
+        </w:r>
+      </w:hyperlink>
+      <w:r>
+        <w:t>). After which succesfully added first sounds of portals with no errors.</w:t>
+      </w:r>
+    </w:p>
+    <w:p/>
+    <w:p/>
     <w:p>
       <w:r>
         <w:t>TODO</w:t>
@@ -1654,6 +1556,10 @@
   <w:style w:type="paragraph" w:default="1" w:styleId="Normal">
     <w:name w:val="Normal"/>
     <w:qFormat/>
+    <w:rPr>
+      <w:noProof/>
+      <w:lang w:val="en-GB"/>
+    </w:rPr>
   </w:style>
   <w:style w:type="paragraph" w:styleId="Heading1">
     <w:name w:val="heading 1"/>

--- a/Vaidoto/Notes.DOCX
+++ b/Vaidoto/Notes.DOCX
@@ -4,24 +4,260 @@
   <w:body>
     <w:p>
       <w:pPr>
+        <w:pStyle w:val="Title"/>
+      </w:pPr>
+      <w:r>
+        <w:t>Project Report</w:t>
+      </w:r>
+    </w:p>
+    <w:p>
+      <w:pPr>
+        <w:pStyle w:val="Subtitle"/>
+      </w:pPr>
+      <w:r>
+        <w:t>Vaidotas Gaulia</w:t>
+      </w:r>
+      <w:r>
+        <w:br/>
+        <w:t>Game Assets 3 (2025)</w:t>
+      </w:r>
+    </w:p>
+    <w:p/>
+    <w:p>
+      <w:r>
+        <w:t>GitHub repository link:</w:t>
+      </w:r>
+      <w:r>
+        <w:br/>
+      </w:r>
+      <w:hyperlink r:id="rId5" w:history="1">
+        <w:r>
+          <w:rPr>
+            <w:rStyle w:val="Hyperlink"/>
+          </w:rPr>
+          <w:t>https://github.com/Blangas/GA3-Emerald</w:t>
+        </w:r>
+      </w:hyperlink>
+    </w:p>
+    <w:p>
+      <w:pPr>
         <w:pStyle w:val="Heading2"/>
       </w:pPr>
+    </w:p>
+    <w:p>
+      <w:pPr>
+        <w:pStyle w:val="Heading1"/>
+      </w:pPr>
+      <w:r>
+        <w:t>Game Idea</w:t>
+      </w:r>
+    </w:p>
+    <w:p>
+      <w:r>
+        <w:t xml:space="preserve">The game is about a player appearing in </w:t>
+      </w:r>
+      <w:r>
+        <w:t xml:space="preserve">a starting </w:t>
+      </w:r>
+      <w:r>
+        <w:t>location</w:t>
+      </w:r>
+      <w:r>
+        <w:t xml:space="preserve"> with only some visual hints to why and where he is.</w:t>
+      </w:r>
+    </w:p>
+    <w:p>
+      <w:r>
+        <w:t>On a quick search the player should find a portal, at least one of five runes and where to place it. Each of five runes represents one of five other locations. Depending on which</w:t>
+      </w:r>
+      <w:r>
+        <w:t xml:space="preserve"> and in what order</w:t>
+      </w:r>
+      <w:r>
+        <w:t xml:space="preserve"> runes will be slotted, the portals will be activated correspondingly and player can explore those other locations.</w:t>
+      </w:r>
+    </w:p>
+    <w:p>
+      <w:r>
+        <w:t>Each location should have one pick up item and one to few interactables where picked up items can be used. Those interactables should present some logical puzzles</w:t>
+      </w:r>
+      <w:r>
+        <w:t>. So depending on which and in what order player is visiting the locations he can solve some of the presented puzzles for  each getting some kind of score reward.</w:t>
+      </w:r>
+    </w:p>
+    <w:p>
+      <w:pPr>
+        <w:pStyle w:val="ListParagraph"/>
+        <w:numPr>
+          <w:ilvl w:val="0"/>
+          <w:numId w:val="3"/>
+        </w:numPr>
+      </w:pPr>
+      <w:r>
+        <w:t>Rune 1 (Swirl)</w:t>
+      </w:r>
+      <w:r>
+        <w:t xml:space="preserve"> – Alchemy lab</w:t>
+      </w:r>
+      <w:r>
+        <w:t xml:space="preserve"> </w:t>
+      </w:r>
+      <w:r>
+        <w:t>–</w:t>
+      </w:r>
+      <w:r>
+        <w:t xml:space="preserve"> Tinder box</w:t>
+      </w:r>
+    </w:p>
+    <w:p>
+      <w:pPr>
+        <w:pStyle w:val="ListParagraph"/>
+        <w:numPr>
+          <w:ilvl w:val="0"/>
+          <w:numId w:val="3"/>
+        </w:numPr>
+      </w:pPr>
+      <w:r>
+        <w:t>Rune 2 (Fork)</w:t>
+      </w:r>
+      <w:r>
+        <w:t xml:space="preserve"> </w:t>
+      </w:r>
+      <w:r>
+        <w:t>–</w:t>
+      </w:r>
+      <w:r>
+        <w:t xml:space="preserve"> Prison</w:t>
+      </w:r>
+      <w:r>
+        <w:t xml:space="preserve"> </w:t>
+      </w:r>
+      <w:r>
+        <w:t>–</w:t>
+      </w:r>
+      <w:r>
+        <w:t xml:space="preserve"> </w:t>
+      </w:r>
+      <w:r>
+        <w:t>Crowbar</w:t>
+      </w:r>
+    </w:p>
+    <w:p>
+      <w:pPr>
+        <w:pStyle w:val="ListParagraph"/>
+        <w:numPr>
+          <w:ilvl w:val="0"/>
+          <w:numId w:val="3"/>
+        </w:numPr>
+      </w:pPr>
+      <w:r>
+        <w:t>Rune 3 (Fish)</w:t>
+      </w:r>
+      <w:r>
+        <w:t xml:space="preserve"> </w:t>
+      </w:r>
+      <w:r>
+        <w:t>–</w:t>
+      </w:r>
+      <w:r>
+        <w:t xml:space="preserve"> Ice crystals cavern</w:t>
+      </w:r>
+      <w:r>
+        <w:t xml:space="preserve"> </w:t>
+      </w:r>
+      <w:r>
+        <w:t>–</w:t>
+      </w:r>
+      <w:r>
+        <w:t xml:space="preserve"> Axe</w:t>
+      </w:r>
+    </w:p>
+    <w:p>
+      <w:pPr>
+        <w:pStyle w:val="ListParagraph"/>
+        <w:numPr>
+          <w:ilvl w:val="0"/>
+          <w:numId w:val="3"/>
+        </w:numPr>
+      </w:pPr>
+      <w:r>
+        <w:t>Rune 4 (Sun)</w:t>
+      </w:r>
+      <w:r>
+        <w:t xml:space="preserve"> </w:t>
+      </w:r>
+      <w:r>
+        <w:t>–</w:t>
+      </w:r>
+      <w:r>
+        <w:t xml:space="preserve"> Underground cavern</w:t>
+      </w:r>
+      <w:r>
+        <w:t xml:space="preserve"> </w:t>
+      </w:r>
+      <w:r>
+        <w:t>–</w:t>
+      </w:r>
+      <w:r>
+        <w:t xml:space="preserve"> Shovel</w:t>
+      </w:r>
+    </w:p>
+    <w:p>
+      <w:pPr>
+        <w:pStyle w:val="ListParagraph"/>
+        <w:numPr>
+          <w:ilvl w:val="0"/>
+          <w:numId w:val="3"/>
+        </w:numPr>
+      </w:pPr>
+      <w:r>
+        <w:t>Rune 5 (Chain)</w:t>
+      </w:r>
+      <w:r>
+        <w:t xml:space="preserve"> </w:t>
+      </w:r>
+      <w:r>
+        <w:t>–</w:t>
+      </w:r>
+      <w:r>
+        <w:t xml:space="preserve"> Bunk room</w:t>
+      </w:r>
+      <w:r>
+        <w:t xml:space="preserve"> </w:t>
+      </w:r>
+      <w:r>
+        <w:t>–</w:t>
+      </w:r>
+      <w:r>
+        <w:t xml:space="preserve"> </w:t>
+      </w:r>
+      <w:r>
+        <w:t>Rope</w:t>
+      </w:r>
+    </w:p>
+    <w:p>
+      <w:r>
+        <w:t>After visiting last location in a chosen order the portal activates back to the starting location where the player gets final judgement depending on the puzzles solved.</w:t>
+      </w:r>
+    </w:p>
+    <w:p>
+      <w:pPr>
+        <w:pStyle w:val="Heading2"/>
+      </w:pPr>
       <w:r>
         <w:t>Making Character Controller</w:t>
       </w:r>
     </w:p>
     <w:p>
       <w:r>
-        <w:t xml:space="preserve">First I tried to copy controller solution from </w:t>
-      </w:r>
-    </w:p>
-    <w:p>
-      <w:pPr>
-        <w:rPr>
-          <w:b/>
-          <w:bCs/>
-        </w:rPr>
-      </w:pPr>
+        <w:t xml:space="preserve">I need a controller and camera with which player can explore and get into details with surroundings. </w:t>
+      </w:r>
+      <w:r>
+        <w:t>First I tried to copy controller solution from</w:t>
+      </w:r>
+      <w:r>
+        <w:t xml:space="preserve"> </w:t>
+      </w:r>
       <w:r>
         <w:rPr>
           <w:b/>
@@ -29,27 +265,61 @@
         </w:rPr>
         <w:t>How to Create a Top Down Movement Character Controller in Unity | Scripting Tutorial</w:t>
       </w:r>
-    </w:p>
-    <w:p>
-      <w:hyperlink r:id="rId5" w:history="1">
+      <w:r>
+        <w:rPr>
+          <w:b/>
+          <w:bCs/>
+        </w:rPr>
+        <w:t xml:space="preserve"> </w:t>
+      </w:r>
+      <w:r>
+        <w:t>(</w:t>
+      </w:r>
+      <w:hyperlink r:id="rId6" w:history="1">
         <w:r>
           <w:rPr>
             <w:rStyle w:val="Hyperlink"/>
           </w:rPr>
-          <w:t>https://www.youtube.com/watch?v=-0GFb9l3NHM</w:t>
+          <w:t>Broken Knights Games</w:t>
         </w:r>
       </w:hyperlink>
+      <w:r>
+        <w:t>, 2020).</w:t>
+      </w:r>
+    </w:p>
+    <w:p>
+      <w:hyperlink r:id="rId7" w:history="1">
+        <w:r>
+          <w:rPr>
+            <w:rStyle w:val="Hyperlink"/>
+          </w:rPr>
+          <w:t>https://www.youtube.</w:t>
+        </w:r>
+        <w:r>
+          <w:rPr>
+            <w:rStyle w:val="Hyperlink"/>
+          </w:rPr>
+          <w:t>c</w:t>
+        </w:r>
+        <w:r>
+          <w:rPr>
+            <w:rStyle w:val="Hyperlink"/>
+          </w:rPr>
+          <w:t>om/watch?v=-0GFb9l3NHM</w:t>
+        </w:r>
+      </w:hyperlink>
     </w:p>
     <w:p/>
     <w:p>
       <w:r>
+        <w:lastRenderedPageBreak/>
         <w:t>Then I tried to copy from John Klima‘s controller only parts what I thought I needed, but something was not right.</w:t>
       </w:r>
     </w:p>
     <w:p>
       <w:r>
         <w:drawing>
-          <wp:inline distT="0" distB="0" distL="0" distR="0" wp14:anchorId="2AF914CF" wp14:editId="71390B02">
+          <wp:inline distT="0" distB="0" distL="0" distR="0" wp14:anchorId="2AF914CF" wp14:editId="0CFCC148">
             <wp:extent cx="5753100" cy="4229100"/>
             <wp:effectExtent l="0" t="0" r="0" b="0"/>
             <wp:docPr id="1038826422" name="Picture 2"/>
@@ -66,7 +336,7 @@
                     </pic:cNvPicPr>
                   </pic:nvPicPr>
                   <pic:blipFill>
-                    <a:blip r:embed="rId6" cstate="print">
+                    <a:blip r:embed="rId8" cstate="print">
                       <a:extLst>
                         <a:ext uri="{28A0092B-C50C-407E-A947-70E740481C1C}">
                           <a14:useLocalDpi xmlns:a14="http://schemas.microsoft.com/office/drawing/2010/main" val="0"/>
@@ -124,7 +394,7 @@
                     </pic:cNvPicPr>
                   </pic:nvPicPr>
                   <pic:blipFill>
-                    <a:blip r:embed="rId7">
+                    <a:blip r:embed="rId9">
                       <a:extLst>
                         <a:ext uri="{28A0092B-C50C-407E-A947-70E740481C1C}">
                           <a14:useLocalDpi xmlns:a14="http://schemas.microsoft.com/office/drawing/2010/main" val="0"/>
@@ -163,26 +433,26 @@
     </w:p>
     <w:p>
       <w:r>
+        <w:t>I tried to copy animations scripts and set it up the same, but there was something wrong, animations wasn‘t swapping at it should.</w:t>
+      </w:r>
+      <w:r>
+        <w:t xml:space="preserve"> I just missed attaching the Player Animator script. Now animations work.</w:t>
+      </w:r>
+    </w:p>
+    <w:p>
+      <w:r>
+        <w:t xml:space="preserve">I also somehow swapped walk and run speed parameters, but as long as I work alone I don‘t see any need to fix it. </w:t>
+      </w:r>
+    </w:p>
+    <w:p/>
+    <w:p>
+      <w:r>
+        <w:t>Level1</w:t>
+      </w:r>
+    </w:p>
+    <w:p>
+      <w:r>
         <w:lastRenderedPageBreak/>
-        <w:t>I tried to copy animations scripts and set it up the same, but there was something wrong, animations wasn‘t swapping at it should.</w:t>
-      </w:r>
-      <w:r>
-        <w:t xml:space="preserve"> I just missed attaching the Player Animator script. Now animations work.</w:t>
-      </w:r>
-    </w:p>
-    <w:p>
-      <w:r>
-        <w:t xml:space="preserve">I also somehow swapped walk and run speed parameters, but as long as I work alone I don‘t see any need to fix it. </w:t>
-      </w:r>
-    </w:p>
-    <w:p/>
-    <w:p>
-      <w:r>
-        <w:t>Level1</w:t>
-      </w:r>
-    </w:p>
-    <w:p>
-      <w:r>
         <w:t>I started with a tunnel where the player supposedly come in through.</w:t>
       </w:r>
     </w:p>
@@ -206,7 +476,7 @@
                     </pic:cNvPicPr>
                   </pic:nvPicPr>
                   <pic:blipFill>
-                    <a:blip r:embed="rId8">
+                    <a:blip r:embed="rId10">
                       <a:extLst>
                         <a:ext uri="{28A0092B-C50C-407E-A947-70E740481C1C}">
                           <a14:useLocalDpi xmlns:a14="http://schemas.microsoft.com/office/drawing/2010/main" val="0"/>
@@ -248,12 +518,12 @@
     </w:p>
     <w:p>
       <w:r>
+        <w:t>Testing what kind of sockets would look appropriate.</w:t>
+      </w:r>
+    </w:p>
+    <w:p>
+      <w:r>
         <w:lastRenderedPageBreak/>
-        <w:t>Testing what kind of sockets would look appropriate.</w:t>
-      </w:r>
-    </w:p>
-    <w:p>
-      <w:r>
         <w:drawing>
           <wp:inline distT="0" distB="0" distL="0" distR="0" wp14:anchorId="67EDECC9" wp14:editId="4F96C462">
             <wp:extent cx="5753735" cy="2105025"/>
@@ -272,7 +542,7 @@
                     </pic:cNvPicPr>
                   </pic:nvPicPr>
                   <pic:blipFill>
-                    <a:blip r:embed="rId9" cstate="print">
+                    <a:blip r:embed="rId11" cstate="print">
                       <a:extLst>
                         <a:ext uri="{28A0092B-C50C-407E-A947-70E740481C1C}">
                           <a14:useLocalDpi xmlns:a14="http://schemas.microsoft.com/office/drawing/2010/main" val="0"/>
@@ -320,7 +590,7 @@
         </w:rPr>
         <w:t>How to make an inventory system in Unity (</w:t>
       </w:r>
-      <w:hyperlink r:id="rId10" w:history="1">
+      <w:hyperlink r:id="rId12" w:history="1">
         <w:r>
           <w:rPr>
             <w:rStyle w:val="Hyperlink"/>
@@ -456,7 +726,7 @@
                     </pic:cNvPicPr>
                   </pic:nvPicPr>
                   <pic:blipFill>
-                    <a:blip r:embed="rId11">
+                    <a:blip r:embed="rId13">
                       <a:extLst>
                         <a:ext uri="{28A0092B-C50C-407E-A947-70E740481C1C}">
                           <a14:useLocalDpi xmlns:a14="http://schemas.microsoft.com/office/drawing/2010/main" val="0"/>
@@ -517,7 +787,7 @@
                     </pic:cNvPicPr>
                   </pic:nvPicPr>
                   <pic:blipFill>
-                    <a:blip r:embed="rId12">
+                    <a:blip r:embed="rId14">
                       <a:extLst>
                         <a:ext uri="{28A0092B-C50C-407E-A947-70E740481C1C}">
                           <a14:useLocalDpi xmlns:a14="http://schemas.microsoft.com/office/drawing/2010/main" val="0"/>
@@ -567,7 +837,7 @@
       <w:r>
         <w:t>(</w:t>
       </w:r>
-      <w:hyperlink r:id="rId13" w:history="1">
+      <w:hyperlink r:id="rId15" w:history="1">
         <w:r>
           <w:rPr>
             <w:rStyle w:val="Hyperlink"/>
@@ -586,7 +856,7 @@
       <w:r>
         <w:br/>
       </w:r>
-      <w:hyperlink r:id="rId14" w:history="1">
+      <w:hyperlink r:id="rId16" w:history="1">
         <w:r>
           <w:rPr>
             <w:rStyle w:val="Hyperlink"/>
@@ -633,7 +903,7 @@
                     <pic:cNvPicPr/>
                   </pic:nvPicPr>
                   <pic:blipFill>
-                    <a:blip r:embed="rId15"/>
+                    <a:blip r:embed="rId17"/>
                     <a:stretch>
                       <a:fillRect/>
                     </a:stretch>
@@ -685,7 +955,7 @@
                     </pic:cNvPicPr>
                   </pic:nvPicPr>
                   <pic:blipFill>
-                    <a:blip r:embed="rId16">
+                    <a:blip r:embed="rId18">
                       <a:extLst>
                         <a:ext uri="{28A0092B-C50C-407E-A947-70E740481C1C}">
                           <a14:useLocalDpi xmlns:a14="http://schemas.microsoft.com/office/drawing/2010/main" val="0"/>
@@ -743,7 +1013,7 @@
                     </pic:cNvPicPr>
                   </pic:nvPicPr>
                   <pic:blipFill>
-                    <a:blip r:embed="rId17">
+                    <a:blip r:embed="rId19">
                       <a:extLst>
                         <a:ext uri="{28A0092B-C50C-407E-A947-70E740481C1C}">
                           <a14:useLocalDpi xmlns:a14="http://schemas.microsoft.com/office/drawing/2010/main" val="0"/>
@@ -786,15 +1056,9 @@
         <w:t>On first tries to implement sounds with FMOD started to get errors of “no platform chosen” and “bank file not found”</w:t>
       </w:r>
       <w:r>
-        <w:t>. After</w:t>
-      </w:r>
-      <w:r>
-        <w:t xml:space="preserve"> for a while</w:t>
-      </w:r>
-      <w:r>
-        <w:t xml:space="preserve"> unsuccesfully trying to fix issues decided to completely delete FMOD and integrate it again. Used FMOD Integration Tutorial (</w:t>
-      </w:r>
-      <w:hyperlink r:id="rId18" w:history="1">
+        <w:t>. After for a while unsuccesfully trying to fix issues decided to completely delete FMOD and integrate it again. Used FMOD Integration Tutorial (</w:t>
+      </w:r>
+      <w:hyperlink r:id="rId20" w:history="1">
         <w:r>
           <w:rPr>
             <w:rStyle w:val="Hyperlink"/>
@@ -908,6 +1172,63 @@
       <w:r>
         <w:t>+ Inventory system (some kind)</w:t>
       </w:r>
+    </w:p>
+    <w:p>
+      <w:r>
+        <w:br w:type="page"/>
+      </w:r>
+    </w:p>
+    <w:p>
+      <w:pPr>
+        <w:pStyle w:val="Heading2"/>
+      </w:pPr>
+      <w:r>
+        <w:lastRenderedPageBreak/>
+        <w:t>Bibliography</w:t>
+      </w:r>
+    </w:p>
+    <w:p>
+      <w:pPr>
+        <w:rPr>
+          <w:lang w:val="lt-LT"/>
+        </w:rPr>
+      </w:pPr>
+      <w:r>
+        <w:rPr>
+          <w:lang w:val="lt-LT"/>
+        </w:rPr>
+        <w:t xml:space="preserve">Broken Knights Games. (2020, April 17). </w:t>
+      </w:r>
+      <w:r>
+        <w:rPr>
+          <w:i/>
+          <w:iCs/>
+          <w:lang w:val="lt-LT"/>
+        </w:rPr>
+        <w:t>How to create a top down movement character controller in Unity | Scripting tutorial</w:t>
+      </w:r>
+      <w:r>
+        <w:rPr>
+          <w:lang w:val="lt-LT"/>
+        </w:rPr>
+        <w:t xml:space="preserve"> [Video]. YouTube. </w:t>
+      </w:r>
+      <w:hyperlink r:id="rId21" w:history="1">
+        <w:r>
+          <w:rPr>
+            <w:rStyle w:val="Hyperlink"/>
+            <w:lang w:val="lt-LT"/>
+          </w:rPr>
+          <w:t>https://www.youtube.com/watch?v=-0GFb9l3NHM</w:t>
+        </w:r>
+      </w:hyperlink>
+    </w:p>
+    <w:p>
+      <w:pPr>
+        <w:rPr>
+          <w:lang w:val="lt-LT"/>
+        </w:rPr>
+      </w:pPr>
     </w:p>
     <w:sectPr>
       <w:pgSz w:w="11906" w:h="16838"/>
@@ -1035,9 +1356,9 @@
     </w:lvl>
   </w:abstractNum>
   <w:abstractNum w:abstractNumId="1" w15:restartNumberingAfterBreak="0">
-    <w:nsid w:val="4C180834"/>
+    <w:nsid w:val="2E5D5C6C"/>
     <w:multiLevelType w:val="hybridMultilevel"/>
-    <w:tmpl w:val="A2CC1F18"/>
+    <w:tmpl w:val="BF4A2E6A"/>
     <w:lvl w:ilvl="0" w:tplc="04270001">
       <w:start w:val="1"/>
       <w:numFmt w:val="bullet"/>
@@ -1147,11 +1468,127 @@
       </w:rPr>
     </w:lvl>
   </w:abstractNum>
+  <w:abstractNum w:abstractNumId="2" w15:restartNumberingAfterBreak="0">
+    <w:nsid w:val="4C180834"/>
+    <w:multiLevelType w:val="hybridMultilevel"/>
+    <w:tmpl w:val="A2CC1F18"/>
+    <w:lvl w:ilvl="0" w:tplc="04270001">
+      <w:start w:val="1"/>
+      <w:numFmt w:val="bullet"/>
+      <w:lvlText w:val=""/>
+      <w:lvlJc w:val="left"/>
+      <w:pPr>
+        <w:ind w:left="720" w:hanging="360"/>
+      </w:pPr>
+      <w:rPr>
+        <w:rFonts w:ascii="Symbol" w:hAnsi="Symbol" w:hint="default"/>
+      </w:rPr>
+    </w:lvl>
+    <w:lvl w:ilvl="1" w:tplc="04270003" w:tentative="1">
+      <w:start w:val="1"/>
+      <w:numFmt w:val="bullet"/>
+      <w:lvlText w:val="o"/>
+      <w:lvlJc w:val="left"/>
+      <w:pPr>
+        <w:ind w:left="1440" w:hanging="360"/>
+      </w:pPr>
+      <w:rPr>
+        <w:rFonts w:ascii="Courier New" w:hAnsi="Courier New" w:cs="Courier New" w:hint="default"/>
+      </w:rPr>
+    </w:lvl>
+    <w:lvl w:ilvl="2" w:tplc="04270005" w:tentative="1">
+      <w:start w:val="1"/>
+      <w:numFmt w:val="bullet"/>
+      <w:lvlText w:val=""/>
+      <w:lvlJc w:val="left"/>
+      <w:pPr>
+        <w:ind w:left="2160" w:hanging="360"/>
+      </w:pPr>
+      <w:rPr>
+        <w:rFonts w:ascii="Wingdings" w:hAnsi="Wingdings" w:hint="default"/>
+      </w:rPr>
+    </w:lvl>
+    <w:lvl w:ilvl="3" w:tplc="04270001" w:tentative="1">
+      <w:start w:val="1"/>
+      <w:numFmt w:val="bullet"/>
+      <w:lvlText w:val=""/>
+      <w:lvlJc w:val="left"/>
+      <w:pPr>
+        <w:ind w:left="2880" w:hanging="360"/>
+      </w:pPr>
+      <w:rPr>
+        <w:rFonts w:ascii="Symbol" w:hAnsi="Symbol" w:hint="default"/>
+      </w:rPr>
+    </w:lvl>
+    <w:lvl w:ilvl="4" w:tplc="04270003" w:tentative="1">
+      <w:start w:val="1"/>
+      <w:numFmt w:val="bullet"/>
+      <w:lvlText w:val="o"/>
+      <w:lvlJc w:val="left"/>
+      <w:pPr>
+        <w:ind w:left="3600" w:hanging="360"/>
+      </w:pPr>
+      <w:rPr>
+        <w:rFonts w:ascii="Courier New" w:hAnsi="Courier New" w:cs="Courier New" w:hint="default"/>
+      </w:rPr>
+    </w:lvl>
+    <w:lvl w:ilvl="5" w:tplc="04270005" w:tentative="1">
+      <w:start w:val="1"/>
+      <w:numFmt w:val="bullet"/>
+      <w:lvlText w:val=""/>
+      <w:lvlJc w:val="left"/>
+      <w:pPr>
+        <w:ind w:left="4320" w:hanging="360"/>
+      </w:pPr>
+      <w:rPr>
+        <w:rFonts w:ascii="Wingdings" w:hAnsi="Wingdings" w:hint="default"/>
+      </w:rPr>
+    </w:lvl>
+    <w:lvl w:ilvl="6" w:tplc="04270001" w:tentative="1">
+      <w:start w:val="1"/>
+      <w:numFmt w:val="bullet"/>
+      <w:lvlText w:val=""/>
+      <w:lvlJc w:val="left"/>
+      <w:pPr>
+        <w:ind w:left="5040" w:hanging="360"/>
+      </w:pPr>
+      <w:rPr>
+        <w:rFonts w:ascii="Symbol" w:hAnsi="Symbol" w:hint="default"/>
+      </w:rPr>
+    </w:lvl>
+    <w:lvl w:ilvl="7" w:tplc="04270003" w:tentative="1">
+      <w:start w:val="1"/>
+      <w:numFmt w:val="bullet"/>
+      <w:lvlText w:val="o"/>
+      <w:lvlJc w:val="left"/>
+      <w:pPr>
+        <w:ind w:left="5760" w:hanging="360"/>
+      </w:pPr>
+      <w:rPr>
+        <w:rFonts w:ascii="Courier New" w:hAnsi="Courier New" w:cs="Courier New" w:hint="default"/>
+      </w:rPr>
+    </w:lvl>
+    <w:lvl w:ilvl="8" w:tplc="04270005" w:tentative="1">
+      <w:start w:val="1"/>
+      <w:numFmt w:val="bullet"/>
+      <w:lvlText w:val=""/>
+      <w:lvlJc w:val="left"/>
+      <w:pPr>
+        <w:ind w:left="6480" w:hanging="360"/>
+      </w:pPr>
+      <w:rPr>
+        <w:rFonts w:ascii="Wingdings" w:hAnsi="Wingdings" w:hint="default"/>
+      </w:rPr>
+    </w:lvl>
+  </w:abstractNum>
   <w:num w:numId="1" w16cid:durableId="40986259">
-    <w:abstractNumId w:val="1"/>
+    <w:abstractNumId w:val="2"/>
   </w:num>
   <w:num w:numId="2" w16cid:durableId="1836872496">
     <w:abstractNumId w:val="0"/>
+  </w:num>
+  <w:num w:numId="3" w16cid:durableId="710150859">
+    <w:abstractNumId w:val="1"/>
   </w:num>
 </w:numbering>
 </file>
@@ -1762,7 +2199,6 @@
   <w:style w:type="character" w:default="1" w:styleId="DefaultParagraphFont">
     <w:name w:val="Default Paragraph Font"/>
     <w:uiPriority w:val="1"/>
-    <w:semiHidden/>
     <w:unhideWhenUsed/>
   </w:style>
   <w:style w:type="table" w:default="1" w:styleId="TableNormal">
@@ -2096,6 +2532,18 @@
     <w:rPr>
       <w:color w:val="605E5C"/>
       <w:shd w:val="clear" w:color="auto" w:fill="E1DFDD"/>
+    </w:rPr>
+  </w:style>
+  <w:style w:type="character" w:styleId="FollowedHyperlink">
+    <w:name w:val="FollowedHyperlink"/>
+    <w:basedOn w:val="DefaultParagraphFont"/>
+    <w:uiPriority w:val="99"/>
+    <w:semiHidden/>
+    <w:unhideWhenUsed/>
+    <w:rsid w:val="007A6E75"/>
+    <w:rPr>
+      <w:color w:val="96607D" w:themeColor="followedHyperlink"/>
+      <w:u w:val="single"/>
     </w:rPr>
   </w:style>
 </w:styles>

--- a/Vaidoto/Notes.DOCX
+++ b/Vaidoto/Notes.DOCX
@@ -286,34 +286,102 @@
       <w:r>
         <w:t>, 2020).</w:t>
       </w:r>
-    </w:p>
-    <w:p>
-      <w:hyperlink r:id="rId7" w:history="1">
-        <w:r>
-          <w:rPr>
-            <w:rStyle w:val="Hyperlink"/>
-          </w:rPr>
-          <w:t>https://www.youtube.</w:t>
-        </w:r>
-        <w:r>
-          <w:rPr>
-            <w:rStyle w:val="Hyperlink"/>
-          </w:rPr>
-          <w:t>c</w:t>
-        </w:r>
-        <w:r>
-          <w:rPr>
-            <w:rStyle w:val="Hyperlink"/>
-          </w:rPr>
-          <w:t>om/watch?v=-0GFb9l3NHM</w:t>
-        </w:r>
-      </w:hyperlink>
+      <w:r>
+        <w:t xml:space="preserve"> But I could not make it work and I am not sure why. (the script is still in the </w:t>
+      </w:r>
+      <w:r>
+        <w:rPr>
+          <w:i/>
+          <w:iCs/>
+        </w:rPr>
+        <w:t>Assets\Scripts\TestScripts\</w:t>
+      </w:r>
+      <w:r>
+        <w:rPr>
+          <w:i/>
+          <w:iCs/>
+        </w:rPr>
+        <w:t>TopDownCharacterMover</w:t>
+      </w:r>
+      <w:r>
+        <w:rPr>
+          <w:i/>
+          <w:iCs/>
+        </w:rPr>
+        <w:t>.cs</w:t>
+      </w:r>
+      <w:r>
+        <w:t>)</w:t>
+      </w:r>
     </w:p>
     <w:p/>
     <w:p>
       <w:r>
         <w:lastRenderedPageBreak/>
-        <w:t>Then I tried to copy from John Klima‘s controller only parts what I thought I needed, but something was not right.</w:t>
+        <w:t>Then I tried to</w:t>
+      </w:r>
+      <w:r>
+        <w:t xml:space="preserve"> manually</w:t>
+      </w:r>
+      <w:r>
+        <w:t xml:space="preserve"> copy from John Klima‘s controller only parts what I thought I needed, but something was not right</w:t>
+      </w:r>
+      <w:r>
+        <w:t xml:space="preserve"> again </w:t>
+      </w:r>
+      <w:r>
+        <w:t>(Image_001)</w:t>
+      </w:r>
+      <w:r>
+        <w:t>(</w:t>
+      </w:r>
+      <w:r>
+        <w:rPr>
+          <w:i/>
+          <w:iCs/>
+        </w:rPr>
+        <w:t>Assets\Scripts\</w:t>
+      </w:r>
+      <w:r>
+        <w:rPr>
+          <w:i/>
+          <w:iCs/>
+        </w:rPr>
+        <w:t>Char</w:t>
+      </w:r>
+      <w:r>
+        <w:rPr>
+          <w:i/>
+          <w:iCs/>
+        </w:rPr>
+        <w:t>Scripts\</w:t>
+      </w:r>
+      <w:r>
+        <w:rPr>
+          <w:i/>
+          <w:iCs/>
+        </w:rPr>
+        <w:t>CharController</w:t>
+      </w:r>
+      <w:r>
+        <w:rPr>
+          <w:i/>
+          <w:iCs/>
+        </w:rPr>
+        <w:t>.cs</w:t>
+      </w:r>
+      <w:r>
+        <w:t xml:space="preserve">). In the end I just used the </w:t>
+      </w:r>
+      <w:r>
+        <w:rPr>
+          <w:i/>
+          <w:iCs/>
+        </w:rPr>
+        <w:t>PlayerController.cs</w:t>
+      </w:r>
+      <w:r>
+        <w:t xml:space="preserve"> as it came from John Klima.</w:t>
       </w:r>
     </w:p>
     <w:p>
@@ -336,7 +404,7 @@
                     </pic:cNvPicPr>
                   </pic:nvPicPr>
                   <pic:blipFill>
-                    <a:blip r:embed="rId8" cstate="print">
+                    <a:blip r:embed="rId7" cstate="print">
                       <a:extLst>
                         <a:ext uri="{28A0092B-C50C-407E-A947-70E740481C1C}">
                           <a14:useLocalDpi xmlns:a14="http://schemas.microsoft.com/office/drawing/2010/main" val="0"/>
@@ -367,11 +435,36 @@
           </wp:inline>
         </w:drawing>
       </w:r>
+      <w:r>
+        <w:br/>
+        <w:t>Image_001: my manually rewritten version of John Klima’s Player Controller CharController.cs.</w:t>
+      </w:r>
     </w:p>
     <w:p/>
     <w:p>
       <w:r>
-        <w:t>Camera controller taken from John Klima, had an issue of orbiting around character feet (where the character‘s pivot is). Looking for solution I almost accidently added this edit with two variables as in image_. Now the player can look what is in front of him.</w:t>
+        <w:t>The c</w:t>
+      </w:r>
+      <w:r>
+        <w:t>amera controller taken from John Klima, had an issue of orbiting around character feet (where the character‘s pivot is). Looking for solution I almost accidently added this edit with two variables as in image</w:t>
+      </w:r>
+      <w:r>
+        <w:t>_002</w:t>
+      </w:r>
+      <w:r>
+        <w:t>. Now</w:t>
+      </w:r>
+      <w:r>
+        <w:t xml:space="preserve"> camera acting as if on a stick attached to players head. Which is ideal, because</w:t>
+      </w:r>
+      <w:r>
+        <w:t xml:space="preserve"> the player can look what is in front of him</w:t>
+      </w:r>
+      <w:r>
+        <w:t xml:space="preserve"> even on the ground next to his feet</w:t>
+      </w:r>
+      <w:r>
+        <w:t>.</w:t>
       </w:r>
     </w:p>
     <w:p>
@@ -394,7 +487,7 @@
                     </pic:cNvPicPr>
                   </pic:nvPicPr>
                   <pic:blipFill>
-                    <a:blip r:embed="rId9">
+                    <a:blip r:embed="rId8">
                       <a:extLst>
                         <a:ext uri="{28A0092B-C50C-407E-A947-70E740481C1C}">
                           <a14:useLocalDpi xmlns:a14="http://schemas.microsoft.com/office/drawing/2010/main" val="0"/>
@@ -425,9 +518,17 @@
           </wp:inline>
         </w:drawing>
       </w:r>
-    </w:p>
-    <w:p>
-      <w:r>
+      <w:r>
+        <w:br/>
+        <w:t>Image_002: extra lines for John Klima’s CameraController.cs.</w:t>
+      </w:r>
+    </w:p>
+    <w:p>
+      <w:pPr>
+        <w:pStyle w:val="Heading2"/>
+      </w:pPr>
+      <w:r>
+        <w:lastRenderedPageBreak/>
         <w:t>Animations</w:t>
       </w:r>
     </w:p>
@@ -436,6 +537,9 @@
         <w:t>I tried to copy animations scripts and set it up the same, but there was something wrong, animations wasn‘t swapping at it should.</w:t>
       </w:r>
       <w:r>
+        <w:t xml:space="preserve"> After some time I found that</w:t>
+      </w:r>
+      <w:r>
         <w:t xml:space="preserve"> I just missed attaching the Player Animator script. Now animations work.</w:t>
       </w:r>
     </w:p>
@@ -446,14 +550,31 @@
     </w:p>
     <w:p/>
     <w:p>
-      <w:r>
-        <w:t>Level1</w:t>
-      </w:r>
-    </w:p>
-    <w:p>
-      <w:r>
-        <w:lastRenderedPageBreak/>
-        <w:t>I started with a tunnel where the player supposedly come in through.</w:t>
+      <w:pPr>
+        <w:pStyle w:val="Heading2"/>
+      </w:pPr>
+      <w:r>
+        <w:t>Level</w:t>
+      </w:r>
+      <w:r>
+        <w:t>0 – Starting location</w:t>
+      </w:r>
+    </w:p>
+    <w:p>
+      <w:r>
+        <w:t>I started with a tunnel where the player</w:t>
+      </w:r>
+      <w:r>
+        <w:t xml:space="preserve"> should</w:t>
+      </w:r>
+      <w:r>
+        <w:t xml:space="preserve"> </w:t>
+      </w:r>
+      <w:r>
+        <w:t>spawn</w:t>
+      </w:r>
+      <w:r>
+        <w:t>.</w:t>
       </w:r>
     </w:p>
     <w:p>
@@ -476,7 +597,7 @@
                     </pic:cNvPicPr>
                   </pic:nvPicPr>
                   <pic:blipFill>
-                    <a:blip r:embed="rId10">
+                    <a:blip r:embed="rId9">
                       <a:extLst>
                         <a:ext uri="{28A0092B-C50C-407E-A947-70E740481C1C}">
                           <a14:useLocalDpi xmlns:a14="http://schemas.microsoft.com/office/drawing/2010/main" val="0"/>
@@ -507,23 +628,51 @@
           </wp:inline>
         </w:drawing>
       </w:r>
-    </w:p>
-    <w:p>
-      <w:r>
-        <w:t>For some reason this section of tunnel asset has unpasable collider.</w:t>
-      </w:r>
-      <w:r>
-        <w:t xml:space="preserve"> Found that removing the prefab‘s collider and adding new mesh collider generates correct collision. But it is probably more resource consuming, as new one probably are much more complex. But for my small game it shouldn‘t be a problem.</w:t>
-      </w:r>
-    </w:p>
-    <w:p>
-      <w:r>
-        <w:t>Testing what kind of sockets would look appropriate.</w:t>
-      </w:r>
-    </w:p>
-    <w:p>
+      <w:r>
+        <w:br/>
+        <w:t>Image_003: The marked area should be passable, but there is actually collider wall.</w:t>
+      </w:r>
+    </w:p>
+    <w:p>
+      <w:r>
+        <w:t>For some reason this section of tunnel asset</w:t>
+      </w:r>
+      <w:r>
+        <w:t xml:space="preserve"> (Image_003)</w:t>
+      </w:r>
+      <w:r>
+        <w:t xml:space="preserve"> </w:t>
+      </w:r>
+      <w:r>
+        <w:t>came in with</w:t>
+      </w:r>
+      <w:r>
+        <w:t xml:space="preserve"> </w:t>
+      </w:r>
+      <w:r>
+        <w:t xml:space="preserve">an </w:t>
+      </w:r>
+      <w:r>
+        <w:t>unpasable collider.</w:t>
+      </w:r>
+      <w:r>
+        <w:t xml:space="preserve"> Found that removing the prefab‘s collider and adding new mesh collider </w:t>
+      </w:r>
       <w:r>
         <w:lastRenderedPageBreak/>
+        <w:t>generates correct collision. But it is probably more resource consuming, as new one probably are much more complex. But for my small game it shouldn‘t be a problem.</w:t>
+      </w:r>
+      <w:r>
+        <w:t xml:space="preserve"> Also player occasionally hit some almost invisible corners.</w:t>
+      </w:r>
+    </w:p>
+    <w:p>
+      <w:r>
+        <w:t>I wasn’t sure how the sockets for rune should look like. And there was no obvious choice in the assets I had. So I was looking through all assets and lining them to see what looks best (image_004).</w:t>
+      </w:r>
+    </w:p>
+    <w:p>
+      <w:r>
         <w:drawing>
           <wp:inline distT="0" distB="0" distL="0" distR="0" wp14:anchorId="67EDECC9" wp14:editId="4F96C462">
             <wp:extent cx="5753735" cy="2105025"/>
@@ -542,7 +691,7 @@
                     </pic:cNvPicPr>
                   </pic:nvPicPr>
                   <pic:blipFill>
-                    <a:blip r:embed="rId11" cstate="print">
+                    <a:blip r:embed="rId10" cstate="print">
                       <a:extLst>
                         <a:ext uri="{28A0092B-C50C-407E-A947-70E740481C1C}">
                           <a14:useLocalDpi xmlns:a14="http://schemas.microsoft.com/office/drawing/2010/main" val="0"/>
@@ -573,8 +722,20 @@
           </wp:inline>
         </w:drawing>
       </w:r>
+      <w:r>
+        <w:br/>
+        <w:t>Image_004: Testing what looks best as rune sockets.</w:t>
+      </w:r>
     </w:p>
     <w:p/>
+    <w:p>
+      <w:pPr>
+        <w:pStyle w:val="Heading2"/>
+      </w:pPr>
+      <w:r>
+        <w:t>Inventory</w:t>
+      </w:r>
+    </w:p>
     <w:p>
       <w:r>
         <w:t>I need some kind of invenotry system to register what was picked up and what can be used.</w:t>
@@ -588,27 +749,69 @@
           <w:b/>
           <w:bCs/>
         </w:rPr>
-        <w:t>How to make an inventory system in Unity (</w:t>
-      </w:r>
-      <w:hyperlink r:id="rId12" w:history="1">
-        <w:r>
-          <w:rPr>
-            <w:rStyle w:val="Hyperlink"/>
-            <w:b/>
-            <w:bCs/>
-          </w:rPr>
-          <w:t>https://gamedevbeginner.com/how-to-make-an-inventory-system-in-unity/</w:t>
-        </w:r>
-      </w:hyperlink>
+        <w:t xml:space="preserve">How to make an inventory system in Unity </w:t>
+      </w:r>
+      <w:r>
+        <w:t>(French, 2024)</w:t>
+      </w:r>
+      <w:r>
+        <w:t>,</w:t>
+      </w:r>
+      <w:r>
+        <w:t xml:space="preserve"> </w:t>
+      </w:r>
+      <w:r>
+        <w:t xml:space="preserve">but soon realised that it is possibly too complicated for my needs. As I will have fixed amount of unchangeable items, which the player either have or </w:t>
+      </w:r>
+      <w:r>
+        <w:t xml:space="preserve">have </w:t>
+      </w:r>
+      <w:r>
+        <w:t>not. I decided to try to have a simple script with a list of booleans to track what the player has at the moment</w:t>
+      </w:r>
+      <w:r>
+        <w:t xml:space="preserve"> (</w:t>
+      </w:r>
       <w:r>
         <w:rPr>
-          <w:b/>
-          <w:bCs/>
+          <w:i/>
+          <w:iCs/>
         </w:rPr>
+        <w:t>Assets\Scripts\</w:t>
+      </w:r>
+      <w:r>
+        <w:rPr>
+          <w:i/>
+          <w:iCs/>
+        </w:rPr>
+        <w:t>Char</w:t>
+      </w:r>
+      <w:r>
+        <w:rPr>
+          <w:i/>
+          <w:iCs/>
+        </w:rPr>
+        <w:t>Scripts\</w:t>
+      </w:r>
+      <w:r>
+        <w:rPr>
+          <w:i/>
+          <w:iCs/>
+        </w:rPr>
+        <w:t>InventorySimple</w:t>
+      </w:r>
+      <w:r>
+        <w:rPr>
+          <w:i/>
+          <w:iCs/>
+        </w:rPr>
+        <w:t>.cs</w:t>
+      </w:r>
+      <w:r>
         <w:t>)</w:t>
       </w:r>
       <w:r>
-        <w:t>, but soon realised that it is possibly too complicated for my needs. As I will have fixed amount of unchangeable items, which the player either have or not. I decided to try to have a simple script with a list of booleans to track what the player has at the moment.</w:t>
+        <w:t>.</w:t>
       </w:r>
     </w:p>
     <w:p/>
@@ -626,7 +829,7 @@
         </w:numPr>
       </w:pPr>
       <w:r>
-        <w:t>Axe</w:t>
+        <w:t>Runes from 1 to 5</w:t>
       </w:r>
     </w:p>
     <w:p>
@@ -638,7 +841,7 @@
         </w:numPr>
       </w:pPr>
       <w:r>
-        <w:t>Tinder Box</w:t>
+        <w:t>Axe</w:t>
       </w:r>
     </w:p>
     <w:p>
@@ -650,7 +853,7 @@
         </w:numPr>
       </w:pPr>
       <w:r>
-        <w:t>Shovel</w:t>
+        <w:t>Tinder Box</w:t>
       </w:r>
     </w:p>
     <w:p>
@@ -662,7 +865,7 @@
         </w:numPr>
       </w:pPr>
       <w:r>
-        <w:t>Rope</w:t>
+        <w:t>Shovel</w:t>
       </w:r>
     </w:p>
     <w:p>
@@ -674,16 +877,51 @@
         </w:numPr>
       </w:pPr>
       <w:r>
+        <w:t>Rope</w:t>
+      </w:r>
+    </w:p>
+    <w:p>
+      <w:pPr>
+        <w:pStyle w:val="ListParagraph"/>
+        <w:numPr>
+          <w:ilvl w:val="0"/>
+          <w:numId w:val="2"/>
+        </w:numPr>
+      </w:pPr>
+      <w:r>
         <w:t>Crowbar</w:t>
       </w:r>
     </w:p>
     <w:p/>
     <w:p>
-      <w:r>
-        <w:t>For faster start of flashing some rooms, I copied them from Synty demo scene. Now will try to edit it for my need.</w:t>
+      <w:pPr>
+        <w:pStyle w:val="Heading2"/>
+      </w:pPr>
+      <w:r>
+        <w:lastRenderedPageBreak/>
+        <w:t>Locations 1-5</w:t>
+      </w:r>
+    </w:p>
+    <w:p>
+      <w:r>
+        <w:t xml:space="preserve">For faster start of flashing some rooms, I copied them from Synty demo scene. Now </w:t>
+      </w:r>
+      <w:r>
+        <w:t xml:space="preserve">I </w:t>
+      </w:r>
+      <w:r>
+        <w:t>will try to edit it for my need.</w:t>
       </w:r>
     </w:p>
     <w:p/>
+    <w:p>
+      <w:pPr>
+        <w:pStyle w:val="Heading2"/>
+      </w:pPr>
+      <w:r>
+        <w:t>Interacting</w:t>
+      </w:r>
+    </w:p>
     <w:p>
       <w:r>
         <w:t>I need some targeting system. So a player could hover over items to pick it up or interact.</w:t>
@@ -696,7 +934,16 @@
           <w:b/>
           <w:bCs/>
         </w:rPr>
-        <w:t xml:space="preserve">Object Insights Highlighter </w:t>
+        <w:t>Object Insights Highlighter</w:t>
+      </w:r>
+      <w:r>
+        <w:t xml:space="preserve"> </w:t>
+      </w:r>
+      <w:r>
+        <w:t>(SpeedTutor, 2024)</w:t>
+      </w:r>
+      <w:r>
+        <w:t xml:space="preserve"> </w:t>
       </w:r>
       <w:r>
         <w:t>from Unity Assets store which I wanted to try for very long time.</w:t>
@@ -704,9 +951,10 @@
     </w:p>
     <w:p>
       <w:r>
-        <w:lastRenderedPageBreak/>
         <w:t>Looks like it doesn’t work just “straight out of the box”, need to find if I missed any scripts.</w:t>
       </w:r>
+    </w:p>
+    <w:p>
       <w:r>
         <w:drawing>
           <wp:inline distT="0" distB="0" distL="0" distR="0" wp14:anchorId="19EB5904" wp14:editId="00D26848">
@@ -726,7 +974,7 @@
                     </pic:cNvPicPr>
                   </pic:nvPicPr>
                   <pic:blipFill>
-                    <a:blip r:embed="rId13">
+                    <a:blip r:embed="rId11">
                       <a:extLst>
                         <a:ext uri="{28A0092B-C50C-407E-A947-70E740481C1C}">
                           <a14:useLocalDpi xmlns:a14="http://schemas.microsoft.com/office/drawing/2010/main" val="0"/>
@@ -757,18 +1005,38 @@
           </wp:inline>
         </w:drawing>
       </w:r>
-    </w:p>
-    <w:p>
-      <w:r>
-        <w:t>Yes, there was a script with raycast for camera. It still doesn’t work for interactive object detail popup.</w:t>
-      </w:r>
-      <w:r>
-        <w:t xml:space="preserve"> I missed to assign a button from drop down menu. Now everything works. And hopefully I have working raycast for other kind of interactions.</w:t>
-      </w:r>
       <w:r>
         <w:br/>
-      </w:r>
-      <w:r>
+        <w:t>Image_005: the Object Insights Highlither does not work straight out of the box.</w:t>
+      </w:r>
+    </w:p>
+    <w:p>
+      <w:r>
+        <w:t xml:space="preserve">Yes, there was a script with raycast for camera. </w:t>
+      </w:r>
+      <w:r>
+        <w:t>But i</w:t>
+      </w:r>
+      <w:r>
+        <w:t>t still doesn’t work for interactive object detail popup.</w:t>
+      </w:r>
+      <w:r>
+        <w:t xml:space="preserve"> After watching video tutorial from the asset creator I noticed that</w:t>
+      </w:r>
+      <w:r>
+        <w:t xml:space="preserve"> I missed to assign a button from drop down menu. Now everything works. And hopefully I have working raycast for other kind of interactions</w:t>
+      </w:r>
+      <w:r>
+        <w:t xml:space="preserve"> (image_006)</w:t>
+      </w:r>
+      <w:r>
+        <w:t>.</w:t>
+      </w:r>
+      <w:r>
+        <w:br/>
+      </w:r>
+      <w:r>
+        <w:lastRenderedPageBreak/>
         <w:drawing>
           <wp:inline distT="0" distB="0" distL="0" distR="0" wp14:anchorId="31068743" wp14:editId="526AF101">
             <wp:extent cx="5743575" cy="2114550"/>
@@ -787,7 +1055,7 @@
                     </pic:cNvPicPr>
                   </pic:nvPicPr>
                   <pic:blipFill>
-                    <a:blip r:embed="rId14">
+                    <a:blip r:embed="rId12">
                       <a:extLst>
                         <a:ext uri="{28A0092B-C50C-407E-A947-70E740481C1C}">
                           <a14:useLocalDpi xmlns:a14="http://schemas.microsoft.com/office/drawing/2010/main" val="0"/>
@@ -818,6 +1086,16 @@
           </wp:inline>
         </w:drawing>
       </w:r>
+      <w:r>
+        <w:br/>
+        <w:t xml:space="preserve">Image_006: Working </w:t>
+      </w:r>
+      <w:r>
+        <w:t>Object Insights Highlither</w:t>
+      </w:r>
+      <w:r>
+        <w:t>.</w:t>
+      </w:r>
     </w:p>
     <w:p/>
     <w:p>
@@ -837,7 +1115,7 @@
       <w:r>
         <w:t>(</w:t>
       </w:r>
-      <w:hyperlink r:id="rId15" w:history="1">
+      <w:hyperlink r:id="rId13" w:history="1">
         <w:r>
           <w:rPr>
             <w:rStyle w:val="Hyperlink"/>
@@ -856,7 +1134,7 @@
       <w:r>
         <w:br/>
       </w:r>
-      <w:hyperlink r:id="rId16" w:history="1">
+      <w:hyperlink r:id="rId14" w:history="1">
         <w:r>
           <w:rPr>
             <w:rStyle w:val="Hyperlink"/>
@@ -873,7 +1151,6 @@
     </w:p>
     <w:p>
       <w:r>
-        <w:lastRenderedPageBreak/>
         <w:t>Managed to turn off rune object adding few lines to Object Insights scripts. Now need to mark it in players Inventory</w:t>
       </w:r>
       <w:r>
@@ -903,7 +1180,7 @@
                     <pic:cNvPicPr/>
                   </pic:nvPicPr>
                   <pic:blipFill>
-                    <a:blip r:embed="rId17"/>
+                    <a:blip r:embed="rId15"/>
                     <a:stretch>
                       <a:fillRect/>
                     </a:stretch>
@@ -931,7 +1208,11 @@
     </w:p>
     <w:p>
       <w:r>
-        <w:t>If there is no teleport location in the list, teleport is created back to starting location and Judgement() script is activated. This script changes starting location slightly and will be used to choose game ending.</w:t>
+        <w:t xml:space="preserve">If there is no teleport location in the list, teleport is created back to starting location and Judgement() script is activated. This script changes starting location slightly and will be </w:t>
+      </w:r>
+      <w:r>
+        <w:lastRenderedPageBreak/>
+        <w:t>used to choose game ending.</w:t>
       </w:r>
       <w:r>
         <w:br/>
@@ -955,7 +1236,7 @@
                     </pic:cNvPicPr>
                   </pic:nvPicPr>
                   <pic:blipFill>
-                    <a:blip r:embed="rId18">
+                    <a:blip r:embed="rId16">
                       <a:extLst>
                         <a:ext uri="{28A0092B-C50C-407E-A947-70E740481C1C}">
                           <a14:useLocalDpi xmlns:a14="http://schemas.microsoft.com/office/drawing/2010/main" val="0"/>
@@ -1013,7 +1294,7 @@
                     </pic:cNvPicPr>
                   </pic:nvPicPr>
                   <pic:blipFill>
-                    <a:blip r:embed="rId19">
+                    <a:blip r:embed="rId17">
                       <a:extLst>
                         <a:ext uri="{28A0092B-C50C-407E-A947-70E740481C1C}">
                           <a14:useLocalDpi xmlns:a14="http://schemas.microsoft.com/office/drawing/2010/main" val="0"/>
@@ -1052,13 +1333,12 @@
     </w:p>
     <w:p>
       <w:r>
-        <w:lastRenderedPageBreak/>
         <w:t>On first tries to implement sounds with FMOD started to get errors of “no platform chosen” and “bank file not found”</w:t>
       </w:r>
       <w:r>
         <w:t>. After for a while unsuccesfully trying to fix issues decided to completely delete FMOD and integrate it again. Used FMOD Integration Tutorial (</w:t>
       </w:r>
-      <w:hyperlink r:id="rId20" w:history="1">
+      <w:hyperlink r:id="rId18" w:history="1">
         <w:r>
           <w:rPr>
             <w:rStyle w:val="Hyperlink"/>
@@ -1110,6 +1390,7 @@
         </w:numPr>
       </w:pPr>
       <w:r>
+        <w:lastRenderedPageBreak/>
         <w:t>Design room 3</w:t>
       </w:r>
     </w:p>
@@ -1213,13 +1494,59 @@
         </w:rPr>
         <w:t xml:space="preserve"> [Video]. YouTube. </w:t>
       </w:r>
-      <w:hyperlink r:id="rId21" w:history="1">
+      <w:hyperlink r:id="rId19" w:history="1">
         <w:r>
           <w:rPr>
             <w:rStyle w:val="Hyperlink"/>
             <w:lang w:val="lt-LT"/>
           </w:rPr>
           <w:t>https://www.youtube.com/watch?v=-0GFb9l3NHM</w:t>
+        </w:r>
+      </w:hyperlink>
+    </w:p>
+    <w:p>
+      <w:r>
+        <w:t>French, J. (2024, April 7). </w:t>
+      </w:r>
+      <w:r>
+        <w:rPr>
+          <w:i/>
+          <w:iCs/>
+        </w:rPr>
+        <w:t>How to make an inventory system in Unity</w:t>
+      </w:r>
+      <w:r>
+        <w:t>. Game Dev Beginner. </w:t>
+      </w:r>
+      <w:hyperlink r:id="rId20" w:history="1">
+        <w:r>
+          <w:rPr>
+            <w:rStyle w:val="Hyperlink"/>
+          </w:rPr>
+          <w:t>https://gamedevbeginner.com/how-to-make-an-inventory-system-in-unity/</w:t>
+        </w:r>
+      </w:hyperlink>
+    </w:p>
+    <w:p>
+      <w:r>
+        <w:t>SpeedTutor. (2024, May 25). </w:t>
+      </w:r>
+      <w:r>
+        <w:rPr>
+          <w:i/>
+          <w:iCs/>
+        </w:rPr>
+        <w:t>Object Insights Highlighter | Systems | Unity Asset Store</w:t>
+      </w:r>
+      <w:r>
+        <w:t>. Unity Asset Store. </w:t>
+      </w:r>
+      <w:hyperlink r:id="rId21" w:history="1">
+        <w:r>
+          <w:rPr>
+            <w:rStyle w:val="Hyperlink"/>
+          </w:rPr>
+          <w:t>https://assetstore.unity.com/packages/templates/systems/object-insights-highlighter-252109</w:t>
         </w:r>
       </w:hyperlink>
     </w:p>

--- a/Vaidoto/Notes.DOCX
+++ b/Vaidoto/Notes.DOCX
@@ -63,7 +63,13 @@
         <w:t>location</w:t>
       </w:r>
       <w:r>
-        <w:t xml:space="preserve"> with only some visual hints to why and where he is.</w:t>
+        <w:t xml:space="preserve"> with only some visual </w:t>
+      </w:r>
+      <w:r>
+        <w:t>cues</w:t>
+      </w:r>
+      <w:r>
+        <w:t xml:space="preserve"> to why and where he is.</w:t>
       </w:r>
     </w:p>
     <w:p>
@@ -74,15 +80,49 @@
         <w:t xml:space="preserve"> and in what order</w:t>
       </w:r>
       <w:r>
-        <w:t xml:space="preserve"> runes will be slotted, the portals will be activated correspondingly and player can explore those other locations.</w:t>
-      </w:r>
-    </w:p>
-    <w:p>
-      <w:r>
-        <w:t>Each location should have one pick up item and one to few interactables where picked up items can be used. Those interactables should present some logical puzzles</w:t>
-      </w:r>
-      <w:r>
-        <w:t>. So depending on which and in what order player is visiting the locations he can solve some of the presented puzzles for  each getting some kind of score reward.</w:t>
+        <w:t xml:space="preserve"> runes will be slotted, the portals will be activated </w:t>
+      </w:r>
+      <w:r>
+        <w:t>correspondingly,</w:t>
+      </w:r>
+      <w:r>
+        <w:t xml:space="preserve"> and </w:t>
+      </w:r>
+      <w:r>
+        <w:t xml:space="preserve">the </w:t>
+      </w:r>
+      <w:r>
+        <w:t>player can explore those other locations.</w:t>
+      </w:r>
+    </w:p>
+    <w:p>
+      <w:r>
+        <w:t xml:space="preserve">Each location should have one pick up item and one to few </w:t>
+      </w:r>
+      <w:proofErr w:type="spellStart"/>
+      <w:r>
+        <w:t>interactables</w:t>
+      </w:r>
+      <w:proofErr w:type="spellEnd"/>
+      <w:r>
+        <w:t xml:space="preserve"> where picked up items can be used. Those </w:t>
+      </w:r>
+      <w:proofErr w:type="spellStart"/>
+      <w:r>
+        <w:t>interactables</w:t>
+      </w:r>
+      <w:proofErr w:type="spellEnd"/>
+      <w:r>
+        <w:t xml:space="preserve"> should present some logical puzzles</w:t>
+      </w:r>
+      <w:r>
+        <w:t xml:space="preserve">. </w:t>
+      </w:r>
+      <w:r>
+        <w:t>So,</w:t>
+      </w:r>
+      <w:r>
+        <w:t xml:space="preserve"> depending on which and in what order player is visiting the locations he can solve some of the presented puzzles for  each getting some kind of score reward.</w:t>
       </w:r>
     </w:p>
     <w:p>
@@ -237,9 +277,22 @@
     </w:p>
     <w:p>
       <w:r>
-        <w:t>After visiting last location in a chosen order the portal activates back to the starting location where the player gets final judgement depending on the puzzles solved.</w:t>
-      </w:r>
-    </w:p>
+        <w:t xml:space="preserve">After visiting </w:t>
+      </w:r>
+      <w:r>
+        <w:t xml:space="preserve">the </w:t>
+      </w:r>
+      <w:r>
+        <w:t>last location in a chosen order the portal activates back to the starting location where the player gets</w:t>
+      </w:r>
+      <w:r>
+        <w:t xml:space="preserve"> a</w:t>
+      </w:r>
+      <w:r>
+        <w:t xml:space="preserve"> final judgement depending on the puzzles solved.</w:t>
+      </w:r>
+    </w:p>
+    <w:p/>
     <w:p>
       <w:pPr>
         <w:pStyle w:val="Heading2"/>
@@ -250,7 +303,13 @@
     </w:p>
     <w:p>
       <w:r>
-        <w:t xml:space="preserve">I need a controller and camera with which player can explore and get into details with surroundings. </w:t>
+        <w:t xml:space="preserve">I need a controller and camera with which </w:t>
+      </w:r>
+      <w:r>
+        <w:t xml:space="preserve">a </w:t>
+      </w:r>
+      <w:r>
+        <w:t xml:space="preserve">player can explore and get into details with surroundings. </w:t>
       </w:r>
       <w:r>
         <w:t>First I tried to copy controller solution from</w:t>
@@ -287,99 +346,138 @@
         <w:t>, 2020).</w:t>
       </w:r>
       <w:r>
-        <w:t xml:space="preserve"> But I could not make it work and I am not sure why. (the script is still in the </w:t>
+        <w:t xml:space="preserve"> But I could not make it </w:t>
+      </w:r>
+      <w:r>
+        <w:t>work,</w:t>
+      </w:r>
+      <w:r>
+        <w:t xml:space="preserve"> and I am not sure why. (the script is still in the </w:t>
       </w:r>
       <w:r>
         <w:rPr>
           <w:i/>
           <w:iCs/>
         </w:rPr>
-        <w:t>Assets\Scripts\TestScripts\</w:t>
-      </w:r>
+        <w:t>Assets\Scripts\</w:t>
+      </w:r>
+      <w:proofErr w:type="spellStart"/>
       <w:r>
         <w:rPr>
           <w:i/>
           <w:iCs/>
         </w:rPr>
-        <w:t>TopDownCharacterMover</w:t>
-      </w:r>
+        <w:t>TestScripts</w:t>
+      </w:r>
+      <w:proofErr w:type="spellEnd"/>
       <w:r>
         <w:rPr>
           <w:i/>
           <w:iCs/>
         </w:rPr>
-        <w:t>.cs</w:t>
-      </w:r>
-      <w:r>
-        <w:t>)</w:t>
-      </w:r>
-    </w:p>
-    <w:p/>
-    <w:p>
-      <w:r>
-        <w:lastRenderedPageBreak/>
-        <w:t>Then I tried to</w:t>
-      </w:r>
-      <w:r>
-        <w:t xml:space="preserve"> manually</w:t>
-      </w:r>
-      <w:r>
-        <w:t xml:space="preserve"> copy from John Klima‘s controller only parts what I thought I needed, but something was not right</w:t>
-      </w:r>
-      <w:r>
-        <w:t xml:space="preserve"> again </w:t>
-      </w:r>
-      <w:r>
-        <w:t>(Image_001)</w:t>
-      </w:r>
-      <w:r>
-        <w:t>(</w:t>
-      </w:r>
+        <w:t>\</w:t>
+      </w:r>
+      <w:proofErr w:type="spellStart"/>
       <w:r>
         <w:rPr>
           <w:i/>
           <w:iCs/>
         </w:rPr>
-        <w:t>Assets\Scripts\</w:t>
+        <w:t>TopDownCharacterMover</w:t>
       </w:r>
       <w:r>
         <w:rPr>
           <w:i/>
           <w:iCs/>
         </w:rPr>
-        <w:t>Char</w:t>
+        <w:t>.cs</w:t>
+      </w:r>
+      <w:proofErr w:type="spellEnd"/>
+      <w:r>
+        <w:t>)</w:t>
+      </w:r>
+    </w:p>
+    <w:p/>
+    <w:p>
+      <w:r>
+        <w:t>Then I tried to</w:t>
+      </w:r>
+      <w:r>
+        <w:t xml:space="preserve"> manually</w:t>
+      </w:r>
+      <w:r>
+        <w:t xml:space="preserve"> copy from John Klima‘s controller only parts what I thought I needed, but something was not right</w:t>
+      </w:r>
+      <w:r>
+        <w:t xml:space="preserve"> again </w:t>
+      </w:r>
+      <w:r>
+        <w:t>(Image_001)</w:t>
+      </w:r>
+      <w:r>
+        <w:t xml:space="preserve"> </w:t>
+      </w:r>
+      <w:r>
+        <w:t>(</w:t>
       </w:r>
       <w:r>
         <w:rPr>
           <w:i/>
           <w:iCs/>
         </w:rPr>
-        <w:t>Scripts\</w:t>
-      </w:r>
+        <w:t>Assets\Scripts\</w:t>
+      </w:r>
+      <w:proofErr w:type="spellStart"/>
       <w:r>
         <w:rPr>
           <w:i/>
           <w:iCs/>
         </w:rPr>
-        <w:t>CharController</w:t>
+        <w:t>Char</w:t>
       </w:r>
       <w:r>
         <w:rPr>
           <w:i/>
           <w:iCs/>
         </w:rPr>
-        <w:t>.cs</w:t>
-      </w:r>
-      <w:r>
-        <w:t xml:space="preserve">). In the end I just used the </w:t>
-      </w:r>
+        <w:t>Scripts</w:t>
+      </w:r>
+      <w:proofErr w:type="spellEnd"/>
       <w:r>
         <w:rPr>
           <w:i/>
           <w:iCs/>
         </w:rPr>
+        <w:t>\</w:t>
+      </w:r>
+      <w:proofErr w:type="spellStart"/>
+      <w:r>
+        <w:rPr>
+          <w:i/>
+          <w:iCs/>
+        </w:rPr>
+        <w:t>CharController</w:t>
+      </w:r>
+      <w:r>
+        <w:rPr>
+          <w:i/>
+          <w:iCs/>
+        </w:rPr>
+        <w:t>.cs</w:t>
+      </w:r>
+      <w:proofErr w:type="spellEnd"/>
+      <w:r>
+        <w:t xml:space="preserve">). In the end I just used the </w:t>
+      </w:r>
+      <w:proofErr w:type="spellStart"/>
+      <w:r>
+        <w:rPr>
+          <w:i/>
+          <w:iCs/>
+        </w:rPr>
         <w:t>PlayerController.cs</w:t>
       </w:r>
+      <w:proofErr w:type="spellEnd"/>
       <w:r>
         <w:t xml:space="preserve"> as it came from John Klima.</w:t>
       </w:r>
@@ -437,7 +535,15 @@
       </w:r>
       <w:r>
         <w:br/>
-        <w:t>Image_001: my manually rewritten version of John Klima’s Player Controller CharController.cs.</w:t>
+        <w:t xml:space="preserve">Image_001: my manually rewritten version of John Klima’s Player Controller </w:t>
+      </w:r>
+      <w:proofErr w:type="spellStart"/>
+      <w:r>
+        <w:t>CharController.cs</w:t>
+      </w:r>
+      <w:proofErr w:type="spellEnd"/>
+      <w:r>
+        <w:t>.</w:t>
       </w:r>
     </w:p>
     <w:p/>
@@ -446,7 +552,13 @@
         <w:t>The c</w:t>
       </w:r>
       <w:r>
-        <w:t>amera controller taken from John Klima, had an issue of orbiting around character feet (where the character‘s pivot is). Looking for solution I almost accidently added this edit with two variables as in image</w:t>
+        <w:t xml:space="preserve">amera controller taken from John Klima, had an issue of orbiting around character feet (where the </w:t>
+      </w:r>
+      <w:r>
+        <w:t>character‘</w:t>
+      </w:r>
+      <w:r>
+        <w:t>s pivot is). Looking for solution I almost accidently added this edit with two variables as in image</w:t>
       </w:r>
       <w:r>
         <w:t>_002</w:t>
@@ -455,7 +567,19 @@
         <w:t>. Now</w:t>
       </w:r>
       <w:r>
-        <w:t xml:space="preserve"> camera acting as if on a stick attached to players head. Which is ideal, because</w:t>
+        <w:t xml:space="preserve"> camera acting as if on a stick attached to </w:t>
+      </w:r>
+      <w:r>
+        <w:t xml:space="preserve">the </w:t>
+      </w:r>
+      <w:r>
+        <w:t>player</w:t>
+      </w:r>
+      <w:r>
+        <w:t>’</w:t>
+      </w:r>
+      <w:r>
+        <w:t>s head. Which is ideal, because</w:t>
       </w:r>
       <w:r>
         <w:t xml:space="preserve"> the player can look what is in front of him</w:t>
@@ -520,7 +644,15 @@
       </w:r>
       <w:r>
         <w:br/>
-        <w:t>Image_002: extra lines for John Klima’s CameraController.cs.</w:t>
+        <w:t xml:space="preserve">Image_002: extra lines for John Klima’s </w:t>
+      </w:r>
+      <w:proofErr w:type="spellStart"/>
+      <w:r>
+        <w:t>CameraController.cs</w:t>
+      </w:r>
+      <w:proofErr w:type="spellEnd"/>
+      <w:r>
+        <w:t>.</w:t>
       </w:r>
     </w:p>
     <w:p>
@@ -534,10 +666,25 @@
     </w:p>
     <w:p>
       <w:r>
-        <w:t>I tried to copy animations scripts and set it up the same, but there was something wrong, animations wasn‘t swapping at it should.</w:t>
-      </w:r>
-      <w:r>
-        <w:t xml:space="preserve"> After some time I found that</w:t>
+        <w:t xml:space="preserve">I tried to copy animations scripts and set it up the same, but there was something wrong, animations </w:t>
+      </w:r>
+      <w:r>
+        <w:t>were</w:t>
+      </w:r>
+      <w:r>
+        <w:t xml:space="preserve"> no</w:t>
+      </w:r>
+      <w:r>
+        <w:t>t swapping at it should.</w:t>
+      </w:r>
+      <w:r>
+        <w:t xml:space="preserve"> After some </w:t>
+      </w:r>
+      <w:r>
+        <w:t>time,</w:t>
+      </w:r>
+      <w:r>
+        <w:t xml:space="preserve"> I found that</w:t>
       </w:r>
       <w:r>
         <w:t xml:space="preserve"> I just missed attaching the Player Animator script. Now animations work.</w:t>
@@ -545,7 +692,13 @@
     </w:p>
     <w:p>
       <w:r>
-        <w:t xml:space="preserve">I also somehow swapped walk and run speed parameters, but as long as I work alone I don‘t see any need to fix it. </w:t>
+        <w:t xml:space="preserve">I also somehow swapped walk and run speed parameters, but as long as I work </w:t>
+      </w:r>
+      <w:r>
+        <w:t>alone,</w:t>
+      </w:r>
+      <w:r>
+        <w:t xml:space="preserve"> I don‘t see any need to fix it. </w:t>
       </w:r>
     </w:p>
     <w:p/>
@@ -653,22 +806,71 @@
         <w:t xml:space="preserve">an </w:t>
       </w:r>
       <w:r>
-        <w:t>unpasable collider.</w:t>
+        <w:t>unpas</w:t>
+      </w:r>
+      <w:r>
+        <w:t>s</w:t>
+      </w:r>
+      <w:r>
+        <w:t>able collider.</w:t>
       </w:r>
       <w:r>
         <w:t xml:space="preserve"> Found that removing the prefab‘s collider and adding new mesh collider </w:t>
       </w:r>
       <w:r>
         <w:lastRenderedPageBreak/>
-        <w:t>generates correct collision. But it is probably more resource consuming, as new one probably are much more complex. But for my small game it shouldn‘t be a problem.</w:t>
-      </w:r>
-      <w:r>
-        <w:t xml:space="preserve"> Also player occasionally hit some almost invisible corners.</w:t>
-      </w:r>
-    </w:p>
-    <w:p>
-      <w:r>
-        <w:t>I wasn’t sure how the sockets for rune should look like. And there was no obvious choice in the assets I had. So I was looking through all assets and lining them to see what looks best (image_004).</w:t>
+        <w:t xml:space="preserve">generates correct collision. But it is probably more resource consuming, as new one probably </w:t>
+      </w:r>
+      <w:r>
+        <w:t>is</w:t>
+      </w:r>
+      <w:r>
+        <w:t xml:space="preserve"> much more complex. But for my small game it should</w:t>
+      </w:r>
+      <w:r>
+        <w:t xml:space="preserve"> no</w:t>
+      </w:r>
+      <w:r>
+        <w:t>t be a problem.</w:t>
+      </w:r>
+      <w:r>
+        <w:t xml:space="preserve"> </w:t>
+      </w:r>
+      <w:r>
+        <w:t>Also,</w:t>
+      </w:r>
+      <w:r>
+        <w:t xml:space="preserve"> </w:t>
+      </w:r>
+      <w:r>
+        <w:t xml:space="preserve">the </w:t>
+      </w:r>
+      <w:r>
+        <w:t xml:space="preserve">player occasionally hit some </w:t>
+      </w:r>
+      <w:r>
+        <w:t>just slightly uneven ground</w:t>
+      </w:r>
+      <w:r>
+        <w:t>.</w:t>
+      </w:r>
+    </w:p>
+    <w:p/>
+    <w:p>
+      <w:r>
+        <w:t xml:space="preserve">I wasn’t sure how the sockets for rune should look like. And there was no obvious choice in the assets I had. </w:t>
+      </w:r>
+      <w:r>
+        <w:t>So,</w:t>
+      </w:r>
+      <w:r>
+        <w:t xml:space="preserve"> I was looking through all </w:t>
+      </w:r>
+      <w:r>
+        <w:t xml:space="preserve">the </w:t>
+      </w:r>
+      <w:r>
+        <w:t>assets and lining them to see what looks best (image_004).</w:t>
       </w:r>
     </w:p>
     <w:p>
@@ -738,10 +940,18 @@
     </w:p>
     <w:p>
       <w:r>
-        <w:t>I need some kind of invenotry system to register what was picked up and what can be used.</w:t>
-      </w:r>
-      <w:r>
-        <w:br/>
+        <w:t xml:space="preserve">I need some kind of </w:t>
+      </w:r>
+      <w:r>
+        <w:t>inventory</w:t>
+      </w:r>
+      <w:r>
+        <w:t xml:space="preserve"> system to register what was picked up and what can be used.</w:t>
+      </w:r>
+      <w:r>
+        <w:t xml:space="preserve"> For it </w:t>
+      </w:r>
+      <w:r>
         <w:t xml:space="preserve">I read and started to follow instructions from </w:t>
       </w:r>
       <w:r>
@@ -761,13 +971,27 @@
         <w:t xml:space="preserve"> </w:t>
       </w:r>
       <w:r>
-        <w:t xml:space="preserve">but soon realised that it is possibly too complicated for my needs. As I will have fixed amount of unchangeable items, which the player either have or </w:t>
+        <w:t xml:space="preserve">but soon realised that it is possibly too complicated for my needs. As I will have fixed </w:t>
+      </w:r>
+      <w:r>
+        <w:t>number</w:t>
+      </w:r>
+      <w:r>
+        <w:t xml:space="preserve"> of unchangeable items, which the player either have or </w:t>
       </w:r>
       <w:r>
         <w:t xml:space="preserve">have </w:t>
       </w:r>
       <w:r>
-        <w:t>not. I decided to try to have a simple script with a list of booleans to track what the player has at the moment</w:t>
+        <w:t xml:space="preserve">not. I decided to try to have a simple script with a list of </w:t>
+      </w:r>
+      <w:proofErr w:type="spellStart"/>
+      <w:r>
+        <w:t>booleans</w:t>
+      </w:r>
+      <w:proofErr w:type="spellEnd"/>
+      <w:r>
+        <w:t xml:space="preserve"> to track what the player has at the moment</w:t>
       </w:r>
       <w:r>
         <w:t xml:space="preserve"> (</w:t>
@@ -779,6 +1003,7 @@
         </w:rPr>
         <w:t>Assets\Scripts\</w:t>
       </w:r>
+      <w:proofErr w:type="spellStart"/>
       <w:r>
         <w:rPr>
           <w:i/>
@@ -791,22 +1016,32 @@
           <w:i/>
           <w:iCs/>
         </w:rPr>
-        <w:t>Scripts\</w:t>
-      </w:r>
+        <w:t>Scripts</w:t>
+      </w:r>
+      <w:proofErr w:type="spellEnd"/>
       <w:r>
         <w:rPr>
           <w:i/>
           <w:iCs/>
         </w:rPr>
-        <w:t>InventorySimple</w:t>
-      </w:r>
+        <w:t>\</w:t>
+      </w:r>
+      <w:proofErr w:type="spellStart"/>
       <w:r>
         <w:rPr>
           <w:i/>
           <w:iCs/>
         </w:rPr>
+        <w:t>InventorySimple</w:t>
+      </w:r>
+      <w:r>
+        <w:rPr>
+          <w:i/>
+          <w:iCs/>
+        </w:rPr>
         <w:t>.cs</w:t>
       </w:r>
+      <w:proofErr w:type="spellEnd"/>
       <w:r>
         <w:t>)</w:t>
       </w:r>
@@ -904,7 +1139,13 @@
     </w:p>
     <w:p>
       <w:r>
-        <w:t xml:space="preserve">For faster start of flashing some rooms, I copied them from Synty demo scene. Now </w:t>
+        <w:t>For faster start of flashing some rooms, I copied them from Synty</w:t>
+      </w:r>
+      <w:r>
+        <w:t>’s</w:t>
+      </w:r>
+      <w:r>
+        <w:t xml:space="preserve"> demo scene. Now </w:t>
       </w:r>
       <w:r>
         <w:t xml:space="preserve">I </w:t>
@@ -924,7 +1165,16 @@
     </w:p>
     <w:p>
       <w:r>
-        <w:t>I need some targeting system. So a player could hover over items to pick it up or interact.</w:t>
+        <w:t xml:space="preserve">I need some targeting system. </w:t>
+      </w:r>
+      <w:r>
+        <w:t>So</w:t>
+      </w:r>
+      <w:r>
+        <w:t xml:space="preserve"> that</w:t>
+      </w:r>
+      <w:r>
+        <w:t xml:space="preserve"> a player could hover over items to pick it up or interact.</w:t>
       </w:r>
       <w:r>
         <w:t xml:space="preserve"> I decided to try </w:t>
@@ -940,7 +1190,15 @@
         <w:t xml:space="preserve"> </w:t>
       </w:r>
       <w:r>
-        <w:t>(SpeedTutor, 2024)</w:t>
+        <w:t>(</w:t>
+      </w:r>
+      <w:proofErr w:type="spellStart"/>
+      <w:r>
+        <w:t>SpeedTutor</w:t>
+      </w:r>
+      <w:proofErr w:type="spellEnd"/>
+      <w:r>
+        <w:t>, 2024)</w:t>
       </w:r>
       <w:r>
         <w:t xml:space="preserve"> </w:t>
@@ -951,7 +1209,13 @@
     </w:p>
     <w:p>
       <w:r>
-        <w:t>Looks like it doesn’t work just “straight out of the box”, need to find if I missed any scripts.</w:t>
+        <w:t xml:space="preserve">Looks like it doesn’t work just “straight out of the box”, </w:t>
+      </w:r>
+      <w:r>
+        <w:t xml:space="preserve">I </w:t>
+      </w:r>
+      <w:r>
+        <w:t>need to find if I missed any scripts.</w:t>
       </w:r>
     </w:p>
     <w:p>
@@ -1007,12 +1271,30 @@
       </w:r>
       <w:r>
         <w:br/>
-        <w:t>Image_005: the Object Insights Highlither does not work straight out of the box.</w:t>
-      </w:r>
-    </w:p>
-    <w:p>
-      <w:r>
-        <w:t xml:space="preserve">Yes, there was a script with raycast for camera. </w:t>
+        <w:t xml:space="preserve">Image_005: the Object Insights </w:t>
+      </w:r>
+      <w:r>
+        <w:t>Highlighter</w:t>
+      </w:r>
+      <w:r>
+        <w:t xml:space="preserve"> does not work straight out of the box.</w:t>
+      </w:r>
+    </w:p>
+    <w:p>
+      <w:r>
+        <w:t xml:space="preserve">Yes, there was a script with </w:t>
+      </w:r>
+      <w:r>
+        <w:t xml:space="preserve">a </w:t>
+      </w:r>
+      <w:r>
+        <w:t xml:space="preserve">raycast for </w:t>
+      </w:r>
+      <w:r>
+        <w:t xml:space="preserve">the </w:t>
+      </w:r>
+      <w:r>
+        <w:t xml:space="preserve">camera. </w:t>
       </w:r>
       <w:r>
         <w:t>But i</w:t>
@@ -1021,10 +1303,22 @@
         <w:t>t still doesn’t work for interactive object detail popup.</w:t>
       </w:r>
       <w:r>
-        <w:t xml:space="preserve"> After watching video tutorial from the asset creator I noticed that</w:t>
-      </w:r>
-      <w:r>
-        <w:t xml:space="preserve"> I missed to assign a button from drop down menu. Now everything works. And hopefully I have working raycast for other kind of interactions</w:t>
+        <w:t xml:space="preserve"> After watching video tutorial from the asset </w:t>
+      </w:r>
+      <w:r>
+        <w:t>creator,</w:t>
+      </w:r>
+      <w:r>
+        <w:t xml:space="preserve"> I noticed that</w:t>
+      </w:r>
+      <w:r>
+        <w:t xml:space="preserve"> I missed to assign a button from</w:t>
+      </w:r>
+      <w:r>
+        <w:t xml:space="preserve"> the</w:t>
+      </w:r>
+      <w:r>
+        <w:t xml:space="preserve"> drop down menu. Now everything works. And hopefully I have working raycast for other kind of interactions</w:t>
       </w:r>
       <w:r>
         <w:t xml:space="preserve"> (image_006)</w:t>
@@ -1091,7 +1385,10 @@
         <w:t xml:space="preserve">Image_006: Working </w:t>
       </w:r>
       <w:r>
-        <w:t>Object Insights Highlither</w:t>
+        <w:t xml:space="preserve">Object Insights </w:t>
+      </w:r>
+      <w:r>
+        <w:t>Highlighter</w:t>
       </w:r>
       <w:r>
         <w:t>.</w:t>
@@ -1099,8 +1396,22 @@
     </w:p>
     <w:p/>
     <w:p>
-      <w:r>
-        <w:t>I need some teleportation system, preferably with choice of swapping destinations.</w:t>
+      <w:pPr>
+        <w:pStyle w:val="Heading2"/>
+      </w:pPr>
+      <w:r>
+        <w:t>Portals</w:t>
+      </w:r>
+    </w:p>
+    <w:p>
+      <w:r>
+        <w:t xml:space="preserve">I need some teleportation system, preferably with </w:t>
+      </w:r>
+      <w:r>
+        <w:t xml:space="preserve">a </w:t>
+      </w:r>
+      <w:r>
+        <w:t>choice of swapping destinations.</w:t>
       </w:r>
       <w:r>
         <w:t xml:space="preserve"> After long search I found a tutorial </w:t>
@@ -1113,45 +1424,132 @@
         <w:t xml:space="preserve">Creating a Portal System in Unity </w:t>
       </w:r>
       <w:r>
-        <w:t>(</w:t>
-      </w:r>
-      <w:hyperlink r:id="rId13" w:history="1">
-        <w:r>
-          <w:rPr>
-            <w:rStyle w:val="Hyperlink"/>
-          </w:rPr>
-          <w:t>https://medium.com/@tmaurodot/creating-a-portal-system-in-unity-f25954537c00</w:t>
-        </w:r>
-      </w:hyperlink>
-      <w:r>
-        <w:t>). It is not ideal as the portal looks like an unmoving image. But will sort it out later if I have time.</w:t>
-      </w:r>
-    </w:p>
-    <w:p>
-      <w:r>
-        <w:t>Tutorials to look at if I have time:</w:t>
-      </w:r>
-      <w:r>
-        <w:br/>
-      </w:r>
-      <w:hyperlink r:id="rId14" w:history="1">
-        <w:r>
-          <w:rPr>
-            <w:rStyle w:val="Hyperlink"/>
-          </w:rPr>
-          <w:t>https://www.youtube.com/watch?v=cWpFZbjtSQg</w:t>
-        </w:r>
-      </w:hyperlink>
+        <w:t>(Mauro, 2024)</w:t>
+      </w:r>
+      <w:r>
+        <w:t>.</w:t>
+      </w:r>
+      <w:r>
+        <w:t xml:space="preserve"> </w:t>
+      </w:r>
+      <w:r>
+        <w:t>It is not ideal as the portal looks like an unmoving image. But will sort it out later if I have time.</w:t>
+      </w:r>
+    </w:p>
+    <w:p>
+      <w:r>
+        <w:t>Sebastian Lague</w:t>
+      </w:r>
+      <w:r>
+        <w:t xml:space="preserve"> </w:t>
+      </w:r>
+      <w:r>
+        <w:t>(2020)</w:t>
+      </w:r>
+      <w:r>
+        <w:t xml:space="preserve"> has a great tutorial on how to create exactly what I would like to have in portals. But just watching the whole tutorial I realised it is way out of scope for me and for this project.</w:t>
+      </w:r>
+    </w:p>
+    <w:p>
+      <w:r>
+        <w:t xml:space="preserve">I also checked what sort of portal John Klima had in one of his shown projects, but it was same unmoving image as in Mauro (2024) tutorial. We </w:t>
+      </w:r>
+      <w:r>
+        <w:t>discussed</w:t>
+      </w:r>
+      <w:r>
+        <w:t xml:space="preserve"> it in class and found some “good enough” solution. Now </w:t>
+      </w:r>
+      <w:r>
+        <w:t>it</w:t>
+      </w:r>
+      <w:r>
+        <w:t xml:space="preserve"> at least feels like a player can see through a portal to other side.</w:t>
+      </w:r>
     </w:p>
     <w:p/>
     <w:p>
-      <w:r>
-        <w:t>I need to make rune slots interactable for player to be able to insert the runes.</w:t>
-      </w:r>
-    </w:p>
-    <w:p>
-      <w:r>
-        <w:t>Managed to turn off rune object adding few lines to Object Insights scripts. Now need to mark it in players Inventory</w:t>
+      <w:pPr>
+        <w:pStyle w:val="Heading2"/>
+      </w:pPr>
+      <w:r>
+        <w:t>Interactable Rune Slots</w:t>
+      </w:r>
+    </w:p>
+    <w:p>
+      <w:r>
+        <w:t>I need to make rune slots interactable for</w:t>
+      </w:r>
+      <w:r>
+        <w:t xml:space="preserve"> the</w:t>
+      </w:r>
+      <w:r>
+        <w:t xml:space="preserve"> player to be able to insert the runes.</w:t>
+      </w:r>
+    </w:p>
+    <w:p>
+      <w:r>
+        <w:t>Managed to turn off</w:t>
+      </w:r>
+      <w:r>
+        <w:t xml:space="preserve"> “picked up”</w:t>
+      </w:r>
+      <w:r>
+        <w:t xml:space="preserve"> rune object</w:t>
+      </w:r>
+      <w:r>
+        <w:t>s</w:t>
+      </w:r>
+      <w:r>
+        <w:t xml:space="preserve"> adding few lines to Object Insights scripts</w:t>
+      </w:r>
+      <w:r>
+        <w:t xml:space="preserve"> (</w:t>
+      </w:r>
+      <w:r>
+        <w:rPr>
+          <w:i/>
+          <w:iCs/>
+        </w:rPr>
+        <w:t xml:space="preserve">Assets\Scripts\ </w:t>
+      </w:r>
+      <w:proofErr w:type="spellStart"/>
+      <w:r>
+        <w:rPr>
+          <w:i/>
+          <w:iCs/>
+        </w:rPr>
+        <w:t>ObjectInsightHighlighter</w:t>
+      </w:r>
+      <w:proofErr w:type="spellEnd"/>
+      <w:r>
+        <w:rPr>
+          <w:i/>
+          <w:iCs/>
+        </w:rPr>
+        <w:t>\</w:t>
+      </w:r>
+      <w:proofErr w:type="spellStart"/>
+      <w:r>
+        <w:rPr>
+          <w:i/>
+          <w:iCs/>
+        </w:rPr>
+        <w:t>TextInspectInteractor</w:t>
+      </w:r>
+      <w:r>
+        <w:rPr>
+          <w:i/>
+          <w:iCs/>
+        </w:rPr>
+        <w:t>.cs</w:t>
+      </w:r>
+      <w:proofErr w:type="spellEnd"/>
+      <w:r>
+        <w:t>)</w:t>
+      </w:r>
+      <w:r>
+        <w:t>. Now need to mark it in players Inventory</w:t>
       </w:r>
       <w:r>
         <w:t xml:space="preserve"> and display in player’s HUD</w:t>
@@ -1159,10 +1557,8 @@
       <w:r>
         <w:t>.</w:t>
       </w:r>
-      <w:r>
-        <w:br/>
-        <w:t xml:space="preserve"> </w:t>
-      </w:r>
+    </w:p>
+    <w:p>
       <w:r>
         <w:drawing>
           <wp:inline distT="0" distB="0" distL="0" distR="0" wp14:anchorId="6EE735D7" wp14:editId="37096155">
@@ -1180,7 +1576,7 @@
                     <pic:cNvPicPr/>
                   </pic:nvPicPr>
                   <pic:blipFill>
-                    <a:blip r:embed="rId15"/>
+                    <a:blip r:embed="rId13"/>
                     <a:stretch>
                       <a:fillRect/>
                     </a:stretch>
@@ -1200,24 +1596,312 @@
           </wp:inline>
         </w:drawing>
       </w:r>
-    </w:p>
-    <w:p>
-      <w:r>
-        <w:t>Runes marks in the Player inventory and appear in the HUD, can be used at the slot if picked. On slotting runes inventory sores a list of rune/teleport activation order. And teleport on interaction creates first item from that list.</w:t>
-      </w:r>
-    </w:p>
-    <w:p>
-      <w:r>
-        <w:t xml:space="preserve">If there is no teleport location in the list, teleport is created back to starting location and Judgement() script is activated. This script changes starting location slightly and will be </w:t>
-      </w:r>
+      <w:r>
+        <w:br/>
+        <w:t xml:space="preserve">Image_007: Main lines added to </w:t>
+      </w:r>
+      <w:proofErr w:type="spellStart"/>
+      <w:r>
+        <w:t>TextInspectInteractor.cs</w:t>
+      </w:r>
+      <w:proofErr w:type="spellEnd"/>
+      <w:r>
+        <w:t xml:space="preserve"> script.</w:t>
+      </w:r>
+    </w:p>
+    <w:p>
       <w:r>
         <w:lastRenderedPageBreak/>
-        <w:t>used to choose game ending.</w:t>
+        <w:t>Runes marks in the Player inventory</w:t>
+      </w:r>
+      <w:r>
+        <w:t xml:space="preserve"> (as </w:t>
+      </w:r>
+      <w:proofErr w:type="spellStart"/>
+      <w:r>
+        <w:t>booleans</w:t>
+      </w:r>
+      <w:proofErr w:type="spellEnd"/>
+      <w:r>
+        <w:t>)</w:t>
+      </w:r>
+      <w:r>
+        <w:t xml:space="preserve"> and appear in the HUD</w:t>
+      </w:r>
+      <w:r>
+        <w:t xml:space="preserve"> (Image_008)</w:t>
+      </w:r>
+      <w:r>
+        <w:t xml:space="preserve">, can be used at the slot if picked. On slotting </w:t>
+      </w:r>
+      <w:r>
+        <w:t xml:space="preserve">the </w:t>
+      </w:r>
+      <w:r>
+        <w:t>runes,</w:t>
+      </w:r>
+      <w:r>
+        <w:t xml:space="preserve"> </w:t>
+      </w:r>
+      <w:r>
+        <w:t xml:space="preserve">I used a list in </w:t>
+      </w:r>
+      <w:r>
+        <w:t xml:space="preserve">inventory </w:t>
+      </w:r>
+      <w:r>
+        <w:t xml:space="preserve">to </w:t>
+      </w:r>
+      <w:r>
+        <w:t>s</w:t>
+      </w:r>
+      <w:r>
+        <w:t>t</w:t>
+      </w:r>
+      <w:r>
+        <w:t>ore a</w:t>
+      </w:r>
+      <w:r>
+        <w:t>n</w:t>
+      </w:r>
+      <w:r>
+        <w:t xml:space="preserve"> </w:t>
+      </w:r>
+      <w:r>
+        <w:t>order</w:t>
+      </w:r>
+      <w:r>
+        <w:t xml:space="preserve"> of rune/teleport activation.</w:t>
+      </w:r>
+    </w:p>
+    <w:p>
+      <w:r>
+        <w:drawing>
+          <wp:inline distT="0" distB="0" distL="0" distR="0" wp14:anchorId="472F91FD" wp14:editId="4ADF3F81">
+            <wp:extent cx="5753735" cy="4261485"/>
+            <wp:effectExtent l="0" t="0" r="0" b="5715"/>
+            <wp:docPr id="615192269" name="Picture 1"/>
+            <wp:cNvGraphicFramePr>
+              <a:graphicFrameLocks xmlns:a="http://schemas.openxmlformats.org/drawingml/2006/main" noChangeAspect="1"/>
+            </wp:cNvGraphicFramePr>
+            <a:graphic xmlns:a="http://schemas.openxmlformats.org/drawingml/2006/main">
+              <a:graphicData uri="http://schemas.openxmlformats.org/drawingml/2006/picture">
+                <pic:pic xmlns:pic="http://schemas.openxmlformats.org/drawingml/2006/picture">
+                  <pic:nvPicPr>
+                    <pic:cNvPr id="0" name="Picture 1"/>
+                    <pic:cNvPicPr>
+                      <a:picLocks noChangeAspect="1" noChangeArrowheads="1"/>
+                    </pic:cNvPicPr>
+                  </pic:nvPicPr>
+                  <pic:blipFill>
+                    <a:blip r:embed="rId14">
+                      <a:extLst>
+                        <a:ext uri="{28A0092B-C50C-407E-A947-70E740481C1C}">
+                          <a14:useLocalDpi xmlns:a14="http://schemas.microsoft.com/office/drawing/2010/main" val="0"/>
+                        </a:ext>
+                      </a:extLst>
+                    </a:blip>
+                    <a:srcRect/>
+                    <a:stretch>
+                      <a:fillRect/>
+                    </a:stretch>
+                  </pic:blipFill>
+                  <pic:spPr bwMode="auto">
+                    <a:xfrm>
+                      <a:off x="0" y="0"/>
+                      <a:ext cx="5753735" cy="4261485"/>
+                    </a:xfrm>
+                    <a:prstGeom prst="rect">
+                      <a:avLst/>
+                    </a:prstGeom>
+                    <a:noFill/>
+                    <a:ln>
+                      <a:noFill/>
+                    </a:ln>
+                  </pic:spPr>
+                </pic:pic>
+              </a:graphicData>
+            </a:graphic>
+          </wp:inline>
+        </w:drawing>
       </w:r>
       <w:r>
         <w:br/>
-      </w:r>
-      <w:r>
+        <w:t>Image_008: Runes as it appears in the HUD.</w:t>
+      </w:r>
+    </w:p>
+    <w:p>
+      <w:r>
+        <w:t xml:space="preserve">I created </w:t>
+      </w:r>
+      <w:r>
+        <w:t>Interactable</w:t>
+      </w:r>
+      <w:r>
+        <w:t xml:space="preserve"> abstract class, so it would be easy to check with </w:t>
+      </w:r>
+      <w:proofErr w:type="spellStart"/>
+      <w:r>
+        <w:t>TextInspectInteractor</w:t>
+      </w:r>
+      <w:proofErr w:type="spellEnd"/>
+      <w:r>
+        <w:t xml:space="preserve"> script if the object is interactable. And using it I created </w:t>
+      </w:r>
+      <w:proofErr w:type="spellStart"/>
+      <w:r>
+        <w:t>InteractableSlot</w:t>
+      </w:r>
+      <w:r>
+        <w:t>.cs</w:t>
+      </w:r>
+      <w:proofErr w:type="spellEnd"/>
+      <w:r>
+        <w:t xml:space="preserve"> for rune slots.</w:t>
+      </w:r>
+    </w:p>
+    <w:p/>
+    <w:p>
+      <w:pPr>
+        <w:pStyle w:val="Heading2"/>
+      </w:pPr>
+      <w:r>
+        <w:t>Teleports</w:t>
+      </w:r>
+    </w:p>
+    <w:p>
+      <w:r>
+        <w:t>T</w:t>
+      </w:r>
+      <w:r>
+        <w:t>eleport</w:t>
+      </w:r>
+      <w:r>
+        <w:t xml:space="preserve">s </w:t>
+      </w:r>
+      <w:r>
+        <w:t>use</w:t>
+      </w:r>
+      <w:r>
+        <w:t xml:space="preserve"> </w:t>
+      </w:r>
+      <w:r>
+        <w:t xml:space="preserve">the </w:t>
+      </w:r>
+      <w:r>
+        <w:t xml:space="preserve">same abstract </w:t>
+      </w:r>
+      <w:r>
+        <w:t>Interactable</w:t>
+      </w:r>
+      <w:r>
+        <w:t xml:space="preserve"> class (</w:t>
+      </w:r>
+      <w:r>
+        <w:rPr>
+          <w:i/>
+          <w:iCs/>
+        </w:rPr>
+        <w:t>Assets\Scripts\</w:t>
+      </w:r>
+      <w:proofErr w:type="spellStart"/>
+      <w:r>
+        <w:rPr>
+          <w:i/>
+          <w:iCs/>
+        </w:rPr>
+        <w:t>Interactables</w:t>
+      </w:r>
+      <w:proofErr w:type="spellEnd"/>
+      <w:r>
+        <w:rPr>
+          <w:i/>
+          <w:iCs/>
+        </w:rPr>
+        <w:t>\</w:t>
+      </w:r>
+      <w:proofErr w:type="spellStart"/>
+      <w:r>
+        <w:rPr>
+          <w:i/>
+          <w:iCs/>
+        </w:rPr>
+        <w:t>Portal.cs</w:t>
+      </w:r>
+      <w:proofErr w:type="spellEnd"/>
+      <w:r>
+        <w:t xml:space="preserve">) and </w:t>
+      </w:r>
+      <w:r>
+        <w:t xml:space="preserve">on interaction </w:t>
+      </w:r>
+      <w:r>
+        <w:t>enables a portal to the</w:t>
+      </w:r>
+      <w:r>
+        <w:t xml:space="preserve"> first item from </w:t>
+      </w:r>
+      <w:r>
+        <w:rPr>
+          <w:lang w:val="lt-LT"/>
+        </w:rPr>
+        <w:t>TeleportLocationsOrder</w:t>
+      </w:r>
+      <w:r>
+        <w:t xml:space="preserve"> </w:t>
+      </w:r>
+      <w:r>
+        <w:t>list</w:t>
+      </w:r>
+      <w:r>
+        <w:t xml:space="preserve"> in </w:t>
+      </w:r>
+      <w:proofErr w:type="spellStart"/>
+      <w:r>
+        <w:t>InventorySimple.cs</w:t>
+      </w:r>
+      <w:proofErr w:type="spellEnd"/>
+      <w:r>
+        <w:t>.</w:t>
+      </w:r>
+    </w:p>
+    <w:p>
+      <w:r>
+        <w:t xml:space="preserve">If there is no teleport location in the list, teleport is created back to </w:t>
+      </w:r>
+      <w:r>
+        <w:t xml:space="preserve">the </w:t>
+      </w:r>
+      <w:r>
+        <w:t xml:space="preserve">starting location and Judgement() </w:t>
+      </w:r>
+      <w:r>
+        <w:t xml:space="preserve">function in </w:t>
+      </w:r>
+      <w:proofErr w:type="spellStart"/>
+      <w:r>
+        <w:t>InventorySimple.cs</w:t>
+      </w:r>
+      <w:proofErr w:type="spellEnd"/>
+      <w:r>
+        <w:t xml:space="preserve"> is activated. This </w:t>
+      </w:r>
+      <w:r>
+        <w:t>function</w:t>
+      </w:r>
+      <w:r>
+        <w:t xml:space="preserve"> changes starting location slightly </w:t>
+      </w:r>
+      <w:r>
+        <w:t xml:space="preserve">(image_009) </w:t>
+      </w:r>
+      <w:r>
+        <w:t>and will be used to choose game ending.</w:t>
+      </w:r>
+    </w:p>
+    <w:p>
+      <w:r>
+        <w:lastRenderedPageBreak/>
         <w:drawing>
           <wp:inline distT="0" distB="0" distL="0" distR="0" wp14:anchorId="5B635040" wp14:editId="7F1F2B80">
             <wp:extent cx="5762625" cy="4391025"/>
@@ -1236,7 +1920,7 @@
                     </pic:cNvPicPr>
                   </pic:nvPicPr>
                   <pic:blipFill>
-                    <a:blip r:embed="rId16">
+                    <a:blip r:embed="rId15">
                       <a:extLst>
                         <a:ext uri="{28A0092B-C50C-407E-A947-70E740481C1C}">
                           <a14:useLocalDpi xmlns:a14="http://schemas.microsoft.com/office/drawing/2010/main" val="0"/>
@@ -1267,14 +1951,101 @@
           </wp:inline>
         </w:drawing>
       </w:r>
-    </w:p>
-    <w:p>
-      <w:r>
-        <w:t xml:space="preserve">After making portal images for all portals to rotate compared to player location and few testing I noticed that only first portal image rotates. Took me some time to wrap my head about that </w:t>
-      </w:r>
-      <w:r>
-        <w:t>“look to player from” point has to change depending which teleport is activated and that corresponding camera have to be assigned this point.</w:t>
-      </w:r>
+      <w:r>
+        <w:br/>
+        <w:t>Image_009: Changing starting location for the game’s ending.</w:t>
+      </w:r>
+    </w:p>
+    <w:p/>
+    <w:p>
+      <w:pPr>
+        <w:pStyle w:val="Heading2"/>
+      </w:pPr>
+      <w:r>
+        <w:t>Portal images</w:t>
+      </w:r>
+    </w:p>
+    <w:p>
+      <w:r>
+        <w:t xml:space="preserve">After making </w:t>
+      </w:r>
+      <w:r>
+        <w:t xml:space="preserve">the </w:t>
+      </w:r>
+      <w:r>
+        <w:t>portal images for all portals to rotate compared to player location and few testing I noticed that only</w:t>
+      </w:r>
+      <w:r>
+        <w:t xml:space="preserve"> the</w:t>
+      </w:r>
+      <w:r>
+        <w:t xml:space="preserve"> first portal image rotates. Took me some time to wrap my head about that </w:t>
+      </w:r>
+      <w:r>
+        <w:t xml:space="preserve">“look to player from” point has to change depending which teleport is </w:t>
+      </w:r>
+      <w:r>
+        <w:t>activated,</w:t>
+      </w:r>
+      <w:r>
+        <w:t xml:space="preserve"> and that corresponding camera have to be assigned this point.</w:t>
+      </w:r>
+      <w:r>
+        <w:t xml:space="preserve"> </w:t>
+      </w:r>
+      <w:r>
+        <w:t>So,</w:t>
+      </w:r>
+      <w:r>
+        <w:t xml:space="preserve"> I stored </w:t>
+      </w:r>
+      <w:proofErr w:type="spellStart"/>
+      <w:r>
+        <w:t>lookFrom</w:t>
+      </w:r>
+      <w:proofErr w:type="spellEnd"/>
+      <w:r>
+        <w:t xml:space="preserve"> point</w:t>
+      </w:r>
+      <w:r>
+        <w:t xml:space="preserve"> and all portal location cameras</w:t>
+      </w:r>
+      <w:r>
+        <w:t xml:space="preserve"> in </w:t>
+      </w:r>
+      <w:proofErr w:type="spellStart"/>
+      <w:r>
+        <w:t>Portal</w:t>
+      </w:r>
+      <w:r>
+        <w:t>.cs</w:t>
+      </w:r>
+      <w:proofErr w:type="spellEnd"/>
+      <w:r>
+        <w:t xml:space="preserve"> and on interacting with </w:t>
+      </w:r>
+      <w:r>
+        <w:t xml:space="preserve">a </w:t>
+      </w:r>
+      <w:r>
+        <w:t xml:space="preserve">teleport was sending corresponding </w:t>
+      </w:r>
+      <w:proofErr w:type="spellStart"/>
+      <w:r>
+        <w:t>lookFrom</w:t>
+      </w:r>
+      <w:proofErr w:type="spellEnd"/>
+      <w:r>
+        <w:t xml:space="preserve"> point to</w:t>
+      </w:r>
+      <w:r>
+        <w:t xml:space="preserve"> the</w:t>
+      </w:r>
+      <w:r>
+        <w:t xml:space="preserve"> teleport location’s camera.</w:t>
+      </w:r>
+    </w:p>
+    <w:p>
       <w:r>
         <w:drawing>
           <wp:inline distT="0" distB="0" distL="0" distR="0" wp14:anchorId="31F60FEF" wp14:editId="6675177F">
@@ -1294,7 +2065,7 @@
                     </pic:cNvPicPr>
                   </pic:nvPicPr>
                   <pic:blipFill>
-                    <a:blip r:embed="rId17">
+                    <a:blip r:embed="rId16">
                       <a:extLst>
                         <a:ext uri="{28A0092B-C50C-407E-A947-70E740481C1C}">
                           <a14:useLocalDpi xmlns:a14="http://schemas.microsoft.com/office/drawing/2010/main" val="0"/>
@@ -1325,18 +2096,379 @@
           </wp:inline>
         </w:drawing>
       </w:r>
-    </w:p>
-    <w:p>
+      <w:r>
+        <w:br/>
+        <w:t xml:space="preserve">Image_010: assigning </w:t>
+      </w:r>
+      <w:r>
+        <w:t xml:space="preserve">correct </w:t>
+      </w:r>
+      <w:proofErr w:type="spellStart"/>
+      <w:r>
+        <w:t>lookFrom</w:t>
+      </w:r>
+      <w:proofErr w:type="spellEnd"/>
+      <w:r>
+        <w:t xml:space="preserve"> point to teleport location’s camera.</w:t>
+      </w:r>
+    </w:p>
+    <w:p/>
+    <w:p>
+      <w:pPr>
+        <w:pStyle w:val="Heading2"/>
+      </w:pPr>
       <w:r>
         <w:t>FMOD</w:t>
       </w:r>
     </w:p>
     <w:p>
       <w:r>
-        <w:t>On first tries to implement sounds with FMOD started to get errors of “no platform chosen” and “bank file not found”</w:t>
-      </w:r>
-      <w:r>
-        <w:t>. After for a while unsuccesfully trying to fix issues decided to completely delete FMOD and integrate it again. Used FMOD Integration Tutorial (</w:t>
+        <w:t xml:space="preserve">On first tries to implement sounds with FMOD </w:t>
+      </w:r>
+      <w:r>
+        <w:t xml:space="preserve">I </w:t>
+      </w:r>
+      <w:r>
+        <w:t>started to get errors of “no platform chosen” and “bank file not found”</w:t>
+      </w:r>
+      <w:r>
+        <w:t xml:space="preserve">. After for a while </w:t>
+      </w:r>
+      <w:r>
+        <w:t>of unsuccessfully</w:t>
+      </w:r>
+      <w:r>
+        <w:t xml:space="preserve"> trying to fix</w:t>
+      </w:r>
+      <w:r>
+        <w:t xml:space="preserve"> these</w:t>
+      </w:r>
+      <w:r>
+        <w:t xml:space="preserve"> issues </w:t>
+      </w:r>
+      <w:r>
+        <w:t xml:space="preserve">I </w:t>
+      </w:r>
+      <w:r>
+        <w:t xml:space="preserve">decided to completely delete FMOD and integrate it again. </w:t>
+      </w:r>
+      <w:r>
+        <w:t>I u</w:t>
+      </w:r>
+      <w:r>
+        <w:t xml:space="preserve">sed FMOD </w:t>
+      </w:r>
+      <w:r>
+        <w:lastRenderedPageBreak/>
+        <w:t>Integration</w:t>
+      </w:r>
+      <w:r>
+        <w:t xml:space="preserve"> </w:t>
+      </w:r>
+      <w:r>
+        <w:t xml:space="preserve">Tutorial </w:t>
+      </w:r>
+      <w:r>
+        <w:t>(FMOD, 2025)</w:t>
+      </w:r>
+      <w:r>
+        <w:t>.</w:t>
+      </w:r>
+      <w:r>
+        <w:t xml:space="preserve"> </w:t>
+      </w:r>
+      <w:r>
+        <w:t>After which</w:t>
+      </w:r>
+      <w:r>
+        <w:t xml:space="preserve"> I</w:t>
+      </w:r>
+      <w:r>
+        <w:t xml:space="preserve"> succes</w:t>
+      </w:r>
+      <w:r>
+        <w:t>s</w:t>
+      </w:r>
+      <w:r>
+        <w:t>fully added</w:t>
+      </w:r>
+      <w:r>
+        <w:t xml:space="preserve"> the</w:t>
+      </w:r>
+      <w:r>
+        <w:t xml:space="preserve"> first sounds of portals with no errors.</w:t>
+      </w:r>
+    </w:p>
+    <w:p/>
+    <w:p>
+      <w:pPr>
+        <w:pStyle w:val="Heading2"/>
+      </w:pPr>
+      <w:r>
+        <w:t>Step sounds</w:t>
+      </w:r>
+    </w:p>
+    <w:p>
+      <w:pPr>
+        <w:rPr>
+          <w:lang w:val="lt-LT"/>
+        </w:rPr>
+      </w:pPr>
+      <w:r>
+        <w:t xml:space="preserve">I need to implement step sounds. </w:t>
+      </w:r>
+      <w:r>
+        <w:t xml:space="preserve">For this </w:t>
+      </w:r>
+      <w:r>
+        <w:t xml:space="preserve">I tried to follow </w:t>
+      </w:r>
+      <w:r>
+        <w:rPr>
+          <w:lang w:val="lt-LT"/>
+        </w:rPr>
+        <w:t>Ant Ray Audio</w:t>
+      </w:r>
+      <w:r>
+        <w:rPr>
+          <w:lang w:val="lt-LT"/>
+        </w:rPr>
+        <w:t xml:space="preserve"> </w:t>
+      </w:r>
+      <w:r>
+        <w:rPr>
+          <w:lang w:val="lt-LT"/>
+        </w:rPr>
+        <w:t>(2021)</w:t>
+      </w:r>
+      <w:r>
+        <w:rPr>
+          <w:lang w:val="lt-LT"/>
+        </w:rPr>
+        <w:t xml:space="preserve"> tutorial and John Klima‘s tutorials. Even tried to use John Klima‘s scripts for it. But unsuccesfully. And had to roll back whole day changes using GitHub, because somewhere in the process animation files stopped working as intended. Need to look at it from the ground level again, but there is no time left.</w:t>
+      </w:r>
+    </w:p>
+    <w:p>
+      <w:pPr>
+        <w:rPr>
+          <w:lang w:val="lt-LT"/>
+        </w:rPr>
+      </w:pPr>
+    </w:p>
+    <w:p>
+      <w:pPr>
+        <w:pStyle w:val="Heading2"/>
+      </w:pPr>
+      <w:r>
+        <w:t>TODO</w:t>
+      </w:r>
+      <w:r>
+        <w:t>: Things still need to be done</w:t>
+      </w:r>
+    </w:p>
+    <w:p>
+      <w:pPr>
+        <w:pStyle w:val="ListParagraph"/>
+        <w:numPr>
+          <w:ilvl w:val="0"/>
+          <w:numId w:val="1"/>
+        </w:numPr>
+      </w:pPr>
+      <w:r>
+        <w:t>The rest of pickable items (Axe, Tinder box, Shovel, Rope, Crowbar)</w:t>
+      </w:r>
+    </w:p>
+    <w:p>
+      <w:pPr>
+        <w:pStyle w:val="ListParagraph"/>
+        <w:numPr>
+          <w:ilvl w:val="0"/>
+          <w:numId w:val="1"/>
+        </w:numPr>
+      </w:pPr>
+      <w:proofErr w:type="spellStart"/>
+      <w:r>
+        <w:t>Interactables</w:t>
+      </w:r>
+      <w:proofErr w:type="spellEnd"/>
+      <w:r>
+        <w:t xml:space="preserve"> </w:t>
+      </w:r>
+      <w:r>
+        <w:t>/</w:t>
+      </w:r>
+      <w:r>
+        <w:t xml:space="preserve"> </w:t>
+      </w:r>
+      <w:r>
+        <w:t>puzzles in locations 1-5</w:t>
+      </w:r>
+    </w:p>
+    <w:p>
+      <w:pPr>
+        <w:pStyle w:val="ListParagraph"/>
+        <w:numPr>
+          <w:ilvl w:val="0"/>
+          <w:numId w:val="1"/>
+        </w:numPr>
+      </w:pPr>
+      <w:r>
+        <w:t>Some kind of system to track player’s actions</w:t>
+      </w:r>
+      <w:r>
+        <w:t xml:space="preserve"> /</w:t>
+      </w:r>
+      <w:r>
+        <w:t xml:space="preserve"> </w:t>
+      </w:r>
+      <w:r>
+        <w:t>accomplishments</w:t>
+      </w:r>
+    </w:p>
+    <w:p>
+      <w:pPr>
+        <w:pStyle w:val="ListParagraph"/>
+        <w:numPr>
+          <w:ilvl w:val="0"/>
+          <w:numId w:val="1"/>
+        </w:numPr>
+      </w:pPr>
+      <w:r>
+        <w:t xml:space="preserve">Minor - </w:t>
+      </w:r>
+      <w:r>
+        <w:t>Crystals in the tunnel (elsewhere</w:t>
+      </w:r>
+      <w:r>
+        <w:t>?</w:t>
+      </w:r>
+      <w:r>
+        <w:t>) for light.</w:t>
+      </w:r>
+      <w:r>
+        <w:br w:type="page"/>
+      </w:r>
+    </w:p>
+    <w:p>
+      <w:pPr>
+        <w:pStyle w:val="Heading2"/>
+      </w:pPr>
+      <w:r>
+        <w:lastRenderedPageBreak/>
+        <w:t>Bibliography</w:t>
+      </w:r>
+    </w:p>
+    <w:p>
+      <w:pPr>
+        <w:rPr>
+          <w:lang w:val="lt-LT"/>
+        </w:rPr>
+      </w:pPr>
+      <w:r>
+        <w:t>Ant Ray Audio. (2021, August 10). </w:t>
+      </w:r>
+      <w:r>
+        <w:rPr>
+          <w:i/>
+          <w:iCs/>
+        </w:rPr>
+        <w:t>Unity + FMOD: Implementing Dynamic Footsteps (Game audio Tutorial)</w:t>
+      </w:r>
+      <w:r>
+        <w:t> [Video]. YouTube. </w:t>
+      </w:r>
+      <w:hyperlink r:id="rId17" w:history="1">
+        <w:r>
+          <w:rPr>
+            <w:rStyle w:val="Hyperlink"/>
+          </w:rPr>
+          <w:t>https://www.youtube.com/watch?v=fT32r1dvO_I</w:t>
+        </w:r>
+      </w:hyperlink>
+    </w:p>
+    <w:p>
+      <w:pPr>
+        <w:rPr>
+          <w:lang w:val="lt-LT"/>
+        </w:rPr>
+      </w:pPr>
+      <w:r>
+        <w:rPr>
+          <w:lang w:val="lt-LT"/>
+        </w:rPr>
+        <w:t xml:space="preserve">Broken Knights Games. (2020, April 17). </w:t>
+      </w:r>
+      <w:r>
+        <w:rPr>
+          <w:i/>
+          <w:iCs/>
+          <w:lang w:val="lt-LT"/>
+        </w:rPr>
+        <w:t>How to create a top down movement character controller in Unity | Scripting tutorial</w:t>
+      </w:r>
+      <w:r>
+        <w:rPr>
+          <w:lang w:val="lt-LT"/>
+        </w:rPr>
+        <w:t xml:space="preserve"> [Video]. YouTube. </w:t>
+      </w:r>
+      <w:r>
+        <w:rPr>
+          <w:lang w:val="lt-LT"/>
+        </w:rPr>
+        <w:fldChar w:fldCharType="begin"/>
+      </w:r>
+      <w:r>
+        <w:rPr>
+          <w:lang w:val="lt-LT"/>
+        </w:rPr>
+        <w:instrText>HYPERLINK "</w:instrText>
+      </w:r>
+      <w:r>
+        <w:rPr>
+          <w:lang w:val="lt-LT"/>
+        </w:rPr>
+        <w:instrText>https://www.youtube.com/watch?v=-0GFb9l3NHM</w:instrText>
+      </w:r>
+      <w:r>
+        <w:rPr>
+          <w:lang w:val="lt-LT"/>
+        </w:rPr>
+        <w:instrText>"</w:instrText>
+      </w:r>
+      <w:r>
+        <w:rPr>
+          <w:lang w:val="lt-LT"/>
+        </w:rPr>
+        <w:fldChar w:fldCharType="separate"/>
+      </w:r>
+      <w:r>
+        <w:rPr>
+          <w:rStyle w:val="Hyperlink"/>
+          <w:lang w:val="lt-LT"/>
+        </w:rPr>
+        <w:t>https://www.youtube.com/watch?v=-0GFb9l3NHM</w:t>
+      </w:r>
+      <w:r>
+        <w:rPr>
+          <w:lang w:val="lt-LT"/>
+        </w:rPr>
+        <w:fldChar w:fldCharType="end"/>
+      </w:r>
+    </w:p>
+    <w:p>
+      <w:r>
+        <w:t>FMOD. (2025, April 2). 3. Integration Tutorial. </w:t>
+      </w:r>
+      <w:r>
+        <w:rPr>
+          <w:i/>
+          <w:iCs/>
+        </w:rPr>
+        <w:t>FMOD</w:t>
+      </w:r>
+      <w:r>
+        <w:t>. </w:t>
       </w:r>
       <w:hyperlink r:id="rId18" w:history="1">
         <w:r>
@@ -1346,179 +2478,22 @@
           <w:t>https://www.fmod.com/docs/2.03/unity/integration-tutorial.html</w:t>
         </w:r>
       </w:hyperlink>
-      <w:r>
-        <w:t>). After which succesfully added first sounds of portals with no errors.</w:t>
-      </w:r>
-    </w:p>
-    <w:p/>
-    <w:p/>
-    <w:p>
-      <w:r>
-        <w:t>TODO</w:t>
-      </w:r>
-    </w:p>
-    <w:p>
-      <w:pPr>
-        <w:pStyle w:val="ListParagraph"/>
-        <w:numPr>
-          <w:ilvl w:val="0"/>
-          <w:numId w:val="1"/>
-        </w:numPr>
-      </w:pPr>
-      <w:r>
-        <w:t>Design room 1</w:t>
-      </w:r>
-    </w:p>
-    <w:p>
-      <w:pPr>
-        <w:pStyle w:val="ListParagraph"/>
-        <w:numPr>
-          <w:ilvl w:val="0"/>
-          <w:numId w:val="1"/>
-        </w:numPr>
-      </w:pPr>
-      <w:r>
-        <w:t>Design room 2</w:t>
-      </w:r>
-    </w:p>
-    <w:p>
-      <w:pPr>
-        <w:pStyle w:val="ListParagraph"/>
-        <w:numPr>
-          <w:ilvl w:val="0"/>
-          <w:numId w:val="1"/>
-        </w:numPr>
-      </w:pPr>
-      <w:r>
-        <w:lastRenderedPageBreak/>
-        <w:t>Design room 3</w:t>
-      </w:r>
-    </w:p>
-    <w:p>
-      <w:pPr>
-        <w:pStyle w:val="ListParagraph"/>
-        <w:numPr>
-          <w:ilvl w:val="0"/>
-          <w:numId w:val="1"/>
-        </w:numPr>
-      </w:pPr>
-      <w:r>
-        <w:t>Design room 4</w:t>
-      </w:r>
-    </w:p>
-    <w:p>
-      <w:pPr>
-        <w:pStyle w:val="ListParagraph"/>
-        <w:numPr>
-          <w:ilvl w:val="0"/>
-          <w:numId w:val="1"/>
-        </w:numPr>
-      </w:pPr>
-      <w:r>
-        <w:t>Design room 5</w:t>
-      </w:r>
-    </w:p>
-    <w:p>
-      <w:pPr>
-        <w:pStyle w:val="ListParagraph"/>
-        <w:numPr>
-          <w:ilvl w:val="0"/>
-          <w:numId w:val="1"/>
-        </w:numPr>
-      </w:pPr>
-      <w:r>
-        <w:t>Slots for runes</w:t>
-      </w:r>
-    </w:p>
-    <w:p>
-      <w:pPr>
-        <w:pStyle w:val="ListParagraph"/>
-        <w:numPr>
-          <w:ilvl w:val="0"/>
-          <w:numId w:val="1"/>
-        </w:numPr>
-      </w:pPr>
-      <w:r>
-        <w:t>Crystals in the tunnel (elsewhere) for light.</w:t>
-      </w:r>
-    </w:p>
-    <w:p>
-      <w:pPr>
-        <w:pStyle w:val="ListParagraph"/>
-        <w:numPr>
-          <w:ilvl w:val="0"/>
-          <w:numId w:val="1"/>
-        </w:numPr>
-      </w:pPr>
-      <w:r>
-        <w:t>+ Inventory system (some kind)</w:t>
-      </w:r>
-    </w:p>
-    <w:p>
-      <w:r>
-        <w:br w:type="page"/>
-      </w:r>
-    </w:p>
-    <w:p>
-      <w:pPr>
-        <w:pStyle w:val="Heading2"/>
-      </w:pPr>
-      <w:r>
-        <w:lastRenderedPageBreak/>
-        <w:t>Bibliography</w:t>
-      </w:r>
-    </w:p>
-    <w:p>
-      <w:pPr>
-        <w:rPr>
-          <w:lang w:val="lt-LT"/>
-        </w:rPr>
-      </w:pPr>
-      <w:r>
-        <w:rPr>
-          <w:lang w:val="lt-LT"/>
-        </w:rPr>
-        <w:t xml:space="preserve">Broken Knights Games. (2020, April 17). </w:t>
+    </w:p>
+    <w:p>
+      <w:r>
+        <w:t>French, J. (2024, April 7). </w:t>
       </w:r>
       <w:r>
         <w:rPr>
           <w:i/>
           <w:iCs/>
-          <w:lang w:val="lt-LT"/>
-        </w:rPr>
-        <w:t>How to create a top down movement character controller in Unity | Scripting tutorial</w:t>
-      </w:r>
-      <w:r>
-        <w:rPr>
-          <w:lang w:val="lt-LT"/>
-        </w:rPr>
-        <w:t xml:space="preserve"> [Video]. YouTube. </w:t>
+        </w:rPr>
+        <w:t>How to make an inventory system in Unity</w:t>
+      </w:r>
+      <w:r>
+        <w:t>. Game Dev Beginner. </w:t>
       </w:r>
       <w:hyperlink r:id="rId19" w:history="1">
-        <w:r>
-          <w:rPr>
-            <w:rStyle w:val="Hyperlink"/>
-            <w:lang w:val="lt-LT"/>
-          </w:rPr>
-          <w:t>https://www.youtube.com/watch?v=-0GFb9l3NHM</w:t>
-        </w:r>
-      </w:hyperlink>
-    </w:p>
-    <w:p>
-      <w:r>
-        <w:t>French, J. (2024, April 7). </w:t>
-      </w:r>
-      <w:r>
-        <w:rPr>
-          <w:i/>
-          <w:iCs/>
-        </w:rPr>
-        <w:t>How to make an inventory system in Unity</w:t>
-      </w:r>
-      <w:r>
-        <w:t>. Game Dev Beginner. </w:t>
-      </w:r>
-      <w:hyperlink r:id="rId20" w:history="1">
         <w:r>
           <w:rPr>
             <w:rStyle w:val="Hyperlink"/>
@@ -1529,19 +2504,82 @@
     </w:p>
     <w:p>
       <w:r>
-        <w:t>SpeedTutor. (2024, May 25). </w:t>
+        <w:t>Mauro, T. (2024, November 25). Creating a portal system in Unity - Thomas Mauro - medium. </w:t>
       </w:r>
       <w:r>
         <w:rPr>
           <w:i/>
           <w:iCs/>
         </w:rPr>
+        <w:t>Medium</w:t>
+      </w:r>
+      <w:r>
+        <w:t>. </w:t>
+      </w:r>
+      <w:hyperlink r:id="rId20" w:history="1">
+        <w:r>
+          <w:rPr>
+            <w:rStyle w:val="Hyperlink"/>
+          </w:rPr>
+          <w:t>https://medium.co</w:t>
+        </w:r>
+        <w:r>
+          <w:rPr>
+            <w:rStyle w:val="Hyperlink"/>
+          </w:rPr>
+          <w:t>m</w:t>
+        </w:r>
+        <w:r>
+          <w:rPr>
+            <w:rStyle w:val="Hyperlink"/>
+          </w:rPr>
+          <w:t>/@tmaurodot/creating-a-portal-system-in-unity-f25954537c00</w:t>
+        </w:r>
+      </w:hyperlink>
+    </w:p>
+    <w:p>
+      <w:r>
+        <w:t>Sebastian Lague. (2020, February 8). </w:t>
+      </w:r>
+      <w:r>
+        <w:rPr>
+          <w:i/>
+          <w:iCs/>
+        </w:rPr>
+        <w:t>Coding Adventure: Portals</w:t>
+      </w:r>
+      <w:r>
+        <w:t> [Video]. YouTube. </w:t>
+      </w:r>
+      <w:hyperlink r:id="rId21" w:history="1">
+        <w:r>
+          <w:rPr>
+            <w:rStyle w:val="Hyperlink"/>
+          </w:rPr>
+          <w:t>https://www.youtube.com/watch?v=cWpFZbjtSQg</w:t>
+        </w:r>
+      </w:hyperlink>
+    </w:p>
+    <w:p>
+      <w:proofErr w:type="spellStart"/>
+      <w:r>
+        <w:t>SpeedTutor</w:t>
+      </w:r>
+      <w:proofErr w:type="spellEnd"/>
+      <w:r>
+        <w:t>. (2024, May 25). </w:t>
+      </w:r>
+      <w:r>
+        <w:rPr>
+          <w:i/>
+          <w:iCs/>
+        </w:rPr>
         <w:t>Object Insights Highlighter | Systems | Unity Asset Store</w:t>
       </w:r>
       <w:r>
         <w:t>. Unity Asset Store. </w:t>
       </w:r>
-      <w:hyperlink r:id="rId21" w:history="1">
+      <w:hyperlink r:id="rId22" w:history="1">
         <w:r>
           <w:rPr>
             <w:rStyle w:val="Hyperlink"/>
@@ -2321,7 +3359,6 @@
     <w:name w:val="Normal"/>
     <w:qFormat/>
     <w:rPr>
-      <w:noProof/>
       <w:lang w:val="en-GB"/>
     </w:rPr>
   </w:style>
